--- a/manualInstalacion/Manual Sistema GH.docx
+++ b/manualInstalacion/Manual Sistema GH.docx
@@ -753,7 +753,7 @@
             </w:rPr>
             <w:fldChar w:fldCharType="separate"/>
           </w:r>
-          <w:hyperlink w:anchor="_Toc233838680" w:history="1">
+          <w:hyperlink w:anchor="_Toc233904925" w:history="1">
             <w:r>
               <w:rPr>
                 <w:rStyle w:val="Hipervnculo"/>
@@ -781,7 +781,7 @@
                 <w:noProof/>
                 <w:webHidden/>
               </w:rPr>
-              <w:instrText xml:space="preserve"> PAGEREF _Toc233838680 \h </w:instrText>
+              <w:instrText xml:space="preserve"> PAGEREF _Toc233904925 \h </w:instrText>
             </w:r>
             <w:r>
               <w:rPr>
@@ -826,7 +826,7 @@
               <w:lang w:eastAsia="es-CL"/>
             </w:rPr>
           </w:pPr>
-          <w:hyperlink w:anchor="_Toc233838681" w:history="1">
+          <w:hyperlink w:anchor="_Toc233904926" w:history="1">
             <w:r>
               <w:rPr>
                 <w:rStyle w:val="Hipervnculo"/>
@@ -854,7 +854,7 @@
                 <w:noProof/>
                 <w:webHidden/>
               </w:rPr>
-              <w:instrText xml:space="preserve"> PAGEREF _Toc233838681 \h </w:instrText>
+              <w:instrText xml:space="preserve"> PAGEREF _Toc233904926 \h </w:instrText>
             </w:r>
             <w:r>
               <w:rPr>
@@ -899,7 +899,7 @@
               <w:lang w:eastAsia="es-CL"/>
             </w:rPr>
           </w:pPr>
-          <w:hyperlink w:anchor="_Toc233838682" w:history="1">
+          <w:hyperlink w:anchor="_Toc233904927" w:history="1">
             <w:r>
               <w:rPr>
                 <w:rStyle w:val="Hipervnculo"/>
@@ -927,7 +927,7 @@
                 <w:noProof/>
                 <w:webHidden/>
               </w:rPr>
-              <w:instrText xml:space="preserve"> PAGEREF _Toc233838682 \h </w:instrText>
+              <w:instrText xml:space="preserve"> PAGEREF _Toc233904927 \h </w:instrText>
             </w:r>
             <w:r>
               <w:rPr>
@@ -969,7 +969,7 @@
               <w:lang w:eastAsia="es-CL"/>
             </w:rPr>
           </w:pPr>
-          <w:hyperlink w:anchor="_Toc233838683" w:history="1">
+          <w:hyperlink w:anchor="_Toc233904928" w:history="1">
             <w:r>
               <w:rPr>
                 <w:rStyle w:val="Hipervnculo"/>
@@ -997,7 +997,7 @@
                 <w:noProof/>
                 <w:webHidden/>
               </w:rPr>
-              <w:instrText xml:space="preserve"> PAGEREF _Toc233838683 \h </w:instrText>
+              <w:instrText xml:space="preserve"> PAGEREF _Toc233904928 \h </w:instrText>
             </w:r>
             <w:r>
               <w:rPr>
@@ -1042,7 +1042,7 @@
               <w:lang w:eastAsia="es-CL"/>
             </w:rPr>
           </w:pPr>
-          <w:hyperlink w:anchor="_Toc233838684" w:history="1">
+          <w:hyperlink w:anchor="_Toc233904929" w:history="1">
             <w:r>
               <w:rPr>
                 <w:rStyle w:val="Hipervnculo"/>
@@ -1070,7 +1070,7 @@
                 <w:noProof/>
                 <w:webHidden/>
               </w:rPr>
-              <w:instrText xml:space="preserve"> PAGEREF _Toc233838684 \h </w:instrText>
+              <w:instrText xml:space="preserve"> PAGEREF _Toc233904929 \h </w:instrText>
             </w:r>
             <w:r>
               <w:rPr>
@@ -1115,7 +1115,7 @@
               <w:lang w:eastAsia="es-CL"/>
             </w:rPr>
           </w:pPr>
-          <w:hyperlink w:anchor="_Toc233838685" w:history="1">
+          <w:hyperlink w:anchor="_Toc233904930" w:history="1">
             <w:r>
               <w:rPr>
                 <w:rStyle w:val="Hipervnculo"/>
@@ -1143,7 +1143,7 @@
                 <w:noProof/>
                 <w:webHidden/>
               </w:rPr>
-              <w:instrText xml:space="preserve"> PAGEREF _Toc233838685 \h </w:instrText>
+              <w:instrText xml:space="preserve"> PAGEREF _Toc233904930 \h </w:instrText>
             </w:r>
             <w:r>
               <w:rPr>
@@ -1188,7 +1188,7 @@
               <w:lang w:eastAsia="es-CL"/>
             </w:rPr>
           </w:pPr>
-          <w:hyperlink w:anchor="_Toc233838686" w:history="1">
+          <w:hyperlink w:anchor="_Toc233904931" w:history="1">
             <w:r>
               <w:rPr>
                 <w:rStyle w:val="Hipervnculo"/>
@@ -1216,7 +1216,7 @@
                 <w:noProof/>
                 <w:webHidden/>
               </w:rPr>
-              <w:instrText xml:space="preserve"> PAGEREF _Toc233838686 \h </w:instrText>
+              <w:instrText xml:space="preserve"> PAGEREF _Toc233904931 \h </w:instrText>
             </w:r>
             <w:r>
               <w:rPr>
@@ -1261,7 +1261,7 @@
               <w:lang w:eastAsia="es-CL"/>
             </w:rPr>
           </w:pPr>
-          <w:hyperlink w:anchor="_Toc233838687" w:history="1">
+          <w:hyperlink w:anchor="_Toc233904932" w:history="1">
             <w:r>
               <w:rPr>
                 <w:rStyle w:val="Hipervnculo"/>
@@ -1289,7 +1289,7 @@
                 <w:noProof/>
                 <w:webHidden/>
               </w:rPr>
-              <w:instrText xml:space="preserve"> PAGEREF _Toc233838687 \h </w:instrText>
+              <w:instrText xml:space="preserve"> PAGEREF _Toc233904932 \h </w:instrText>
             </w:r>
             <w:r>
               <w:rPr>
@@ -1331,7 +1331,7 @@
               <w:lang w:eastAsia="es-CL"/>
             </w:rPr>
           </w:pPr>
-          <w:hyperlink w:anchor="_Toc233838688" w:history="1">
+          <w:hyperlink w:anchor="_Toc233904933" w:history="1">
             <w:r>
               <w:rPr>
                 <w:rStyle w:val="Hipervnculo"/>
@@ -1359,7 +1359,7 @@
                 <w:noProof/>
                 <w:webHidden/>
               </w:rPr>
-              <w:instrText xml:space="preserve"> PAGEREF _Toc233838688 \h </w:instrText>
+              <w:instrText xml:space="preserve"> PAGEREF _Toc233904933 \h </w:instrText>
             </w:r>
             <w:r>
               <w:rPr>
@@ -1404,7 +1404,7 @@
               <w:lang w:eastAsia="es-CL"/>
             </w:rPr>
           </w:pPr>
-          <w:hyperlink w:anchor="_Toc233838689" w:history="1">
+          <w:hyperlink w:anchor="_Toc233904934" w:history="1">
             <w:r>
               <w:rPr>
                 <w:rStyle w:val="Hipervnculo"/>
@@ -1432,7 +1432,7 @@
                 <w:noProof/>
                 <w:webHidden/>
               </w:rPr>
-              <w:instrText xml:space="preserve"> PAGEREF _Toc233838689 \h </w:instrText>
+              <w:instrText xml:space="preserve"> PAGEREF _Toc233904934 \h </w:instrText>
             </w:r>
             <w:r>
               <w:rPr>
@@ -1477,7 +1477,7 @@
               <w:lang w:eastAsia="es-CL"/>
             </w:rPr>
           </w:pPr>
-          <w:hyperlink w:anchor="_Toc233838690" w:history="1">
+          <w:hyperlink w:anchor="_Toc233904935" w:history="1">
             <w:r>
               <w:rPr>
                 <w:rStyle w:val="Hipervnculo"/>
@@ -1505,7 +1505,7 @@
                 <w:noProof/>
                 <w:webHidden/>
               </w:rPr>
-              <w:instrText xml:space="preserve"> PAGEREF _Toc233838690 \h </w:instrText>
+              <w:instrText xml:space="preserve"> PAGEREF _Toc233904935 \h </w:instrText>
             </w:r>
             <w:r>
               <w:rPr>
@@ -1550,7 +1550,7 @@
               <w:lang w:eastAsia="es-CL"/>
             </w:rPr>
           </w:pPr>
-          <w:hyperlink w:anchor="_Toc233838691" w:history="1">
+          <w:hyperlink w:anchor="_Toc233904936" w:history="1">
             <w:r>
               <w:rPr>
                 <w:rStyle w:val="Hipervnculo"/>
@@ -1578,7 +1578,7 @@
                 <w:noProof/>
                 <w:webHidden/>
               </w:rPr>
-              <w:instrText xml:space="preserve"> PAGEREF _Toc233838691 \h </w:instrText>
+              <w:instrText xml:space="preserve"> PAGEREF _Toc233904936 \h </w:instrText>
             </w:r>
             <w:r>
               <w:rPr>
@@ -1620,7 +1620,7 @@
               <w:lang w:eastAsia="es-CL"/>
             </w:rPr>
           </w:pPr>
-          <w:hyperlink w:anchor="_Toc233838692" w:history="1">
+          <w:hyperlink w:anchor="_Toc233904937" w:history="1">
             <w:r>
               <w:rPr>
                 <w:rStyle w:val="Hipervnculo"/>
@@ -1648,7 +1648,7 @@
                 <w:noProof/>
                 <w:webHidden/>
               </w:rPr>
-              <w:instrText xml:space="preserve"> PAGEREF _Toc233838692 \h </w:instrText>
+              <w:instrText xml:space="preserve"> PAGEREF _Toc233904937 \h </w:instrText>
             </w:r>
             <w:r>
               <w:rPr>
@@ -1693,7 +1693,7 @@
               <w:lang w:eastAsia="es-CL"/>
             </w:rPr>
           </w:pPr>
-          <w:hyperlink w:anchor="_Toc233838693" w:history="1">
+          <w:hyperlink w:anchor="_Toc233904938" w:history="1">
             <w:r>
               <w:rPr>
                 <w:rStyle w:val="Hipervnculo"/>
@@ -1721,7 +1721,7 @@
                 <w:noProof/>
                 <w:webHidden/>
               </w:rPr>
-              <w:instrText xml:space="preserve"> PAGEREF _Toc233838693 \h </w:instrText>
+              <w:instrText xml:space="preserve"> PAGEREF _Toc233904938 \h </w:instrText>
             </w:r>
             <w:r>
               <w:rPr>
@@ -1766,7 +1766,7 @@
               <w:lang w:eastAsia="es-CL"/>
             </w:rPr>
           </w:pPr>
-          <w:hyperlink w:anchor="_Toc233838694" w:history="1">
+          <w:hyperlink w:anchor="_Toc233904939" w:history="1">
             <w:r>
               <w:rPr>
                 <w:rStyle w:val="Hipervnculo"/>
@@ -1794,7 +1794,7 @@
                 <w:noProof/>
                 <w:webHidden/>
               </w:rPr>
-              <w:instrText xml:space="preserve"> PAGEREF _Toc233838694 \h </w:instrText>
+              <w:instrText xml:space="preserve"> PAGEREF _Toc233904939 \h </w:instrText>
             </w:r>
             <w:r>
               <w:rPr>
@@ -1839,7 +1839,7 @@
               <w:lang w:eastAsia="es-CL"/>
             </w:rPr>
           </w:pPr>
-          <w:hyperlink w:anchor="_Toc233838695" w:history="1">
+          <w:hyperlink w:anchor="_Toc233904940" w:history="1">
             <w:r>
               <w:rPr>
                 <w:rStyle w:val="Hipervnculo"/>
@@ -1867,7 +1867,7 @@
                 <w:noProof/>
                 <w:webHidden/>
               </w:rPr>
-              <w:instrText xml:space="preserve"> PAGEREF _Toc233838695 \h </w:instrText>
+              <w:instrText xml:space="preserve"> PAGEREF _Toc233904940 \h </w:instrText>
             </w:r>
             <w:r>
               <w:rPr>
@@ -1909,7 +1909,7 @@
               <w:lang w:eastAsia="es-CL"/>
             </w:rPr>
           </w:pPr>
-          <w:hyperlink w:anchor="_Toc233838696" w:history="1">
+          <w:hyperlink w:anchor="_Toc233904941" w:history="1">
             <w:r>
               <w:rPr>
                 <w:rStyle w:val="Hipervnculo"/>
@@ -1937,7 +1937,7 @@
                 <w:noProof/>
                 <w:webHidden/>
               </w:rPr>
-              <w:instrText xml:space="preserve"> PAGEREF _Toc233838696 \h </w:instrText>
+              <w:instrText xml:space="preserve"> PAGEREF _Toc233904941 \h </w:instrText>
             </w:r>
             <w:r>
               <w:rPr>
@@ -1982,7 +1982,7 @@
               <w:lang w:eastAsia="es-CL"/>
             </w:rPr>
           </w:pPr>
-          <w:hyperlink w:anchor="_Toc233838697" w:history="1">
+          <w:hyperlink w:anchor="_Toc233904942" w:history="1">
             <w:r>
               <w:rPr>
                 <w:rStyle w:val="Hipervnculo"/>
@@ -2010,7 +2010,7 @@
                 <w:noProof/>
                 <w:webHidden/>
               </w:rPr>
-              <w:instrText xml:space="preserve"> PAGEREF _Toc233838697 \h </w:instrText>
+              <w:instrText xml:space="preserve"> PAGEREF _Toc233904942 \h </w:instrText>
             </w:r>
             <w:r>
               <w:rPr>
@@ -2055,7 +2055,7 @@
               <w:lang w:eastAsia="es-CL"/>
             </w:rPr>
           </w:pPr>
-          <w:hyperlink w:anchor="_Toc233838698" w:history="1">
+          <w:hyperlink w:anchor="_Toc233904943" w:history="1">
             <w:r>
               <w:rPr>
                 <w:rStyle w:val="Hipervnculo"/>
@@ -2083,7 +2083,7 @@
                 <w:noProof/>
                 <w:webHidden/>
               </w:rPr>
-              <w:instrText xml:space="preserve"> PAGEREF _Toc233838698 \h </w:instrText>
+              <w:instrText xml:space="preserve"> PAGEREF _Toc233904943 \h </w:instrText>
             </w:r>
             <w:r>
               <w:rPr>
@@ -2125,7 +2125,7 @@
               <w:lang w:eastAsia="es-CL"/>
             </w:rPr>
           </w:pPr>
-          <w:hyperlink w:anchor="_Toc233838699" w:history="1">
+          <w:hyperlink w:anchor="_Toc233904944" w:history="1">
             <w:r>
               <w:rPr>
                 <w:rStyle w:val="Hipervnculo"/>
@@ -2153,7 +2153,7 @@
                 <w:noProof/>
                 <w:webHidden/>
               </w:rPr>
-              <w:instrText xml:space="preserve"> PAGEREF _Toc233838699 \h </w:instrText>
+              <w:instrText xml:space="preserve"> PAGEREF _Toc233904944 \h </w:instrText>
             </w:r>
             <w:r>
               <w:rPr>
@@ -2195,7 +2195,7 @@
               <w:lang w:eastAsia="es-CL"/>
             </w:rPr>
           </w:pPr>
-          <w:hyperlink w:anchor="_Toc233838700" w:history="1">
+          <w:hyperlink w:anchor="_Toc233904945" w:history="1">
             <w:r>
               <w:rPr>
                 <w:rStyle w:val="Hipervnculo"/>
@@ -2223,7 +2223,7 @@
                 <w:noProof/>
                 <w:webHidden/>
               </w:rPr>
-              <w:instrText xml:space="preserve"> PAGEREF _Toc233838700 \h </w:instrText>
+              <w:instrText xml:space="preserve"> PAGEREF _Toc233904945 \h </w:instrText>
             </w:r>
             <w:r>
               <w:rPr>
@@ -2268,7 +2268,7 @@
               <w:lang w:eastAsia="es-CL"/>
             </w:rPr>
           </w:pPr>
-          <w:hyperlink w:anchor="_Toc233838701" w:history="1">
+          <w:hyperlink w:anchor="_Toc233904946" w:history="1">
             <w:r>
               <w:rPr>
                 <w:rStyle w:val="Hipervnculo"/>
@@ -2296,7 +2296,7 @@
                 <w:noProof/>
                 <w:webHidden/>
               </w:rPr>
-              <w:instrText xml:space="preserve"> PAGEREF _Toc233838701 \h </w:instrText>
+              <w:instrText xml:space="preserve"> PAGEREF _Toc233904946 \h </w:instrText>
             </w:r>
             <w:r>
               <w:rPr>
@@ -2341,7 +2341,7 @@
               <w:lang w:eastAsia="es-CL"/>
             </w:rPr>
           </w:pPr>
-          <w:hyperlink w:anchor="_Toc233838702" w:history="1">
+          <w:hyperlink w:anchor="_Toc233904947" w:history="1">
             <w:r>
               <w:rPr>
                 <w:rStyle w:val="Hipervnculo"/>
@@ -2369,7 +2369,7 @@
                 <w:noProof/>
                 <w:webHidden/>
               </w:rPr>
-              <w:instrText xml:space="preserve"> PAGEREF _Toc233838702 \h </w:instrText>
+              <w:instrText xml:space="preserve"> PAGEREF _Toc233904947 \h </w:instrText>
             </w:r>
             <w:r>
               <w:rPr>
@@ -2414,7 +2414,7 @@
               <w:lang w:eastAsia="es-CL"/>
             </w:rPr>
           </w:pPr>
-          <w:hyperlink w:anchor="_Toc233838703" w:history="1">
+          <w:hyperlink w:anchor="_Toc233904948" w:history="1">
             <w:r>
               <w:rPr>
                 <w:rStyle w:val="Hipervnculo"/>
@@ -2442,7 +2442,7 @@
                 <w:noProof/>
                 <w:webHidden/>
               </w:rPr>
-              <w:instrText xml:space="preserve"> PAGEREF _Toc233838703 \h </w:instrText>
+              <w:instrText xml:space="preserve"> PAGEREF _Toc233904948 \h </w:instrText>
             </w:r>
             <w:r>
               <w:rPr>
@@ -2487,7 +2487,7 @@
               <w:lang w:eastAsia="es-CL"/>
             </w:rPr>
           </w:pPr>
-          <w:hyperlink w:anchor="_Toc233838704" w:history="1">
+          <w:hyperlink w:anchor="_Toc233904949" w:history="1">
             <w:r>
               <w:rPr>
                 <w:rStyle w:val="Hipervnculo"/>
@@ -2523,7 +2523,7 @@
                 <w:noProof/>
                 <w:webHidden/>
               </w:rPr>
-              <w:instrText xml:space="preserve"> PAGEREF _Toc233838704 \h </w:instrText>
+              <w:instrText xml:space="preserve"> PAGEREF _Toc233904949 \h </w:instrText>
             </w:r>
             <w:r>
               <w:rPr>
@@ -2568,7 +2568,7 @@
               <w:lang w:eastAsia="es-CL"/>
             </w:rPr>
           </w:pPr>
-          <w:hyperlink w:anchor="_Toc233838705" w:history="1">
+          <w:hyperlink w:anchor="_Toc233904950" w:history="1">
             <w:r>
               <w:rPr>
                 <w:rStyle w:val="Hipervnculo"/>
@@ -2596,7 +2596,7 @@
                 <w:noProof/>
                 <w:webHidden/>
               </w:rPr>
-              <w:instrText xml:space="preserve"> PAGEREF _Toc233838705 \h </w:instrText>
+              <w:instrText xml:space="preserve"> PAGEREF _Toc233904950 \h </w:instrText>
             </w:r>
             <w:r>
               <w:rPr>
@@ -2616,7 +2616,7 @@
                 <w:noProof/>
                 <w:webHidden/>
               </w:rPr>
-              <w:t>10</w:t>
+              <w:t>11</w:t>
             </w:r>
             <w:r>
               <w:rPr>
@@ -2667,7 +2667,7 @@
           <w:szCs w:val="28"/>
         </w:rPr>
       </w:pPr>
-      <w:bookmarkStart w:id="0" w:name="_Toc233838680"/>
+      <w:bookmarkStart w:id="0" w:name="_Toc233904925"/>
       <w:r>
         <w:rPr>
           <w:rFonts w:ascii="Times New Roman" w:hAnsi="Times New Roman" w:cs="Times New Roman"/>
@@ -2705,25 +2705,7 @@
           <w:sz w:val="24"/>
           <w:szCs w:val="24"/>
         </w:rPr>
-        <w:t xml:space="preserve">El proyecto </w:t>
-      </w:r>
-      <w:proofErr w:type="spellStart"/>
-      <w:r>
-        <w:rPr>
-          <w:rFonts w:ascii="Times New Roman" w:hAnsi="Times New Roman" w:cs="Times New Roman"/>
-          <w:sz w:val="24"/>
-          <w:szCs w:val="24"/>
-        </w:rPr>
-        <w:t>front_gh</w:t>
-      </w:r>
-      <w:proofErr w:type="spellEnd"/>
-      <w:r>
-        <w:rPr>
-          <w:rFonts w:ascii="Times New Roman" w:hAnsi="Times New Roman" w:cs="Times New Roman"/>
-          <w:sz w:val="24"/>
-          <w:szCs w:val="24"/>
-        </w:rPr>
-        <w:t xml:space="preserve"> </w:t>
+        <w:t xml:space="preserve">El proyecto front_gh </w:t>
       </w:r>
       <w:r>
         <w:rPr>
@@ -2739,25 +2721,7 @@
           <w:sz w:val="24"/>
           <w:szCs w:val="24"/>
         </w:rPr>
-        <w:t xml:space="preserve"> </w:t>
-      </w:r>
-      <w:proofErr w:type="spellStart"/>
-      <w:r>
-        <w:rPr>
-          <w:rFonts w:ascii="Times New Roman" w:hAnsi="Times New Roman" w:cs="Times New Roman"/>
-          <w:sz w:val="24"/>
-          <w:szCs w:val="24"/>
-        </w:rPr>
-        <w:t>frontend</w:t>
-      </w:r>
-      <w:proofErr w:type="spellEnd"/>
-      <w:r>
-        <w:rPr>
-          <w:rFonts w:ascii="Times New Roman" w:hAnsi="Times New Roman" w:cs="Times New Roman"/>
-          <w:sz w:val="24"/>
-          <w:szCs w:val="24"/>
-        </w:rPr>
-        <w:t xml:space="preserve"> </w:t>
+        <w:t xml:space="preserve"> frontend </w:t>
       </w:r>
       <w:r>
         <w:rPr>
@@ -2767,7 +2731,6 @@
         </w:rPr>
         <w:t xml:space="preserve">y </w:t>
       </w:r>
-      <w:proofErr w:type="spellStart"/>
       <w:r>
         <w:rPr>
           <w:rFonts w:ascii="Times New Roman" w:hAnsi="Times New Roman" w:cs="Times New Roman"/>
@@ -2782,16 +2745,7 @@
           <w:sz w:val="24"/>
           <w:szCs w:val="24"/>
         </w:rPr>
-        <w:t>ackend</w:t>
-      </w:r>
-      <w:proofErr w:type="spellEnd"/>
-      <w:r>
-        <w:rPr>
-          <w:rFonts w:ascii="Times New Roman" w:hAnsi="Times New Roman" w:cs="Times New Roman"/>
-          <w:sz w:val="24"/>
-          <w:szCs w:val="24"/>
-        </w:rPr>
-        <w:t xml:space="preserve"> </w:t>
+        <w:t xml:space="preserve">ackend </w:t>
       </w:r>
       <w:r>
         <w:rPr>
@@ -2822,7 +2776,7 @@
           <w:szCs w:val="24"/>
         </w:rPr>
       </w:pPr>
-      <w:bookmarkStart w:id="1" w:name="_Toc233838681"/>
+      <w:bookmarkStart w:id="1" w:name="_Toc233904926"/>
       <w:r>
         <w:rPr>
           <w:rFonts w:ascii="Times New Roman" w:hAnsi="Times New Roman" w:cs="Times New Roman"/>
@@ -2999,23 +2953,13 @@
                 <w:szCs w:val="24"/>
               </w:rPr>
             </w:pPr>
-            <w:proofErr w:type="spellStart"/>
-            <w:r>
-              <w:rPr>
-                <w:rFonts w:ascii="Times New Roman" w:hAnsi="Times New Roman" w:cs="Times New Roman"/>
-                <w:sz w:val="24"/>
-                <w:szCs w:val="24"/>
-              </w:rPr>
-              <w:t>TypeScript</w:t>
-            </w:r>
-            <w:proofErr w:type="spellEnd"/>
-            <w:r>
-              <w:rPr>
-                <w:rFonts w:ascii="Times New Roman" w:hAnsi="Times New Roman" w:cs="Times New Roman"/>
-                <w:sz w:val="24"/>
-                <w:szCs w:val="24"/>
-              </w:rPr>
-              <w:t xml:space="preserve"> 5.9.x</w:t>
+            <w:r>
+              <w:rPr>
+                <w:rFonts w:ascii="Times New Roman" w:hAnsi="Times New Roman" w:cs="Times New Roman"/>
+                <w:sz w:val="24"/>
+                <w:szCs w:val="24"/>
+              </w:rPr>
+              <w:t>TypeScript 5.9.x</w:t>
             </w:r>
           </w:p>
         </w:tc>
@@ -3054,20 +2998,8 @@
                 <w:sz w:val="24"/>
                 <w:szCs w:val="24"/>
               </w:rPr>
-              <w:t xml:space="preserve">UI </w:t>
-            </w:r>
-            <w:proofErr w:type="spellStart"/>
-            <w:r>
-              <w:rPr>
-                <w:rFonts w:ascii="Times New Roman" w:hAnsi="Times New Roman" w:cs="Times New Roman"/>
-                <w:b/>
-                <w:bCs/>
-                <w:sz w:val="24"/>
-                <w:szCs w:val="24"/>
-              </w:rPr>
-              <w:t>Components</w:t>
-            </w:r>
-            <w:proofErr w:type="spellEnd"/>
+              <w:t>UI Components</w:t>
+            </w:r>
           </w:p>
         </w:tc>
         <w:tc>
@@ -3173,43 +3105,7 @@
                 <w:sz w:val="24"/>
                 <w:szCs w:val="24"/>
               </w:rPr>
-              <w:t xml:space="preserve">Bootstrap </w:t>
-            </w:r>
-            <w:proofErr w:type="spellStart"/>
-            <w:r>
-              <w:rPr>
-                <w:rFonts w:ascii="Times New Roman" w:hAnsi="Times New Roman" w:cs="Times New Roman"/>
-                <w:sz w:val="24"/>
-                <w:szCs w:val="24"/>
-              </w:rPr>
-              <w:t>Icons</w:t>
-            </w:r>
-            <w:proofErr w:type="spellEnd"/>
-            <w:r>
-              <w:rPr>
-                <w:rFonts w:ascii="Times New Roman" w:hAnsi="Times New Roman" w:cs="Times New Roman"/>
-                <w:sz w:val="24"/>
-                <w:szCs w:val="24"/>
-              </w:rPr>
-              <w:t xml:space="preserve"> 1.13.x + </w:t>
-            </w:r>
-            <w:proofErr w:type="spellStart"/>
-            <w:r>
-              <w:rPr>
-                <w:rFonts w:ascii="Times New Roman" w:hAnsi="Times New Roman" w:cs="Times New Roman"/>
-                <w:sz w:val="24"/>
-                <w:szCs w:val="24"/>
-              </w:rPr>
-              <w:t>PrimeIcons</w:t>
-            </w:r>
-            <w:proofErr w:type="spellEnd"/>
-            <w:r>
-              <w:rPr>
-                <w:rFonts w:ascii="Times New Roman" w:hAnsi="Times New Roman" w:cs="Times New Roman"/>
-                <w:sz w:val="24"/>
-                <w:szCs w:val="24"/>
-              </w:rPr>
-              <w:t xml:space="preserve"> 7.x</w:t>
+              <w:t>Bootstrap Icons 1.13.x + PrimeIcons 7.x</w:t>
             </w:r>
           </w:p>
         </w:tc>
@@ -3349,23 +3245,13 @@
                 <w:szCs w:val="24"/>
               </w:rPr>
             </w:pPr>
-            <w:proofErr w:type="spellStart"/>
-            <w:r>
-              <w:rPr>
-                <w:rFonts w:ascii="Times New Roman" w:hAnsi="Times New Roman" w:cs="Times New Roman"/>
-                <w:sz w:val="24"/>
-                <w:szCs w:val="24"/>
-              </w:rPr>
-              <w:t>RxJS</w:t>
-            </w:r>
-            <w:proofErr w:type="spellEnd"/>
-            <w:r>
-              <w:rPr>
-                <w:rFonts w:ascii="Times New Roman" w:hAnsi="Times New Roman" w:cs="Times New Roman"/>
-                <w:sz w:val="24"/>
-                <w:szCs w:val="24"/>
-              </w:rPr>
-              <w:t xml:space="preserve"> 7.8.x</w:t>
+            <w:r>
+              <w:rPr>
+                <w:rFonts w:ascii="Times New Roman" w:hAnsi="Times New Roman" w:cs="Times New Roman"/>
+                <w:sz w:val="24"/>
+                <w:szCs w:val="24"/>
+              </w:rPr>
+              <w:t>RxJS 7.8.x</w:t>
             </w:r>
           </w:p>
         </w:tc>
@@ -3396,7 +3282,6 @@
                 <w:szCs w:val="24"/>
               </w:rPr>
             </w:pPr>
-            <w:proofErr w:type="spellStart"/>
             <w:r>
               <w:rPr>
                 <w:rFonts w:ascii="Times New Roman" w:hAnsi="Times New Roman" w:cs="Times New Roman"/>
@@ -3405,18 +3290,7 @@
                 <w:sz w:val="24"/>
                 <w:szCs w:val="24"/>
               </w:rPr>
-              <w:t>Testing</w:t>
-            </w:r>
-            <w:proofErr w:type="spellEnd"/>
-            <w:r>
-              <w:rPr>
-                <w:rFonts w:ascii="Times New Roman" w:hAnsi="Times New Roman" w:cs="Times New Roman"/>
-                <w:b/>
-                <w:bCs/>
-                <w:sz w:val="24"/>
-                <w:szCs w:val="24"/>
-              </w:rPr>
-              <w:t xml:space="preserve"> unitario</w:t>
+              <w:t>Testing unitario</w:t>
             </w:r>
           </w:p>
         </w:tc>
@@ -3444,23 +3318,13 @@
                 <w:szCs w:val="24"/>
               </w:rPr>
             </w:pPr>
-            <w:proofErr w:type="spellStart"/>
-            <w:r>
-              <w:rPr>
-                <w:rFonts w:ascii="Times New Roman" w:hAnsi="Times New Roman" w:cs="Times New Roman"/>
-                <w:sz w:val="24"/>
-                <w:szCs w:val="24"/>
-              </w:rPr>
-              <w:t>Vitest</w:t>
-            </w:r>
-            <w:proofErr w:type="spellEnd"/>
-            <w:r>
-              <w:rPr>
-                <w:rFonts w:ascii="Times New Roman" w:hAnsi="Times New Roman" w:cs="Times New Roman"/>
-                <w:sz w:val="24"/>
-                <w:szCs w:val="24"/>
-              </w:rPr>
-              <w:t xml:space="preserve"> 4.x</w:t>
+            <w:r>
+              <w:rPr>
+                <w:rFonts w:ascii="Times New Roman" w:hAnsi="Times New Roman" w:cs="Times New Roman"/>
+                <w:sz w:val="24"/>
+                <w:szCs w:val="24"/>
+              </w:rPr>
+              <w:t>Vitest 4.x</w:t>
             </w:r>
           </w:p>
         </w:tc>
@@ -3533,18 +3397,8 @@
                 <w:sz w:val="24"/>
                 <w:szCs w:val="24"/>
               </w:rPr>
-              <w:t xml:space="preserve">CSS + SCSS + Material </w:t>
-            </w:r>
-            <w:proofErr w:type="spellStart"/>
-            <w:r>
-              <w:rPr>
-                <w:rFonts w:ascii="Times New Roman" w:hAnsi="Times New Roman" w:cs="Times New Roman"/>
-                <w:sz w:val="24"/>
-                <w:szCs w:val="24"/>
-              </w:rPr>
-              <w:t>Theme</w:t>
-            </w:r>
-            <w:proofErr w:type="spellEnd"/>
+              <w:t>CSS + SCSS + Material Theme</w:t>
+            </w:r>
           </w:p>
         </w:tc>
       </w:tr>
@@ -3610,23 +3464,13 @@
                 <w:szCs w:val="24"/>
               </w:rPr>
             </w:pPr>
-            <w:proofErr w:type="spellStart"/>
-            <w:r>
-              <w:rPr>
-                <w:rFonts w:ascii="Times New Roman" w:hAnsi="Times New Roman" w:cs="Times New Roman"/>
-                <w:sz w:val="24"/>
-                <w:szCs w:val="24"/>
-              </w:rPr>
-              <w:t>Prettier</w:t>
-            </w:r>
-            <w:proofErr w:type="spellEnd"/>
-            <w:r>
-              <w:rPr>
-                <w:rFonts w:ascii="Times New Roman" w:hAnsi="Times New Roman" w:cs="Times New Roman"/>
-                <w:sz w:val="24"/>
-                <w:szCs w:val="24"/>
-              </w:rPr>
-              <w:t xml:space="preserve"> 3.8.x</w:t>
+            <w:r>
+              <w:rPr>
+                <w:rFonts w:ascii="Times New Roman" w:hAnsi="Times New Roman" w:cs="Times New Roman"/>
+                <w:sz w:val="24"/>
+                <w:szCs w:val="24"/>
+              </w:rPr>
+              <w:t>Prettier 3.8.x</w:t>
             </w:r>
           </w:p>
         </w:tc>
@@ -3752,7 +3596,7 @@
           <w:szCs w:val="24"/>
         </w:rPr>
       </w:pPr>
-      <w:bookmarkStart w:id="2" w:name="_Toc233838682"/>
+      <w:bookmarkStart w:id="2" w:name="_Toc233904927"/>
       <w:r>
         <w:rPr>
           <w:rFonts w:ascii="Times New Roman" w:hAnsi="Times New Roman" w:cs="Times New Roman"/>
@@ -3806,23 +3650,13 @@
           <w:szCs w:val="24"/>
         </w:rPr>
       </w:pPr>
-      <w:proofErr w:type="spellStart"/>
       <w:r>
         <w:rPr>
           <w:rFonts w:ascii="Times New Roman" w:eastAsia="Courier New" w:hAnsi="Times New Roman" w:cs="Times New Roman"/>
           <w:sz w:val="24"/>
           <w:szCs w:val="24"/>
         </w:rPr>
-        <w:t>front_gh</w:t>
-      </w:r>
-      <w:proofErr w:type="spellEnd"/>
-      <w:r>
-        <w:rPr>
-          <w:rFonts w:ascii="Times New Roman" w:eastAsia="Courier New" w:hAnsi="Times New Roman" w:cs="Times New Roman"/>
-          <w:sz w:val="24"/>
-          <w:szCs w:val="24"/>
-        </w:rPr>
-        <w:t>/</w:t>
+        <w:t>front_gh/</w:t>
       </w:r>
     </w:p>
     <w:p>
@@ -3869,18 +3703,8 @@
           <w:sz w:val="24"/>
           <w:szCs w:val="24"/>
         </w:rPr>
-        <w:t xml:space="preserve"> </w:t>
-      </w:r>
-      <w:proofErr w:type="spellStart"/>
-      <w:r>
-        <w:rPr>
-          <w:rFonts w:ascii="Times New Roman" w:eastAsia="Courier New" w:hAnsi="Times New Roman" w:cs="Times New Roman"/>
-          <w:sz w:val="24"/>
-          <w:szCs w:val="24"/>
-        </w:rPr>
-        <w:t>backend</w:t>
-      </w:r>
-      <w:proofErr w:type="spellEnd"/>
+        <w:t xml:space="preserve"> backend</w:t>
+      </w:r>
     </w:p>
     <w:p>
       <w:pPr>
@@ -3902,44 +3726,16 @@
           <w:sz w:val="24"/>
           <w:szCs w:val="24"/>
         </w:rPr>
-        <w:t xml:space="preserve">├── </w:t>
-      </w:r>
-      <w:proofErr w:type="spellStart"/>
+        <w:t>├── src/                 # Código fuente principal</w:t>
+      </w:r>
       <w:r>
         <w:rPr>
           <w:rFonts w:ascii="Times New Roman" w:eastAsia="Courier New" w:hAnsi="Times New Roman" w:cs="Times New Roman"/>
           <w:sz w:val="24"/>
           <w:szCs w:val="24"/>
         </w:rPr>
-        <w:t>src</w:t>
-      </w:r>
-      <w:proofErr w:type="spellEnd"/>
-      <w:r>
-        <w:rPr>
-          <w:rFonts w:ascii="Times New Roman" w:eastAsia="Courier New" w:hAnsi="Times New Roman" w:cs="Times New Roman"/>
-          <w:sz w:val="24"/>
-          <w:szCs w:val="24"/>
-        </w:rPr>
-        <w:t>/                 # Código fuente principal</w:t>
-      </w:r>
-      <w:r>
-        <w:rPr>
-          <w:rFonts w:ascii="Times New Roman" w:eastAsia="Courier New" w:hAnsi="Times New Roman" w:cs="Times New Roman"/>
-          <w:sz w:val="24"/>
-          <w:szCs w:val="24"/>
-        </w:rPr>
-        <w:t xml:space="preserve"> </w:t>
-      </w:r>
-      <w:proofErr w:type="spellStart"/>
-      <w:r>
-        <w:rPr>
-          <w:rFonts w:ascii="Times New Roman" w:eastAsia="Courier New" w:hAnsi="Times New Roman" w:cs="Times New Roman"/>
-          <w:sz w:val="24"/>
-          <w:szCs w:val="24"/>
-        </w:rPr>
-        <w:t>frontend</w:t>
-      </w:r>
-      <w:proofErr w:type="spellEnd"/>
+        <w:t xml:space="preserve"> frontend</w:t>
+      </w:r>
     </w:p>
     <w:p>
       <w:pPr>
@@ -3961,25 +3757,7 @@
           <w:sz w:val="24"/>
           <w:szCs w:val="24"/>
         </w:rPr>
-        <w:t xml:space="preserve">│ ├── </w:t>
-      </w:r>
-      <w:proofErr w:type="spellStart"/>
-      <w:r>
-        <w:rPr>
-          <w:rFonts w:ascii="Times New Roman" w:eastAsia="Courier New" w:hAnsi="Times New Roman" w:cs="Times New Roman"/>
-          <w:sz w:val="24"/>
-          <w:szCs w:val="24"/>
-        </w:rPr>
-        <w:t>main.ts</w:t>
-      </w:r>
-      <w:proofErr w:type="spellEnd"/>
-      <w:r>
-        <w:rPr>
-          <w:rFonts w:ascii="Times New Roman" w:eastAsia="Courier New" w:hAnsi="Times New Roman" w:cs="Times New Roman"/>
-          <w:sz w:val="24"/>
-          <w:szCs w:val="24"/>
-        </w:rPr>
-        <w:t xml:space="preserve">            # Punto de entrada de la aplicación</w:t>
+        <w:t>│ ├── main.ts            # Punto de entrada de la aplicación</w:t>
       </w:r>
     </w:p>
     <w:p>
@@ -4025,25 +3803,7 @@
           <w:sz w:val="24"/>
           <w:szCs w:val="24"/>
         </w:rPr>
-        <w:t>│ ├── material-</w:t>
-      </w:r>
-      <w:proofErr w:type="spellStart"/>
-      <w:r>
-        <w:rPr>
-          <w:rFonts w:ascii="Times New Roman" w:eastAsia="Courier New" w:hAnsi="Times New Roman" w:cs="Times New Roman"/>
-          <w:sz w:val="24"/>
-          <w:szCs w:val="24"/>
-        </w:rPr>
-        <w:t>theme.scss</w:t>
-      </w:r>
-      <w:proofErr w:type="spellEnd"/>
-      <w:r>
-        <w:rPr>
-          <w:rFonts w:ascii="Times New Roman" w:eastAsia="Courier New" w:hAnsi="Times New Roman" w:cs="Times New Roman"/>
-          <w:sz w:val="24"/>
-          <w:szCs w:val="24"/>
-        </w:rPr>
-        <w:t xml:space="preserve"> # Tema de Angular Material</w:t>
+        <w:t>│ ├── material-theme.scss # Tema de Angular Material</w:t>
       </w:r>
     </w:p>
     <w:p>
@@ -4105,72 +3865,8 @@
           <w:sz w:val="24"/>
           <w:szCs w:val="24"/>
         </w:rPr>
-        <w:t xml:space="preserve">  # Componentes, </w:t>
-      </w:r>
-      <w:proofErr w:type="spellStart"/>
-      <w:r>
-        <w:rPr>
-          <w:rFonts w:ascii="Times New Roman" w:eastAsia="Courier New" w:hAnsi="Times New Roman" w:cs="Times New Roman"/>
-          <w:sz w:val="24"/>
-          <w:szCs w:val="24"/>
-        </w:rPr>
-        <w:t>forms</w:t>
-      </w:r>
-      <w:proofErr w:type="spellEnd"/>
-      <w:r>
-        <w:rPr>
-          <w:rFonts w:ascii="Times New Roman" w:eastAsia="Courier New" w:hAnsi="Times New Roman" w:cs="Times New Roman"/>
-          <w:sz w:val="24"/>
-          <w:szCs w:val="24"/>
-        </w:rPr>
-        <w:t xml:space="preserve">, </w:t>
-      </w:r>
-      <w:proofErr w:type="spellStart"/>
-      <w:r>
-        <w:rPr>
-          <w:rFonts w:ascii="Times New Roman" w:eastAsia="Courier New" w:hAnsi="Times New Roman" w:cs="Times New Roman"/>
-          <w:sz w:val="24"/>
-          <w:szCs w:val="24"/>
-        </w:rPr>
-        <w:t>pages</w:t>
-      </w:r>
-      <w:proofErr w:type="spellEnd"/>
-      <w:r>
-        <w:rPr>
-          <w:rFonts w:ascii="Times New Roman" w:eastAsia="Courier New" w:hAnsi="Times New Roman" w:cs="Times New Roman"/>
-          <w:sz w:val="24"/>
-          <w:szCs w:val="24"/>
-        </w:rPr>
-        <w:t xml:space="preserve">, </w:t>
-      </w:r>
-      <w:proofErr w:type="spellStart"/>
-      <w:r>
-        <w:rPr>
-          <w:rFonts w:ascii="Times New Roman" w:eastAsia="Courier New" w:hAnsi="Times New Roman" w:cs="Times New Roman"/>
-          <w:sz w:val="24"/>
-          <w:szCs w:val="24"/>
-        </w:rPr>
-        <w:t>services</w:t>
-      </w:r>
-      <w:proofErr w:type="spellEnd"/>
-      <w:r>
-        <w:rPr>
-          <w:rFonts w:ascii="Times New Roman" w:eastAsia="Courier New" w:hAnsi="Times New Roman" w:cs="Times New Roman"/>
-          <w:sz w:val="24"/>
-          <w:szCs w:val="24"/>
-        </w:rPr>
-        <w:t xml:space="preserve">, </w:t>
-      </w:r>
-      <w:proofErr w:type="spellStart"/>
-      <w:r>
-        <w:rPr>
-          <w:rFonts w:ascii="Times New Roman" w:eastAsia="Courier New" w:hAnsi="Times New Roman" w:cs="Times New Roman"/>
-          <w:sz w:val="24"/>
-          <w:szCs w:val="24"/>
-        </w:rPr>
-        <w:t>shared</w:t>
-      </w:r>
-      <w:proofErr w:type="spellEnd"/>
+        <w:t xml:space="preserve">  # Componentes, forms, pages, services, shared</w:t>
+      </w:r>
       <w:r>
         <w:rPr>
           <w:rFonts w:ascii="Times New Roman" w:eastAsia="Courier New" w:hAnsi="Times New Roman" w:cs="Times New Roman"/>
@@ -4201,25 +3897,7 @@
           <w:sz w:val="24"/>
           <w:szCs w:val="24"/>
         </w:rPr>
-        <w:t xml:space="preserve">├── </w:t>
-      </w:r>
-      <w:proofErr w:type="spellStart"/>
-      <w:r>
-        <w:rPr>
-          <w:rFonts w:ascii="Times New Roman" w:eastAsia="Courier New" w:hAnsi="Times New Roman" w:cs="Times New Roman"/>
-          <w:sz w:val="24"/>
-          <w:szCs w:val="24"/>
-        </w:rPr>
-        <w:t>public</w:t>
-      </w:r>
-      <w:proofErr w:type="spellEnd"/>
-      <w:r>
-        <w:rPr>
-          <w:rFonts w:ascii="Times New Roman" w:eastAsia="Courier New" w:hAnsi="Times New Roman" w:cs="Times New Roman"/>
-          <w:sz w:val="24"/>
-          <w:szCs w:val="24"/>
-        </w:rPr>
-        <w:t>/                # Recursos estáticos</w:t>
+        <w:t>├── public/                # Recursos estáticos</w:t>
       </w:r>
     </w:p>
     <w:p>
@@ -4242,25 +3920,7 @@
           <w:sz w:val="24"/>
           <w:szCs w:val="24"/>
         </w:rPr>
-        <w:t xml:space="preserve">├── </w:t>
-      </w:r>
-      <w:proofErr w:type="spellStart"/>
-      <w:r>
-        <w:rPr>
-          <w:rFonts w:ascii="Times New Roman" w:eastAsia="Courier New" w:hAnsi="Times New Roman" w:cs="Times New Roman"/>
-          <w:sz w:val="24"/>
-          <w:szCs w:val="24"/>
-        </w:rPr>
-        <w:t>angular.json</w:t>
-      </w:r>
-      <w:proofErr w:type="spellEnd"/>
-      <w:r>
-        <w:rPr>
-          <w:rFonts w:ascii="Times New Roman" w:eastAsia="Courier New" w:hAnsi="Times New Roman" w:cs="Times New Roman"/>
-          <w:sz w:val="24"/>
-          <w:szCs w:val="24"/>
-        </w:rPr>
-        <w:t xml:space="preserve">           # Configuración de Angular CLI</w:t>
+        <w:t>├── angular.json           # Configuración de Angular CLI</w:t>
       </w:r>
     </w:p>
     <w:p>
@@ -4283,25 +3943,7 @@
           <w:sz w:val="24"/>
           <w:szCs w:val="24"/>
         </w:rPr>
-        <w:t xml:space="preserve">├── </w:t>
-      </w:r>
-      <w:proofErr w:type="spellStart"/>
-      <w:r>
-        <w:rPr>
-          <w:rFonts w:ascii="Times New Roman" w:eastAsia="Courier New" w:hAnsi="Times New Roman" w:cs="Times New Roman"/>
-          <w:sz w:val="24"/>
-          <w:szCs w:val="24"/>
-        </w:rPr>
-        <w:t>package.json</w:t>
-      </w:r>
-      <w:proofErr w:type="spellEnd"/>
-      <w:r>
-        <w:rPr>
-          <w:rFonts w:ascii="Times New Roman" w:eastAsia="Courier New" w:hAnsi="Times New Roman" w:cs="Times New Roman"/>
-          <w:sz w:val="24"/>
-          <w:szCs w:val="24"/>
-        </w:rPr>
-        <w:t xml:space="preserve">           # Dependencias del proyecto</w:t>
+        <w:t>├── package.json           # Dependencias del proyecto</w:t>
       </w:r>
     </w:p>
     <w:p>
@@ -4324,36 +3966,8 @@
           <w:sz w:val="24"/>
           <w:szCs w:val="24"/>
         </w:rPr>
-        <w:t xml:space="preserve">├── </w:t>
-      </w:r>
-      <w:proofErr w:type="spellStart"/>
-      <w:r>
-        <w:rPr>
-          <w:rFonts w:ascii="Times New Roman" w:eastAsia="Courier New" w:hAnsi="Times New Roman" w:cs="Times New Roman"/>
-          <w:sz w:val="24"/>
-          <w:szCs w:val="24"/>
-        </w:rPr>
-        <w:t>tsconfig.json</w:t>
-      </w:r>
-      <w:proofErr w:type="spellEnd"/>
-      <w:r>
-        <w:rPr>
-          <w:rFonts w:ascii="Times New Roman" w:eastAsia="Courier New" w:hAnsi="Times New Roman" w:cs="Times New Roman"/>
-          <w:sz w:val="24"/>
-          <w:szCs w:val="24"/>
-        </w:rPr>
-        <w:t xml:space="preserve">          # Configuración de </w:t>
-      </w:r>
-      <w:proofErr w:type="spellStart"/>
-      <w:r>
-        <w:rPr>
-          <w:rFonts w:ascii="Times New Roman" w:eastAsia="Courier New" w:hAnsi="Times New Roman" w:cs="Times New Roman"/>
-          <w:sz w:val="24"/>
-          <w:szCs w:val="24"/>
-        </w:rPr>
-        <w:t>TypeScript</w:t>
-      </w:r>
-      <w:proofErr w:type="spellEnd"/>
+        <w:t>├── tsconfig.json          # Configuración de TypeScript</w:t>
+      </w:r>
     </w:p>
     <w:p>
       <w:pPr>
@@ -4375,25 +3989,7 @@
           <w:sz w:val="24"/>
           <w:szCs w:val="24"/>
         </w:rPr>
-        <w:t>└── .</w:t>
-      </w:r>
-      <w:proofErr w:type="spellStart"/>
-      <w:r>
-        <w:rPr>
-          <w:rFonts w:ascii="Times New Roman" w:eastAsia="Courier New" w:hAnsi="Times New Roman" w:cs="Times New Roman"/>
-          <w:sz w:val="24"/>
-          <w:szCs w:val="24"/>
-        </w:rPr>
-        <w:t>prettierrc</w:t>
-      </w:r>
-      <w:proofErr w:type="spellEnd"/>
-      <w:r>
-        <w:rPr>
-          <w:rFonts w:ascii="Times New Roman" w:eastAsia="Courier New" w:hAnsi="Times New Roman" w:cs="Times New Roman"/>
-          <w:sz w:val="24"/>
-          <w:szCs w:val="24"/>
-        </w:rPr>
-        <w:t xml:space="preserve">            # Reglas de formateo de código</w:t>
+        <w:t>└── .prettierrc            # Reglas de formateo de código</w:t>
       </w:r>
     </w:p>
     <w:p>
@@ -4416,7 +4012,7 @@
           <w:szCs w:val="28"/>
         </w:rPr>
       </w:pPr>
-      <w:bookmarkStart w:id="3" w:name="_Toc233838683"/>
+      <w:bookmarkStart w:id="3" w:name="_Toc233904928"/>
       <w:r>
         <w:rPr>
           <w:rFonts w:ascii="Times New Roman" w:hAnsi="Times New Roman" w:cs="Times New Roman"/>
@@ -4466,7 +4062,7 @@
           <w:szCs w:val="24"/>
         </w:rPr>
       </w:pPr>
-      <w:bookmarkStart w:id="4" w:name="_Toc233838684"/>
+      <w:bookmarkStart w:id="4" w:name="_Toc233904929"/>
       <w:r>
         <w:rPr>
           <w:rFonts w:ascii="Times New Roman" w:hAnsi="Times New Roman" w:cs="Times New Roman"/>
@@ -4598,7 +4194,6 @@
                 <w:szCs w:val="24"/>
               </w:rPr>
             </w:pPr>
-            <w:proofErr w:type="spellStart"/>
             <w:r>
               <w:rPr>
                 <w:rFonts w:ascii="Times New Roman" w:hAnsi="Times New Roman" w:cs="Times New Roman"/>
@@ -4609,7 +4204,6 @@
               </w:rPr>
               <w:t>npm</w:t>
             </w:r>
-            <w:proofErr w:type="spellEnd"/>
           </w:p>
         </w:tc>
         <w:tc>
@@ -4854,7 +4448,7 @@
           <w:szCs w:val="24"/>
         </w:rPr>
       </w:pPr>
-      <w:bookmarkStart w:id="5" w:name="_Toc233838685"/>
+      <w:bookmarkStart w:id="5" w:name="_Toc233904930"/>
       <w:r>
         <w:rPr>
           <w:rFonts w:ascii="Times New Roman" w:hAnsi="Times New Roman" w:cs="Times New Roman"/>
@@ -4908,41 +4502,13 @@
           <w:szCs w:val="24"/>
         </w:rPr>
       </w:pPr>
-      <w:proofErr w:type="spellStart"/>
       <w:r>
         <w:rPr>
           <w:rFonts w:ascii="Times New Roman" w:eastAsia="Courier New" w:hAnsi="Times New Roman" w:cs="Times New Roman"/>
           <w:sz w:val="24"/>
           <w:szCs w:val="24"/>
         </w:rPr>
-        <w:t>node</w:t>
-      </w:r>
-      <w:proofErr w:type="spellEnd"/>
-      <w:r>
-        <w:rPr>
-          <w:rFonts w:ascii="Times New Roman" w:eastAsia="Courier New" w:hAnsi="Times New Roman" w:cs="Times New Roman"/>
-          <w:sz w:val="24"/>
-          <w:szCs w:val="24"/>
-        </w:rPr>
-        <w:t xml:space="preserve"> --</w:t>
-      </w:r>
-      <w:proofErr w:type="spellStart"/>
-      <w:r>
-        <w:rPr>
-          <w:rFonts w:ascii="Times New Roman" w:eastAsia="Courier New" w:hAnsi="Times New Roman" w:cs="Times New Roman"/>
-          <w:sz w:val="24"/>
-          <w:szCs w:val="24"/>
-        </w:rPr>
-        <w:t>version</w:t>
-      </w:r>
-      <w:proofErr w:type="spellEnd"/>
-      <w:r>
-        <w:rPr>
-          <w:rFonts w:ascii="Times New Roman" w:eastAsia="Courier New" w:hAnsi="Times New Roman" w:cs="Times New Roman"/>
-          <w:sz w:val="24"/>
-          <w:szCs w:val="24"/>
-        </w:rPr>
-        <w:t xml:space="preserve">        # v18.x.x o superior</w:t>
+        <w:t>node --version        # v18.x.x o superior</w:t>
       </w:r>
     </w:p>
     <w:p>
@@ -4959,41 +4525,13 @@
           <w:szCs w:val="24"/>
         </w:rPr>
       </w:pPr>
-      <w:proofErr w:type="spellStart"/>
       <w:r>
         <w:rPr>
           <w:rFonts w:ascii="Times New Roman" w:eastAsia="Courier New" w:hAnsi="Times New Roman" w:cs="Times New Roman"/>
           <w:sz w:val="24"/>
           <w:szCs w:val="24"/>
         </w:rPr>
-        <w:t>npm</w:t>
-      </w:r>
-      <w:proofErr w:type="spellEnd"/>
-      <w:r>
-        <w:rPr>
-          <w:rFonts w:ascii="Times New Roman" w:eastAsia="Courier New" w:hAnsi="Times New Roman" w:cs="Times New Roman"/>
-          <w:sz w:val="24"/>
-          <w:szCs w:val="24"/>
-        </w:rPr>
-        <w:t xml:space="preserve"> --</w:t>
-      </w:r>
-      <w:proofErr w:type="spellStart"/>
-      <w:r>
-        <w:rPr>
-          <w:rFonts w:ascii="Times New Roman" w:eastAsia="Courier New" w:hAnsi="Times New Roman" w:cs="Times New Roman"/>
-          <w:sz w:val="24"/>
-          <w:szCs w:val="24"/>
-        </w:rPr>
-        <w:t>version</w:t>
-      </w:r>
-      <w:proofErr w:type="spellEnd"/>
-      <w:r>
-        <w:rPr>
-          <w:rFonts w:ascii="Times New Roman" w:eastAsia="Courier New" w:hAnsi="Times New Roman" w:cs="Times New Roman"/>
-          <w:sz w:val="24"/>
-          <w:szCs w:val="24"/>
-        </w:rPr>
-        <w:t xml:space="preserve">         # 11.x.x o compatible</w:t>
+        <w:t>npm --version         # 11.x.x o compatible</w:t>
       </w:r>
     </w:p>
     <w:p>
@@ -5044,7 +4582,7 @@
           <w:szCs w:val="24"/>
         </w:rPr>
       </w:pPr>
-      <w:bookmarkStart w:id="6" w:name="_Toc233838686"/>
+      <w:bookmarkStart w:id="6" w:name="_Toc233904931"/>
       <w:r>
         <w:rPr>
           <w:rFonts w:ascii="Times New Roman" w:hAnsi="Times New Roman" w:cs="Times New Roman"/>
@@ -5052,20 +4590,9 @@
           <w:sz w:val="24"/>
           <w:szCs w:val="24"/>
         </w:rPr>
-        <w:t xml:space="preserve">2.3 Instalación de Node.js y </w:t>
-      </w:r>
-      <w:proofErr w:type="spellStart"/>
-      <w:r>
-        <w:rPr>
-          <w:rFonts w:ascii="Times New Roman" w:hAnsi="Times New Roman" w:cs="Times New Roman"/>
-          <w:color w:val="auto"/>
-          <w:sz w:val="24"/>
-          <w:szCs w:val="24"/>
-        </w:rPr>
-        <w:t>npm</w:t>
+        <w:t>2.3 Instalación de Node.js y npm</w:t>
       </w:r>
       <w:bookmarkEnd w:id="6"/>
-      <w:proofErr w:type="spellEnd"/>
     </w:p>
     <w:p>
       <w:pPr>
@@ -5116,43 +4643,7 @@
           <w:sz w:val="24"/>
           <w:szCs w:val="24"/>
         </w:rPr>
-        <w:t>Seleccione la versión LTS (Long-</w:t>
-      </w:r>
-      <w:proofErr w:type="spellStart"/>
-      <w:r>
-        <w:rPr>
-          <w:rFonts w:ascii="Times New Roman" w:hAnsi="Times New Roman" w:cs="Times New Roman"/>
-          <w:sz w:val="24"/>
-          <w:szCs w:val="24"/>
-        </w:rPr>
-        <w:t>Term</w:t>
-      </w:r>
-      <w:proofErr w:type="spellEnd"/>
-      <w:r>
-        <w:rPr>
-          <w:rFonts w:ascii="Times New Roman" w:hAnsi="Times New Roman" w:cs="Times New Roman"/>
-          <w:sz w:val="24"/>
-          <w:szCs w:val="24"/>
-        </w:rPr>
-        <w:t xml:space="preserve"> </w:t>
-      </w:r>
-      <w:proofErr w:type="spellStart"/>
-      <w:r>
-        <w:rPr>
-          <w:rFonts w:ascii="Times New Roman" w:hAnsi="Times New Roman" w:cs="Times New Roman"/>
-          <w:sz w:val="24"/>
-          <w:szCs w:val="24"/>
-        </w:rPr>
-        <w:t>Support</w:t>
-      </w:r>
-      <w:proofErr w:type="spellEnd"/>
-      <w:r>
-        <w:rPr>
-          <w:rFonts w:ascii="Times New Roman" w:hAnsi="Times New Roman" w:cs="Times New Roman"/>
-          <w:sz w:val="24"/>
-          <w:szCs w:val="24"/>
-        </w:rPr>
-        <w:t>) para mayor estabilidad.</w:t>
+        <w:t>Seleccione la versión LTS (Long-Term Support) para mayor estabilidad.</w:t>
       </w:r>
     </w:p>
     <w:p>
@@ -5170,23 +4661,13 @@
           <w:szCs w:val="24"/>
         </w:rPr>
       </w:pPr>
-      <w:proofErr w:type="spellStart"/>
-      <w:r>
-        <w:rPr>
-          <w:rFonts w:ascii="Times New Roman" w:hAnsi="Times New Roman" w:cs="Times New Roman"/>
-          <w:sz w:val="24"/>
-          <w:szCs w:val="24"/>
-        </w:rPr>
-        <w:t>npm</w:t>
-      </w:r>
-      <w:proofErr w:type="spellEnd"/>
-      <w:r>
-        <w:rPr>
-          <w:rFonts w:ascii="Times New Roman" w:hAnsi="Times New Roman" w:cs="Times New Roman"/>
-          <w:sz w:val="24"/>
-          <w:szCs w:val="24"/>
-        </w:rPr>
-        <w:t xml:space="preserve"> se instala automáticamente junto con Node.js.</w:t>
+      <w:r>
+        <w:rPr>
+          <w:rFonts w:ascii="Times New Roman" w:hAnsi="Times New Roman" w:cs="Times New Roman"/>
+          <w:sz w:val="24"/>
+          <w:szCs w:val="24"/>
+        </w:rPr>
+        <w:t>npm se instala automáticamente junto con Node.js.</w:t>
       </w:r>
     </w:p>
     <w:p>
@@ -5210,25 +4691,7 @@
           <w:sz w:val="24"/>
           <w:szCs w:val="24"/>
         </w:rPr>
-        <w:t xml:space="preserve">En Windows, marque la opción 'Add </w:t>
-      </w:r>
-      <w:proofErr w:type="spellStart"/>
-      <w:r>
-        <w:rPr>
-          <w:rFonts w:ascii="Times New Roman" w:hAnsi="Times New Roman" w:cs="Times New Roman"/>
-          <w:sz w:val="24"/>
-          <w:szCs w:val="24"/>
-        </w:rPr>
-        <w:t>to</w:t>
-      </w:r>
-      <w:proofErr w:type="spellEnd"/>
-      <w:r>
-        <w:rPr>
-          <w:rFonts w:ascii="Times New Roman" w:hAnsi="Times New Roman" w:cs="Times New Roman"/>
-          <w:sz w:val="24"/>
-          <w:szCs w:val="24"/>
-        </w:rPr>
-        <w:t xml:space="preserve"> PATH' durante la instalación.</w:t>
+        <w:t>En Windows, marque la opción 'Add to PATH' durante la instalación.</w:t>
       </w:r>
     </w:p>
     <w:p>
@@ -5251,7 +4714,7 @@
           <w:szCs w:val="24"/>
         </w:rPr>
       </w:pPr>
-      <w:bookmarkStart w:id="7" w:name="_Toc233838687"/>
+      <w:bookmarkStart w:id="7" w:name="_Toc233904932"/>
       <w:r>
         <w:rPr>
           <w:rFonts w:ascii="Times New Roman" w:hAnsi="Times New Roman" w:cs="Times New Roman"/>
@@ -5291,7 +4754,7 @@
           <w:szCs w:val="28"/>
         </w:rPr>
       </w:pPr>
-      <w:bookmarkStart w:id="8" w:name="_Toc233838688"/>
+      <w:bookmarkStart w:id="8" w:name="_Toc233904933"/>
       <w:r>
         <w:rPr>
           <w:rFonts w:ascii="Times New Roman" w:hAnsi="Times New Roman" w:cs="Times New Roman"/>
@@ -5341,7 +4804,7 @@
           <w:szCs w:val="24"/>
         </w:rPr>
       </w:pPr>
-      <w:bookmarkStart w:id="9" w:name="_Toc233838689"/>
+      <w:bookmarkStart w:id="9" w:name="_Toc233904934"/>
       <w:r>
         <w:rPr>
           <w:rFonts w:ascii="Times New Roman" w:hAnsi="Times New Roman" w:cs="Times New Roman"/>
@@ -5395,23 +4858,13 @@
           <w:szCs w:val="24"/>
         </w:rPr>
       </w:pPr>
-      <w:proofErr w:type="spellStart"/>
       <w:r>
         <w:rPr>
           <w:rFonts w:ascii="Times New Roman" w:eastAsia="Courier New" w:hAnsi="Times New Roman" w:cs="Times New Roman"/>
           <w:sz w:val="24"/>
           <w:szCs w:val="24"/>
         </w:rPr>
-        <w:t>git</w:t>
-      </w:r>
-      <w:proofErr w:type="spellEnd"/>
-      <w:r>
-        <w:rPr>
-          <w:rFonts w:ascii="Times New Roman" w:eastAsia="Courier New" w:hAnsi="Times New Roman" w:cs="Times New Roman"/>
-          <w:sz w:val="24"/>
-          <w:szCs w:val="24"/>
-        </w:rPr>
-        <w:t xml:space="preserve"> clone https://github.com/Naacho-mp/front_gh.git</w:t>
+        <w:t>git clone https://github.com/Naacho-mp/front_gh.git</w:t>
       </w:r>
     </w:p>
     <w:p>
@@ -5472,18 +4925,8 @@
           <w:sz w:val="24"/>
           <w:szCs w:val="24"/>
         </w:rPr>
-        <w:t xml:space="preserve">cd </w:t>
-      </w:r>
-      <w:proofErr w:type="spellStart"/>
-      <w:r>
-        <w:rPr>
-          <w:rFonts w:ascii="Times New Roman" w:eastAsia="Courier New" w:hAnsi="Times New Roman" w:cs="Times New Roman"/>
-          <w:sz w:val="24"/>
-          <w:szCs w:val="24"/>
-        </w:rPr>
-        <w:t>front_gh</w:t>
-      </w:r>
-      <w:proofErr w:type="spellEnd"/>
+        <w:t>cd front_gh</w:t>
+      </w:r>
     </w:p>
     <w:p>
       <w:pPr>
@@ -5525,7 +4968,7 @@
           <w:szCs w:val="24"/>
         </w:rPr>
       </w:pPr>
-      <w:bookmarkStart w:id="10" w:name="_Toc233838690"/>
+      <w:bookmarkStart w:id="10" w:name="_Toc233904935"/>
       <w:r>
         <w:rPr>
           <w:rFonts w:ascii="Times New Roman" w:hAnsi="Times New Roman" w:cs="Times New Roman"/>
@@ -5579,41 +5022,13 @@
           <w:szCs w:val="24"/>
         </w:rPr>
       </w:pPr>
-      <w:proofErr w:type="spellStart"/>
       <w:r>
         <w:rPr>
           <w:rFonts w:ascii="Times New Roman" w:eastAsia="Courier New" w:hAnsi="Times New Roman" w:cs="Times New Roman"/>
           <w:sz w:val="24"/>
           <w:szCs w:val="24"/>
         </w:rPr>
-        <w:t>npm</w:t>
-      </w:r>
-      <w:proofErr w:type="spellEnd"/>
-      <w:r>
-        <w:rPr>
-          <w:rFonts w:ascii="Times New Roman" w:eastAsia="Courier New" w:hAnsi="Times New Roman" w:cs="Times New Roman"/>
-          <w:sz w:val="24"/>
-          <w:szCs w:val="24"/>
-        </w:rPr>
-        <w:t xml:space="preserve"> </w:t>
-      </w:r>
-      <w:proofErr w:type="spellStart"/>
-      <w:r>
-        <w:rPr>
-          <w:rFonts w:ascii="Times New Roman" w:eastAsia="Courier New" w:hAnsi="Times New Roman" w:cs="Times New Roman"/>
-          <w:sz w:val="24"/>
-          <w:szCs w:val="24"/>
-        </w:rPr>
-        <w:t>install</w:t>
-      </w:r>
-      <w:proofErr w:type="spellEnd"/>
-      <w:r>
-        <w:rPr>
-          <w:rFonts w:ascii="Times New Roman" w:eastAsia="Courier New" w:hAnsi="Times New Roman" w:cs="Times New Roman"/>
-          <w:sz w:val="24"/>
-          <w:szCs w:val="24"/>
-        </w:rPr>
-        <w:t xml:space="preserve"> -g @angular/cli@21</w:t>
+        <w:t>npm install -g @angular/cli@21</w:t>
       </w:r>
     </w:p>
     <w:p>
@@ -5674,18 +5089,8 @@
           <w:sz w:val="24"/>
           <w:szCs w:val="24"/>
         </w:rPr>
-        <w:t xml:space="preserve">ng </w:t>
-      </w:r>
-      <w:proofErr w:type="spellStart"/>
-      <w:r>
-        <w:rPr>
-          <w:rFonts w:ascii="Times New Roman" w:eastAsia="Courier New" w:hAnsi="Times New Roman" w:cs="Times New Roman"/>
-          <w:sz w:val="24"/>
-          <w:szCs w:val="24"/>
-        </w:rPr>
-        <w:t>version</w:t>
-      </w:r>
-      <w:proofErr w:type="spellEnd"/>
+        <w:t>ng version</w:t>
+      </w:r>
     </w:p>
     <w:p>
       <w:pPr>
@@ -5707,7 +5112,7 @@
           <w:szCs w:val="24"/>
         </w:rPr>
       </w:pPr>
-      <w:bookmarkStart w:id="11" w:name="_Toc233838691"/>
+      <w:bookmarkStart w:id="11" w:name="_Toc233904936"/>
       <w:r>
         <w:rPr>
           <w:rFonts w:ascii="Times New Roman" w:hAnsi="Times New Roman" w:cs="Times New Roman"/>
@@ -5734,25 +5139,7 @@
           <w:sz w:val="24"/>
           <w:szCs w:val="24"/>
         </w:rPr>
-        <w:t xml:space="preserve">Dentro de la carpeta del proyecto, instale todas las dependencias definidas en </w:t>
-      </w:r>
-      <w:proofErr w:type="spellStart"/>
-      <w:r>
-        <w:rPr>
-          <w:rFonts w:ascii="Times New Roman" w:hAnsi="Times New Roman" w:cs="Times New Roman"/>
-          <w:sz w:val="24"/>
-          <w:szCs w:val="24"/>
-        </w:rPr>
-        <w:t>package.json</w:t>
-      </w:r>
-      <w:proofErr w:type="spellEnd"/>
-      <w:r>
-        <w:rPr>
-          <w:rFonts w:ascii="Times New Roman" w:hAnsi="Times New Roman" w:cs="Times New Roman"/>
-          <w:sz w:val="24"/>
-          <w:szCs w:val="24"/>
-        </w:rPr>
-        <w:t>:</w:t>
+        <w:t>Dentro de la carpeta del proyecto, instale todas las dependencias definidas en package.json:</w:t>
       </w:r>
     </w:p>
     <w:p>
@@ -5779,34 +5166,14 @@
           <w:szCs w:val="24"/>
         </w:rPr>
       </w:pPr>
-      <w:proofErr w:type="spellStart"/>
       <w:r>
         <w:rPr>
           <w:rFonts w:ascii="Times New Roman" w:eastAsia="Courier New" w:hAnsi="Times New Roman" w:cs="Times New Roman"/>
           <w:sz w:val="24"/>
           <w:szCs w:val="24"/>
         </w:rPr>
-        <w:t>npm</w:t>
-      </w:r>
-      <w:proofErr w:type="spellEnd"/>
-      <w:r>
-        <w:rPr>
-          <w:rFonts w:ascii="Times New Roman" w:eastAsia="Courier New" w:hAnsi="Times New Roman" w:cs="Times New Roman"/>
-          <w:sz w:val="24"/>
-          <w:szCs w:val="24"/>
-        </w:rPr>
-        <w:t xml:space="preserve"> </w:t>
-      </w:r>
-      <w:proofErr w:type="spellStart"/>
-      <w:r>
-        <w:rPr>
-          <w:rFonts w:ascii="Times New Roman" w:eastAsia="Courier New" w:hAnsi="Times New Roman" w:cs="Times New Roman"/>
-          <w:sz w:val="24"/>
-          <w:szCs w:val="24"/>
-        </w:rPr>
-        <w:t>install</w:t>
-      </w:r>
-      <w:proofErr w:type="spellEnd"/>
+        <w:t>npm install</w:t>
+      </w:r>
     </w:p>
     <w:p>
       <w:pPr>
@@ -5905,43 +5272,7 @@
           <w:sz w:val="24"/>
           <w:szCs w:val="24"/>
         </w:rPr>
-        <w:t xml:space="preserve">Bootstrap </w:t>
-      </w:r>
-      <w:proofErr w:type="spellStart"/>
-      <w:r>
-        <w:rPr>
-          <w:rFonts w:ascii="Times New Roman" w:hAnsi="Times New Roman" w:cs="Times New Roman"/>
-          <w:sz w:val="24"/>
-          <w:szCs w:val="24"/>
-        </w:rPr>
-        <w:t>Icons</w:t>
-      </w:r>
-      <w:proofErr w:type="spellEnd"/>
-      <w:r>
-        <w:rPr>
-          <w:rFonts w:ascii="Times New Roman" w:hAnsi="Times New Roman" w:cs="Times New Roman"/>
-          <w:sz w:val="24"/>
-          <w:szCs w:val="24"/>
-        </w:rPr>
-        <w:t xml:space="preserve"> y </w:t>
-      </w:r>
-      <w:proofErr w:type="spellStart"/>
-      <w:r>
-        <w:rPr>
-          <w:rFonts w:ascii="Times New Roman" w:hAnsi="Times New Roman" w:cs="Times New Roman"/>
-          <w:sz w:val="24"/>
-          <w:szCs w:val="24"/>
-        </w:rPr>
-        <w:t>PrimeIcons</w:t>
-      </w:r>
-      <w:proofErr w:type="spellEnd"/>
-      <w:r>
-        <w:rPr>
-          <w:rFonts w:ascii="Times New Roman" w:hAnsi="Times New Roman" w:cs="Times New Roman"/>
-          <w:sz w:val="24"/>
-          <w:szCs w:val="24"/>
-        </w:rPr>
-        <w:t xml:space="preserve"> (librería de íconos)</w:t>
+        <w:t>Bootstrap Icons y PrimeIcons (librería de íconos)</w:t>
       </w:r>
     </w:p>
     <w:p>
@@ -5983,23 +5314,13 @@
           <w:szCs w:val="24"/>
         </w:rPr>
       </w:pPr>
-      <w:proofErr w:type="spellStart"/>
-      <w:r>
-        <w:rPr>
-          <w:rFonts w:ascii="Times New Roman" w:hAnsi="Times New Roman" w:cs="Times New Roman"/>
-          <w:sz w:val="24"/>
-          <w:szCs w:val="24"/>
-        </w:rPr>
-        <w:t>RxJS</w:t>
-      </w:r>
-      <w:proofErr w:type="spellEnd"/>
-      <w:r>
-        <w:rPr>
-          <w:rFonts w:ascii="Times New Roman" w:hAnsi="Times New Roman" w:cs="Times New Roman"/>
-          <w:sz w:val="24"/>
-          <w:szCs w:val="24"/>
-        </w:rPr>
-        <w:t xml:space="preserve"> (programación reactiva)</w:t>
+      <w:r>
+        <w:rPr>
+          <w:rFonts w:ascii="Times New Roman" w:hAnsi="Times New Roman" w:cs="Times New Roman"/>
+          <w:sz w:val="24"/>
+          <w:szCs w:val="24"/>
+        </w:rPr>
+        <w:t>RxJS (programación reactiva)</w:t>
       </w:r>
     </w:p>
     <w:p>
@@ -6023,54 +5344,8 @@
           <w:sz w:val="24"/>
           <w:szCs w:val="24"/>
         </w:rPr>
-        <w:t xml:space="preserve">Dependencias de desarrollo: </w:t>
-      </w:r>
-      <w:proofErr w:type="spellStart"/>
-      <w:r>
-        <w:rPr>
-          <w:rFonts w:ascii="Times New Roman" w:hAnsi="Times New Roman" w:cs="Times New Roman"/>
-          <w:sz w:val="24"/>
-          <w:szCs w:val="24"/>
-        </w:rPr>
-        <w:t>TypeScript</w:t>
-      </w:r>
-      <w:proofErr w:type="spellEnd"/>
-      <w:r>
-        <w:rPr>
-          <w:rFonts w:ascii="Times New Roman" w:hAnsi="Times New Roman" w:cs="Times New Roman"/>
-          <w:sz w:val="24"/>
-          <w:szCs w:val="24"/>
-        </w:rPr>
-        <w:t xml:space="preserve">, </w:t>
-      </w:r>
-      <w:proofErr w:type="spellStart"/>
-      <w:r>
-        <w:rPr>
-          <w:rFonts w:ascii="Times New Roman" w:hAnsi="Times New Roman" w:cs="Times New Roman"/>
-          <w:sz w:val="24"/>
-          <w:szCs w:val="24"/>
-        </w:rPr>
-        <w:t>Vitest</w:t>
-      </w:r>
-      <w:proofErr w:type="spellEnd"/>
-      <w:r>
-        <w:rPr>
-          <w:rFonts w:ascii="Times New Roman" w:hAnsi="Times New Roman" w:cs="Times New Roman"/>
-          <w:sz w:val="24"/>
-          <w:szCs w:val="24"/>
-        </w:rPr>
-        <w:t xml:space="preserve">, </w:t>
-      </w:r>
-      <w:proofErr w:type="spellStart"/>
-      <w:r>
-        <w:rPr>
-          <w:rFonts w:ascii="Times New Roman" w:hAnsi="Times New Roman" w:cs="Times New Roman"/>
-          <w:sz w:val="24"/>
-          <w:szCs w:val="24"/>
-        </w:rPr>
-        <w:t>Prettier</w:t>
-      </w:r>
-      <w:proofErr w:type="spellEnd"/>
+        <w:t>Dependencias de desarrollo: TypeScript, Vitest, Prettier</w:t>
+      </w:r>
     </w:p>
     <w:p>
       <w:pPr>
@@ -6081,7 +5356,7 @@
           <w:szCs w:val="24"/>
         </w:rPr>
       </w:pPr>
-      <w:bookmarkStart w:id="12" w:name="_Toc233838692"/>
+      <w:bookmarkStart w:id="12" w:name="_Toc233904937"/>
       <w:r>
         <w:rPr>
           <w:rFonts w:ascii="Times New Roman" w:hAnsi="Times New Roman" w:cs="Times New Roman"/>
@@ -6103,7 +5378,7 @@
           <w:szCs w:val="24"/>
         </w:rPr>
       </w:pPr>
-      <w:bookmarkStart w:id="13" w:name="_Toc233838693"/>
+      <w:bookmarkStart w:id="13" w:name="_Toc233904938"/>
       <w:r>
         <w:rPr>
           <w:rFonts w:ascii="Times New Roman" w:hAnsi="Times New Roman" w:cs="Times New Roman"/>
@@ -6218,34 +5493,14 @@
           <w:szCs w:val="24"/>
         </w:rPr>
       </w:pPr>
-      <w:proofErr w:type="spellStart"/>
       <w:r>
         <w:rPr>
           <w:rFonts w:ascii="Times New Roman" w:eastAsia="Courier New" w:hAnsi="Times New Roman" w:cs="Times New Roman"/>
           <w:sz w:val="24"/>
           <w:szCs w:val="24"/>
         </w:rPr>
-        <w:t>npm</w:t>
-      </w:r>
-      <w:proofErr w:type="spellEnd"/>
-      <w:r>
-        <w:rPr>
-          <w:rFonts w:ascii="Times New Roman" w:eastAsia="Courier New" w:hAnsi="Times New Roman" w:cs="Times New Roman"/>
-          <w:sz w:val="24"/>
-          <w:szCs w:val="24"/>
-        </w:rPr>
-        <w:t xml:space="preserve"> </w:t>
-      </w:r>
-      <w:proofErr w:type="spellStart"/>
-      <w:r>
-        <w:rPr>
-          <w:rFonts w:ascii="Times New Roman" w:eastAsia="Courier New" w:hAnsi="Times New Roman" w:cs="Times New Roman"/>
-          <w:sz w:val="24"/>
-          <w:szCs w:val="24"/>
-        </w:rPr>
-        <w:t>start</w:t>
-      </w:r>
-      <w:proofErr w:type="spellEnd"/>
+        <w:t>npm start</w:t>
+      </w:r>
     </w:p>
     <w:p>
       <w:pPr>
@@ -6376,7 +5631,7 @@
           <w:szCs w:val="24"/>
         </w:rPr>
       </w:pPr>
-      <w:bookmarkStart w:id="14" w:name="_Toc233838694"/>
+      <w:bookmarkStart w:id="14" w:name="_Toc233904939"/>
       <w:r>
         <w:rPr>
           <w:rFonts w:ascii="Times New Roman" w:hAnsi="Times New Roman" w:cs="Times New Roman"/>
@@ -6477,25 +5732,7 @@
                 <w:sz w:val="24"/>
                 <w:szCs w:val="24"/>
               </w:rPr>
-              <w:t>ng serve --</w:t>
-            </w:r>
-            <w:proofErr w:type="spellStart"/>
-            <w:r>
-              <w:rPr>
-                <w:rFonts w:ascii="Times New Roman" w:hAnsi="Times New Roman" w:cs="Times New Roman"/>
-                <w:sz w:val="24"/>
-                <w:szCs w:val="24"/>
-              </w:rPr>
-              <w:t>port</w:t>
-            </w:r>
-            <w:proofErr w:type="spellEnd"/>
-            <w:r>
-              <w:rPr>
-                <w:rFonts w:ascii="Times New Roman" w:hAnsi="Times New Roman" w:cs="Times New Roman"/>
-                <w:sz w:val="24"/>
-                <w:szCs w:val="24"/>
-              </w:rPr>
-              <w:t xml:space="preserve"> 4201</w:t>
+              <w:t>ng serve --port 4201</w:t>
             </w:r>
           </w:p>
         </w:tc>
@@ -6680,29 +5917,7 @@
                 <w:sz w:val="24"/>
                 <w:szCs w:val="24"/>
               </w:rPr>
-              <w:t xml:space="preserve">Modo </w:t>
-            </w:r>
-            <w:proofErr w:type="spellStart"/>
-            <w:r>
-              <w:rPr>
-                <w:rFonts w:ascii="Times New Roman" w:hAnsi="Times New Roman" w:cs="Times New Roman"/>
-                <w:b/>
-                <w:bCs/>
-                <w:sz w:val="24"/>
-                <w:szCs w:val="24"/>
-              </w:rPr>
-              <w:t>watch</w:t>
-            </w:r>
-            <w:proofErr w:type="spellEnd"/>
-            <w:r>
-              <w:rPr>
-                <w:rFonts w:ascii="Times New Roman" w:hAnsi="Times New Roman" w:cs="Times New Roman"/>
-                <w:b/>
-                <w:bCs/>
-                <w:sz w:val="24"/>
-                <w:szCs w:val="24"/>
-              </w:rPr>
-              <w:t xml:space="preserve"> (desarrollo)</w:t>
+              <w:t>Modo watch (desarrollo)</w:t>
             </w:r>
           </w:p>
         </w:tc>
@@ -6730,34 +5945,14 @@
                 <w:szCs w:val="24"/>
               </w:rPr>
             </w:pPr>
-            <w:proofErr w:type="spellStart"/>
-            <w:r>
-              <w:rPr>
-                <w:rFonts w:ascii="Times New Roman" w:hAnsi="Times New Roman" w:cs="Times New Roman"/>
-                <w:sz w:val="24"/>
-                <w:szCs w:val="24"/>
-              </w:rPr>
-              <w:t>npm</w:t>
-            </w:r>
-            <w:proofErr w:type="spellEnd"/>
-            <w:r>
-              <w:rPr>
-                <w:rFonts w:ascii="Times New Roman" w:hAnsi="Times New Roman" w:cs="Times New Roman"/>
-                <w:sz w:val="24"/>
-                <w:szCs w:val="24"/>
-              </w:rPr>
-              <w:t xml:space="preserve"> run </w:t>
-            </w:r>
-            <w:proofErr w:type="spellStart"/>
-            <w:r>
-              <w:rPr>
-                <w:rFonts w:ascii="Times New Roman" w:hAnsi="Times New Roman" w:cs="Times New Roman"/>
-                <w:sz w:val="24"/>
-                <w:szCs w:val="24"/>
-              </w:rPr>
-              <w:t>watch</w:t>
-            </w:r>
-            <w:proofErr w:type="spellEnd"/>
+            <w:r>
+              <w:rPr>
+                <w:rFonts w:ascii="Times New Roman" w:hAnsi="Times New Roman" w:cs="Times New Roman"/>
+                <w:sz w:val="24"/>
+                <w:szCs w:val="24"/>
+              </w:rPr>
+              <w:t>npm run watch</w:t>
+            </w:r>
           </w:p>
         </w:tc>
       </w:tr>
@@ -6792,7 +5987,7 @@
           <w:szCs w:val="24"/>
         </w:rPr>
       </w:pPr>
-      <w:bookmarkStart w:id="15" w:name="_Toc233838695"/>
+      <w:bookmarkStart w:id="15" w:name="_Toc233904940"/>
       <w:r>
         <w:rPr>
           <w:rFonts w:ascii="Times New Roman" w:hAnsi="Times New Roman" w:cs="Times New Roman"/>
@@ -6852,18 +6047,8 @@
           <w:sz w:val="24"/>
           <w:szCs w:val="24"/>
         </w:rPr>
-        <w:t xml:space="preserve">ng </w:t>
-      </w:r>
-      <w:proofErr w:type="spellStart"/>
-      <w:r>
-        <w:rPr>
-          <w:rFonts w:ascii="Times New Roman" w:eastAsia="Courier New" w:hAnsi="Times New Roman" w:cs="Times New Roman"/>
-          <w:sz w:val="24"/>
-          <w:szCs w:val="24"/>
-        </w:rPr>
-        <w:t>build</w:t>
-      </w:r>
-      <w:proofErr w:type="spellEnd"/>
+        <w:t>ng build</w:t>
+      </w:r>
     </w:p>
     <w:p>
       <w:pPr>
@@ -6890,25 +6075,7 @@
           <w:sz w:val="24"/>
           <w:szCs w:val="24"/>
         </w:rPr>
-        <w:t xml:space="preserve">Los archivos compilados se generarán en la carpeta </w:t>
-      </w:r>
-      <w:proofErr w:type="spellStart"/>
-      <w:r>
-        <w:rPr>
-          <w:rFonts w:ascii="Times New Roman" w:hAnsi="Times New Roman" w:cs="Times New Roman"/>
-          <w:sz w:val="24"/>
-          <w:szCs w:val="24"/>
-        </w:rPr>
-        <w:t>dist</w:t>
-      </w:r>
-      <w:proofErr w:type="spellEnd"/>
-      <w:r>
-        <w:rPr>
-          <w:rFonts w:ascii="Times New Roman" w:hAnsi="Times New Roman" w:cs="Times New Roman"/>
-          <w:sz w:val="24"/>
-          <w:szCs w:val="24"/>
-        </w:rPr>
-        <w:t>/. La construcción de producción optimiza automáticamente el rendimiento y el tamaño del paquete.</w:t>
+        <w:t>Los archivos compilados se generarán en la carpeta dist/. La construcción de producción optimiza automáticamente el rendimiento y el tamaño del paquete.</w:t>
       </w:r>
     </w:p>
     <w:p>
@@ -7000,7 +6167,7 @@
           <w:szCs w:val="24"/>
         </w:rPr>
       </w:pPr>
-      <w:bookmarkStart w:id="16" w:name="_Toc233838696"/>
+      <w:bookmarkStart w:id="16" w:name="_Toc233904941"/>
       <w:r>
         <w:rPr>
           <w:rFonts w:ascii="Times New Roman" w:hAnsi="Times New Roman" w:cs="Times New Roman"/>
@@ -7022,7 +6189,7 @@
           <w:szCs w:val="24"/>
         </w:rPr>
       </w:pPr>
-      <w:bookmarkStart w:id="17" w:name="_Toc233838697"/>
+      <w:bookmarkStart w:id="17" w:name="_Toc233904942"/>
       <w:r>
         <w:rPr>
           <w:rFonts w:ascii="Times New Roman" w:hAnsi="Times New Roman" w:cs="Times New Roman"/>
@@ -7717,7 +6884,6 @@
                 <w:szCs w:val="24"/>
               </w:rPr>
             </w:pPr>
-            <w:proofErr w:type="spellStart"/>
             <w:r>
               <w:rPr>
                 <w:rFonts w:ascii="Times New Roman" w:eastAsia="Courier New" w:hAnsi="Times New Roman" w:cs="Times New Roman"/>
@@ -7726,7 +6892,6 @@
               </w:rPr>
               <w:t>rxjs</w:t>
             </w:r>
-            <w:proofErr w:type="spellEnd"/>
           </w:p>
         </w:tc>
         <w:tc>
@@ -7927,7 +7092,6 @@
                 <w:szCs w:val="24"/>
               </w:rPr>
             </w:pPr>
-            <w:proofErr w:type="spellStart"/>
             <w:r>
               <w:rPr>
                 <w:rFonts w:ascii="Times New Roman" w:eastAsia="Courier New" w:hAnsi="Times New Roman" w:cs="Times New Roman"/>
@@ -7936,7 +7100,6 @@
               </w:rPr>
               <w:t>bootstrap-icons</w:t>
             </w:r>
-            <w:proofErr w:type="spellEnd"/>
           </w:p>
         </w:tc>
         <w:tc>
@@ -8033,7 +7196,6 @@
                 <w:szCs w:val="24"/>
               </w:rPr>
             </w:pPr>
-            <w:proofErr w:type="spellStart"/>
             <w:r>
               <w:rPr>
                 <w:rFonts w:ascii="Times New Roman" w:eastAsia="Courier New" w:hAnsi="Times New Roman" w:cs="Times New Roman"/>
@@ -8042,7 +7204,6 @@
               </w:rPr>
               <w:t>primeicons</w:t>
             </w:r>
-            <w:proofErr w:type="spellEnd"/>
           </w:p>
         </w:tc>
         <w:tc>
@@ -8109,18 +7270,8 @@
                 <w:sz w:val="24"/>
                 <w:szCs w:val="24"/>
               </w:rPr>
-              <w:t xml:space="preserve">Librería de íconos </w:t>
-            </w:r>
-            <w:proofErr w:type="spellStart"/>
-            <w:r>
-              <w:rPr>
-                <w:rFonts w:ascii="Times New Roman" w:hAnsi="Times New Roman" w:cs="Times New Roman"/>
-                <w:sz w:val="24"/>
-                <w:szCs w:val="24"/>
-              </w:rPr>
-              <w:t>PrimeFaces</w:t>
-            </w:r>
-            <w:proofErr w:type="spellEnd"/>
+              <w:t>Librería de íconos PrimeFaces</w:t>
+            </w:r>
           </w:p>
         </w:tc>
       </w:tr>
@@ -8149,7 +7300,6 @@
                 <w:szCs w:val="24"/>
               </w:rPr>
             </w:pPr>
-            <w:proofErr w:type="spellStart"/>
             <w:r>
               <w:rPr>
                 <w:rFonts w:ascii="Times New Roman" w:eastAsia="Courier New" w:hAnsi="Times New Roman" w:cs="Times New Roman"/>
@@ -8158,7 +7308,6 @@
               </w:rPr>
               <w:t>tslib</w:t>
             </w:r>
-            <w:proofErr w:type="spellEnd"/>
           </w:p>
         </w:tc>
         <w:tc>
@@ -8225,18 +7374,8 @@
                 <w:sz w:val="24"/>
                 <w:szCs w:val="24"/>
               </w:rPr>
-              <w:t xml:space="preserve">Utilidades de tiempo de ejecución </w:t>
-            </w:r>
-            <w:proofErr w:type="spellStart"/>
-            <w:r>
-              <w:rPr>
-                <w:rFonts w:ascii="Times New Roman" w:hAnsi="Times New Roman" w:cs="Times New Roman"/>
-                <w:sz w:val="24"/>
-                <w:szCs w:val="24"/>
-              </w:rPr>
-              <w:t>TypeScript</w:t>
-            </w:r>
-            <w:proofErr w:type="spellEnd"/>
+              <w:t>Utilidades de tiempo de ejecución TypeScript</w:t>
+            </w:r>
           </w:p>
         </w:tc>
       </w:tr>
@@ -8261,7 +7400,7 @@
           <w:szCs w:val="24"/>
         </w:rPr>
       </w:pPr>
-      <w:bookmarkStart w:id="18" w:name="_Toc233838698"/>
+      <w:bookmarkStart w:id="18" w:name="_Toc233904943"/>
       <w:r>
         <w:rPr>
           <w:rFonts w:ascii="Times New Roman" w:hAnsi="Times New Roman" w:cs="Times New Roman"/>
@@ -8540,7 +7679,6 @@
                 <w:szCs w:val="24"/>
               </w:rPr>
             </w:pPr>
-            <w:proofErr w:type="spellStart"/>
             <w:r>
               <w:rPr>
                 <w:rFonts w:ascii="Times New Roman" w:eastAsia="Courier New" w:hAnsi="Times New Roman" w:cs="Times New Roman"/>
@@ -8549,7 +7687,6 @@
               </w:rPr>
               <w:t>typescript</w:t>
             </w:r>
-            <w:proofErr w:type="spellEnd"/>
           </w:p>
         </w:tc>
         <w:tc>
@@ -8616,18 +7753,8 @@
                 <w:sz w:val="24"/>
                 <w:szCs w:val="24"/>
               </w:rPr>
-              <w:t xml:space="preserve">Compilador </w:t>
-            </w:r>
-            <w:proofErr w:type="spellStart"/>
-            <w:r>
-              <w:rPr>
-                <w:rFonts w:ascii="Times New Roman" w:hAnsi="Times New Roman" w:cs="Times New Roman"/>
-                <w:sz w:val="24"/>
-                <w:szCs w:val="24"/>
-              </w:rPr>
-              <w:t>TypeScript</w:t>
-            </w:r>
-            <w:proofErr w:type="spellEnd"/>
+              <w:t>Compilador TypeScript</w:t>
+            </w:r>
           </w:p>
         </w:tc>
       </w:tr>
@@ -8656,7 +7783,6 @@
                 <w:szCs w:val="24"/>
               </w:rPr>
             </w:pPr>
-            <w:proofErr w:type="spellStart"/>
             <w:r>
               <w:rPr>
                 <w:rFonts w:ascii="Times New Roman" w:eastAsia="Courier New" w:hAnsi="Times New Roman" w:cs="Times New Roman"/>
@@ -8665,7 +7791,6 @@
               </w:rPr>
               <w:t>vitest</w:t>
             </w:r>
-            <w:proofErr w:type="spellEnd"/>
           </w:p>
         </w:tc>
         <w:tc>
@@ -8762,7 +7887,6 @@
                 <w:szCs w:val="24"/>
               </w:rPr>
             </w:pPr>
-            <w:proofErr w:type="spellStart"/>
             <w:r>
               <w:rPr>
                 <w:rFonts w:ascii="Times New Roman" w:eastAsia="Courier New" w:hAnsi="Times New Roman" w:cs="Times New Roman"/>
@@ -8771,7 +7895,6 @@
               </w:rPr>
               <w:t>prettier</w:t>
             </w:r>
-            <w:proofErr w:type="spellEnd"/>
           </w:p>
         </w:tc>
         <w:tc>
@@ -8868,7 +7991,6 @@
                 <w:szCs w:val="24"/>
               </w:rPr>
             </w:pPr>
-            <w:proofErr w:type="spellStart"/>
             <w:r>
               <w:rPr>
                 <w:rFonts w:ascii="Times New Roman" w:eastAsia="Courier New" w:hAnsi="Times New Roman" w:cs="Times New Roman"/>
@@ -8878,7 +8000,6 @@
               <w:lastRenderedPageBreak/>
               <w:t>jsdom</w:t>
             </w:r>
-            <w:proofErr w:type="spellEnd"/>
           </w:p>
         </w:tc>
         <w:tc>
@@ -8971,7 +8092,7 @@
           <w:szCs w:val="28"/>
         </w:rPr>
       </w:pPr>
-      <w:bookmarkStart w:id="19" w:name="_Toc233838699"/>
+      <w:bookmarkStart w:id="19" w:name="_Toc233904944"/>
       <w:r>
         <w:rPr>
           <w:rFonts w:ascii="Times New Roman" w:hAnsi="Times New Roman" w:cs="Times New Roman"/>
@@ -9136,41 +8257,13 @@
                 <w:szCs w:val="24"/>
               </w:rPr>
             </w:pPr>
-            <w:proofErr w:type="spellStart"/>
             <w:r>
               <w:rPr>
                 <w:rFonts w:ascii="Times New Roman" w:eastAsia="Courier New" w:hAnsi="Times New Roman" w:cs="Times New Roman"/>
                 <w:sz w:val="24"/>
                 <w:szCs w:val="24"/>
               </w:rPr>
-              <w:t>git</w:t>
-            </w:r>
-            <w:proofErr w:type="spellEnd"/>
-            <w:r>
-              <w:rPr>
-                <w:rFonts w:ascii="Times New Roman" w:eastAsia="Courier New" w:hAnsi="Times New Roman" w:cs="Times New Roman"/>
-                <w:sz w:val="24"/>
-                <w:szCs w:val="24"/>
-              </w:rPr>
-              <w:t xml:space="preserve"> clone &lt;</w:t>
-            </w:r>
-            <w:proofErr w:type="spellStart"/>
-            <w:r>
-              <w:rPr>
-                <w:rFonts w:ascii="Times New Roman" w:eastAsia="Courier New" w:hAnsi="Times New Roman" w:cs="Times New Roman"/>
-                <w:sz w:val="24"/>
-                <w:szCs w:val="24"/>
-              </w:rPr>
-              <w:t>url</w:t>
-            </w:r>
-            <w:proofErr w:type="spellEnd"/>
-            <w:r>
-              <w:rPr>
-                <w:rFonts w:ascii="Times New Roman" w:eastAsia="Courier New" w:hAnsi="Times New Roman" w:cs="Times New Roman"/>
-                <w:sz w:val="24"/>
-                <w:szCs w:val="24"/>
-              </w:rPr>
-              <w:t>&gt;</w:t>
+              <w:t>git clone &lt;url&gt;</w:t>
             </w:r>
           </w:p>
         </w:tc>
@@ -9236,34 +8329,14 @@
                 <w:szCs w:val="24"/>
               </w:rPr>
             </w:pPr>
-            <w:proofErr w:type="spellStart"/>
             <w:r>
               <w:rPr>
                 <w:rFonts w:ascii="Times New Roman" w:eastAsia="Courier New" w:hAnsi="Times New Roman" w:cs="Times New Roman"/>
                 <w:sz w:val="24"/>
                 <w:szCs w:val="24"/>
               </w:rPr>
-              <w:t>npm</w:t>
-            </w:r>
-            <w:proofErr w:type="spellEnd"/>
-            <w:r>
-              <w:rPr>
-                <w:rFonts w:ascii="Times New Roman" w:eastAsia="Courier New" w:hAnsi="Times New Roman" w:cs="Times New Roman"/>
-                <w:sz w:val="24"/>
-                <w:szCs w:val="24"/>
-              </w:rPr>
-              <w:t xml:space="preserve"> </w:t>
-            </w:r>
-            <w:proofErr w:type="spellStart"/>
-            <w:r>
-              <w:rPr>
-                <w:rFonts w:ascii="Times New Roman" w:eastAsia="Courier New" w:hAnsi="Times New Roman" w:cs="Times New Roman"/>
-                <w:sz w:val="24"/>
-                <w:szCs w:val="24"/>
-              </w:rPr>
-              <w:t>install</w:t>
-            </w:r>
-            <w:proofErr w:type="spellEnd"/>
+              <w:t>npm install</w:t>
+            </w:r>
           </w:p>
         </w:tc>
         <w:tc>
@@ -9400,34 +8473,14 @@
                 <w:szCs w:val="24"/>
               </w:rPr>
             </w:pPr>
-            <w:proofErr w:type="spellStart"/>
             <w:r>
               <w:rPr>
                 <w:rFonts w:ascii="Times New Roman" w:eastAsia="Courier New" w:hAnsi="Times New Roman" w:cs="Times New Roman"/>
                 <w:sz w:val="24"/>
                 <w:szCs w:val="24"/>
               </w:rPr>
-              <w:t>npm</w:t>
-            </w:r>
-            <w:proofErr w:type="spellEnd"/>
-            <w:r>
-              <w:rPr>
-                <w:rFonts w:ascii="Times New Roman" w:eastAsia="Courier New" w:hAnsi="Times New Roman" w:cs="Times New Roman"/>
-                <w:sz w:val="24"/>
-                <w:szCs w:val="24"/>
-              </w:rPr>
-              <w:t xml:space="preserve"> </w:t>
-            </w:r>
-            <w:proofErr w:type="spellStart"/>
-            <w:r>
-              <w:rPr>
-                <w:rFonts w:ascii="Times New Roman" w:eastAsia="Courier New" w:hAnsi="Times New Roman" w:cs="Times New Roman"/>
-                <w:sz w:val="24"/>
-                <w:szCs w:val="24"/>
-              </w:rPr>
-              <w:t>start</w:t>
-            </w:r>
-            <w:proofErr w:type="spellEnd"/>
+              <w:t>npm start</w:t>
+            </w:r>
           </w:p>
         </w:tc>
         <w:tc>
@@ -9498,18 +8551,8 @@
                 <w:sz w:val="24"/>
                 <w:szCs w:val="24"/>
               </w:rPr>
-              <w:t xml:space="preserve">ng </w:t>
-            </w:r>
-            <w:proofErr w:type="spellStart"/>
-            <w:r>
-              <w:rPr>
-                <w:rFonts w:ascii="Times New Roman" w:eastAsia="Courier New" w:hAnsi="Times New Roman" w:cs="Times New Roman"/>
-                <w:sz w:val="24"/>
-                <w:szCs w:val="24"/>
-              </w:rPr>
-              <w:t>build</w:t>
-            </w:r>
-            <w:proofErr w:type="spellEnd"/>
+              <w:t>ng build</w:t>
+            </w:r>
           </w:p>
         </w:tc>
         <w:tc>
@@ -9543,25 +8586,7 @@
                 <w:sz w:val="24"/>
                 <w:szCs w:val="24"/>
               </w:rPr>
-              <w:t xml:space="preserve">Compilar el proyecto para producción (carpeta </w:t>
-            </w:r>
-            <w:proofErr w:type="spellStart"/>
-            <w:r>
-              <w:rPr>
-                <w:rFonts w:ascii="Times New Roman" w:hAnsi="Times New Roman" w:cs="Times New Roman"/>
-                <w:sz w:val="24"/>
-                <w:szCs w:val="24"/>
-              </w:rPr>
-              <w:t>dist</w:t>
-            </w:r>
-            <w:proofErr w:type="spellEnd"/>
-            <w:r>
-              <w:rPr>
-                <w:rFonts w:ascii="Times New Roman" w:hAnsi="Times New Roman" w:cs="Times New Roman"/>
-                <w:sz w:val="24"/>
-                <w:szCs w:val="24"/>
-              </w:rPr>
-              <w:t>/)</w:t>
+              <w:t>Compilar el proyecto para producción (carpeta dist/)</w:t>
             </w:r>
           </w:p>
         </w:tc>
@@ -9592,34 +8617,14 @@
                 <w:szCs w:val="24"/>
               </w:rPr>
             </w:pPr>
-            <w:proofErr w:type="spellStart"/>
             <w:r>
               <w:rPr>
                 <w:rFonts w:ascii="Times New Roman" w:eastAsia="Courier New" w:hAnsi="Times New Roman" w:cs="Times New Roman"/>
                 <w:sz w:val="24"/>
                 <w:szCs w:val="24"/>
               </w:rPr>
-              <w:t>npm</w:t>
-            </w:r>
-            <w:proofErr w:type="spellEnd"/>
-            <w:r>
-              <w:rPr>
-                <w:rFonts w:ascii="Times New Roman" w:eastAsia="Courier New" w:hAnsi="Times New Roman" w:cs="Times New Roman"/>
-                <w:sz w:val="24"/>
-                <w:szCs w:val="24"/>
-              </w:rPr>
-              <w:t xml:space="preserve"> run </w:t>
-            </w:r>
-            <w:proofErr w:type="spellStart"/>
-            <w:r>
-              <w:rPr>
-                <w:rFonts w:ascii="Times New Roman" w:eastAsia="Courier New" w:hAnsi="Times New Roman" w:cs="Times New Roman"/>
-                <w:sz w:val="24"/>
-                <w:szCs w:val="24"/>
-              </w:rPr>
-              <w:t>watch</w:t>
-            </w:r>
-            <w:proofErr w:type="spellEnd"/>
+              <w:t>npm run watch</w:t>
+            </w:r>
           </w:p>
         </w:tc>
         <w:tc>
@@ -9725,18 +8730,8 @@
                 <w:sz w:val="24"/>
                 <w:szCs w:val="24"/>
               </w:rPr>
-              <w:t xml:space="preserve">Ejecutar pruebas unitarias con </w:t>
-            </w:r>
-            <w:proofErr w:type="spellStart"/>
-            <w:r>
-              <w:rPr>
-                <w:rFonts w:ascii="Times New Roman" w:hAnsi="Times New Roman" w:cs="Times New Roman"/>
-                <w:sz w:val="24"/>
-                <w:szCs w:val="24"/>
-              </w:rPr>
-              <w:t>Vitest</w:t>
-            </w:r>
-            <w:proofErr w:type="spellEnd"/>
+              <w:t>Ejecutar pruebas unitarias con Vitest</w:t>
+            </w:r>
           </w:p>
         </w:tc>
       </w:tr>
@@ -9772,43 +8767,7 @@
                 <w:sz w:val="24"/>
                 <w:szCs w:val="24"/>
               </w:rPr>
-              <w:t xml:space="preserve">ng </w:t>
-            </w:r>
-            <w:proofErr w:type="spellStart"/>
-            <w:r>
-              <w:rPr>
-                <w:rFonts w:ascii="Times New Roman" w:eastAsia="Courier New" w:hAnsi="Times New Roman" w:cs="Times New Roman"/>
-                <w:sz w:val="24"/>
-                <w:szCs w:val="24"/>
-              </w:rPr>
-              <w:t>generate</w:t>
-            </w:r>
-            <w:proofErr w:type="spellEnd"/>
-            <w:r>
-              <w:rPr>
-                <w:rFonts w:ascii="Times New Roman" w:eastAsia="Courier New" w:hAnsi="Times New Roman" w:cs="Times New Roman"/>
-                <w:sz w:val="24"/>
-                <w:szCs w:val="24"/>
-              </w:rPr>
-              <w:t xml:space="preserve"> </w:t>
-            </w:r>
-            <w:proofErr w:type="spellStart"/>
-            <w:r>
-              <w:rPr>
-                <w:rFonts w:ascii="Times New Roman" w:eastAsia="Courier New" w:hAnsi="Times New Roman" w:cs="Times New Roman"/>
-                <w:sz w:val="24"/>
-                <w:szCs w:val="24"/>
-              </w:rPr>
-              <w:t>component</w:t>
-            </w:r>
-            <w:proofErr w:type="spellEnd"/>
-            <w:r>
-              <w:rPr>
-                <w:rFonts w:ascii="Times New Roman" w:eastAsia="Courier New" w:hAnsi="Times New Roman" w:cs="Times New Roman"/>
-                <w:sz w:val="24"/>
-                <w:szCs w:val="24"/>
-              </w:rPr>
-              <w:t xml:space="preserve"> &lt;nombre&gt;</w:t>
+              <w:t>ng generate component &lt;nombre&gt;</w:t>
             </w:r>
           </w:p>
         </w:tc>
@@ -9880,18 +8839,8 @@
                 <w:sz w:val="24"/>
                 <w:szCs w:val="24"/>
               </w:rPr>
-              <w:t xml:space="preserve">ng </w:t>
-            </w:r>
-            <w:proofErr w:type="spellStart"/>
-            <w:r>
-              <w:rPr>
-                <w:rFonts w:ascii="Times New Roman" w:eastAsia="Courier New" w:hAnsi="Times New Roman" w:cs="Times New Roman"/>
-                <w:sz w:val="24"/>
-                <w:szCs w:val="24"/>
-              </w:rPr>
-              <w:t>version</w:t>
-            </w:r>
-            <w:proofErr w:type="spellEnd"/>
+              <w:t>ng version</w:t>
+            </w:r>
           </w:p>
         </w:tc>
         <w:tc>
@@ -10061,7 +9010,7 @@
           <w:szCs w:val="28"/>
         </w:rPr>
       </w:pPr>
-      <w:bookmarkStart w:id="20" w:name="_Toc233838700"/>
+      <w:bookmarkStart w:id="20" w:name="_Toc233904945"/>
       <w:r>
         <w:rPr>
           <w:rFonts w:ascii="Times New Roman" w:hAnsi="Times New Roman" w:cs="Times New Roman"/>
@@ -10089,25 +9038,7 @@
           <w:sz w:val="24"/>
           <w:szCs w:val="24"/>
         </w:rPr>
-        <w:t xml:space="preserve">Guia paso a paso en la instalación y configuración de los componentes necesarios para ejecutar el entorno </w:t>
-      </w:r>
-      <w:proofErr w:type="spellStart"/>
-      <w:r>
-        <w:rPr>
-          <w:rFonts w:ascii="Times New Roman" w:eastAsia="sans-serif" w:hAnsi="Times New Roman" w:cs="Times New Roman"/>
-          <w:sz w:val="24"/>
-          <w:szCs w:val="24"/>
-        </w:rPr>
-        <w:t>backend</w:t>
-      </w:r>
-      <w:proofErr w:type="spellEnd"/>
-      <w:r>
-        <w:rPr>
-          <w:rFonts w:ascii="Times New Roman" w:eastAsia="sans-serif" w:hAnsi="Times New Roman" w:cs="Times New Roman"/>
-          <w:sz w:val="24"/>
-          <w:szCs w:val="24"/>
-        </w:rPr>
-        <w:t xml:space="preserve"> utilizando la consola de comandos de Windows (PowerShell o Windows Terminal).</w:t>
+        <w:t>Guia paso a paso en la instalación y configuración de los componentes necesarios para ejecutar el entorno backend utilizando la consola de comandos de Windows (PowerShell o Windows Terminal).</w:t>
       </w:r>
     </w:p>
     <w:p>
@@ -10121,7 +9052,7 @@
           <w:szCs w:val="24"/>
         </w:rPr>
       </w:pPr>
-      <w:bookmarkStart w:id="21" w:name="_Toc233838701"/>
+      <w:bookmarkStart w:id="21" w:name="_Toc233904946"/>
       <w:r>
         <w:rPr>
           <w:rFonts w:ascii="Times New Roman" w:eastAsia="sans-serif" w:hAnsi="Times New Roman" w:cs="Times New Roman"/>
@@ -10148,25 +9079,7 @@
           <w:sz w:val="24"/>
           <w:szCs w:val="24"/>
         </w:rPr>
-        <w:t>Para evitar la configuración manual de variables de entorno en el sistema, utilizaremos el gestor de paquetes nativo de Windows (</w:t>
-      </w:r>
-      <w:proofErr w:type="spellStart"/>
-      <w:r>
-        <w:rPr>
-          <w:rFonts w:ascii="Times New Roman" w:eastAsia="sans-serif" w:hAnsi="Times New Roman" w:cs="Times New Roman"/>
-          <w:sz w:val="24"/>
-          <w:szCs w:val="24"/>
-        </w:rPr>
-        <w:t>winget</w:t>
-      </w:r>
-      <w:proofErr w:type="spellEnd"/>
-      <w:r>
-        <w:rPr>
-          <w:rFonts w:ascii="Times New Roman" w:eastAsia="sans-serif" w:hAnsi="Times New Roman" w:cs="Times New Roman"/>
-          <w:sz w:val="24"/>
-          <w:szCs w:val="24"/>
-        </w:rPr>
-        <w:t>).</w:t>
+        <w:t>Para evitar la configuración manual de variables de entorno en el sistema, utilizaremos el gestor de paquetes nativo de Windows (winget).</w:t>
       </w:r>
     </w:p>
     <w:p>
@@ -10229,52 +9142,14 @@
           <w:szCs w:val="24"/>
         </w:rPr>
       </w:pPr>
-      <w:proofErr w:type="spellStart"/>
       <w:r>
         <w:rPr>
           <w:rFonts w:ascii="Times New Roman" w:eastAsia="sans-serif" w:hAnsi="Times New Roman" w:cs="Times New Roman"/>
           <w:sz w:val="24"/>
           <w:szCs w:val="24"/>
         </w:rPr>
-        <w:t>winget</w:t>
-      </w:r>
-      <w:proofErr w:type="spellEnd"/>
-      <w:r>
-        <w:rPr>
-          <w:rFonts w:ascii="Times New Roman" w:eastAsia="sans-serif" w:hAnsi="Times New Roman" w:cs="Times New Roman"/>
-          <w:sz w:val="24"/>
-          <w:szCs w:val="24"/>
-        </w:rPr>
-        <w:t xml:space="preserve"> </w:t>
-      </w:r>
-      <w:proofErr w:type="spellStart"/>
-      <w:r>
-        <w:rPr>
-          <w:rFonts w:ascii="Times New Roman" w:eastAsia="sans-serif" w:hAnsi="Times New Roman" w:cs="Times New Roman"/>
-          <w:sz w:val="24"/>
-          <w:szCs w:val="24"/>
-        </w:rPr>
-        <w:t>install</w:t>
-      </w:r>
-      <w:proofErr w:type="spellEnd"/>
-      <w:r>
-        <w:rPr>
-          <w:rFonts w:ascii="Times New Roman" w:eastAsia="sans-serif" w:hAnsi="Times New Roman" w:cs="Times New Roman"/>
-          <w:sz w:val="24"/>
-          <w:szCs w:val="24"/>
-        </w:rPr>
-        <w:t xml:space="preserve"> </w:t>
-      </w:r>
-      <w:proofErr w:type="spellStart"/>
-      <w:r>
-        <w:rPr>
-          <w:rFonts w:ascii="Times New Roman" w:eastAsia="sans-serif" w:hAnsi="Times New Roman" w:cs="Times New Roman"/>
-          <w:sz w:val="24"/>
-          <w:szCs w:val="24"/>
-        </w:rPr>
-        <w:t>Denoland.Deno</w:t>
-      </w:r>
-      <w:proofErr w:type="spellEnd"/>
+        <w:t>winget install Denoland.Deno</w:t>
+      </w:r>
     </w:p>
     <w:p>
       <w:pPr>
@@ -10347,34 +9222,14 @@
           <w:szCs w:val="24"/>
         </w:rPr>
       </w:pPr>
-      <w:proofErr w:type="spellStart"/>
       <w:r>
         <w:rPr>
           <w:rFonts w:ascii="sans-serif" w:eastAsia="sans-serif" w:hAnsi="sans-serif" w:cs="sans-serif"/>
           <w:sz w:val="24"/>
           <w:szCs w:val="24"/>
         </w:rPr>
-        <w:t>deno</w:t>
-      </w:r>
-      <w:proofErr w:type="spellEnd"/>
-      <w:r>
-        <w:rPr>
-          <w:rFonts w:ascii="sans-serif" w:eastAsia="sans-serif" w:hAnsi="sans-serif" w:cs="sans-serif"/>
-          <w:sz w:val="24"/>
-          <w:szCs w:val="24"/>
-        </w:rPr>
-        <w:t xml:space="preserve"> --</w:t>
-      </w:r>
-      <w:proofErr w:type="spellStart"/>
-      <w:r>
-        <w:rPr>
-          <w:rFonts w:ascii="sans-serif" w:eastAsia="sans-serif" w:hAnsi="sans-serif" w:cs="sans-serif"/>
-          <w:sz w:val="24"/>
-          <w:szCs w:val="24"/>
-        </w:rPr>
-        <w:t>version</w:t>
-      </w:r>
-      <w:proofErr w:type="spellEnd"/>
+        <w:t>deno --version</w:t>
+      </w:r>
       <w:r>
         <w:br/>
       </w:r>
@@ -10390,7 +9245,7 @@
           <w:szCs w:val="24"/>
         </w:rPr>
       </w:pPr>
-      <w:bookmarkStart w:id="22" w:name="_Toc233838702"/>
+      <w:bookmarkStart w:id="22" w:name="_Toc233904947"/>
       <w:r>
         <w:rPr>
           <w:rFonts w:ascii="Times New Roman" w:eastAsia="sans-serif" w:hAnsi="Times New Roman" w:cs="Times New Roman"/>
@@ -10398,20 +9253,9 @@
           <w:sz w:val="24"/>
           <w:szCs w:val="24"/>
         </w:rPr>
-        <w:t xml:space="preserve">7.2 Instalación de </w:t>
-      </w:r>
-      <w:proofErr w:type="spellStart"/>
-      <w:r>
-        <w:rPr>
-          <w:rFonts w:ascii="Times New Roman" w:eastAsia="sans-serif" w:hAnsi="Times New Roman" w:cs="Times New Roman"/>
-          <w:color w:val="auto"/>
-          <w:sz w:val="24"/>
-          <w:szCs w:val="24"/>
-        </w:rPr>
-        <w:t>MariaDB</w:t>
+        <w:t>7.2 Instalación de MariaDB</w:t>
       </w:r>
       <w:bookmarkEnd w:id="22"/>
-      <w:proofErr w:type="spellEnd"/>
     </w:p>
     <w:p>
       <w:pPr>
@@ -10433,27 +9277,8 @@
           <w:sz w:val="24"/>
           <w:szCs w:val="24"/>
         </w:rPr>
-        <w:t>Descarga el instalador oficial con extensión .</w:t>
-      </w:r>
-      <w:proofErr w:type="spellStart"/>
-      <w:r>
-        <w:rPr>
-          <w:rFonts w:ascii="Times New Roman" w:eastAsia="sans-serif" w:hAnsi="Times New Roman" w:cs="Times New Roman"/>
-          <w:sz w:val="24"/>
-          <w:szCs w:val="24"/>
-        </w:rPr>
-        <w:t>msi</w:t>
-      </w:r>
-      <w:proofErr w:type="spellEnd"/>
-      <w:r>
-        <w:rPr>
-          <w:rFonts w:ascii="Times New Roman" w:eastAsia="sans-serif" w:hAnsi="Times New Roman" w:cs="Times New Roman"/>
-          <w:sz w:val="24"/>
-          <w:szCs w:val="24"/>
-        </w:rPr>
-        <w:t xml:space="preserve"> de </w:t>
-      </w:r>
-      <w:proofErr w:type="spellStart"/>
+        <w:t xml:space="preserve">Descarga el instalador oficial con extensión .msi de </w:t>
+      </w:r>
       <w:r>
         <w:rPr>
           <w:rFonts w:ascii="Times New Roman" w:eastAsia="sans-serif" w:hAnsi="Times New Roman" w:cs="Times New Roman"/>
@@ -10462,18 +9287,7 @@
           <w:sz w:val="24"/>
           <w:szCs w:val="24"/>
         </w:rPr>
-        <w:t>MariaDB</w:t>
-      </w:r>
-      <w:proofErr w:type="spellEnd"/>
-      <w:r>
-        <w:rPr>
-          <w:rFonts w:ascii="Times New Roman" w:eastAsia="sans-serif" w:hAnsi="Times New Roman" w:cs="Times New Roman"/>
-          <w:b/>
-          <w:bCs/>
-          <w:sz w:val="24"/>
-          <w:szCs w:val="24"/>
-        </w:rPr>
-        <w:t xml:space="preserve"> 10.11 (LTS)</w:t>
+        <w:t>MariaDB 10.11 (LTS)</w:t>
       </w:r>
       <w:r>
         <w:rPr>
@@ -10504,25 +9318,7 @@
           <w:sz w:val="24"/>
           <w:szCs w:val="24"/>
         </w:rPr>
-        <w:t>Ejecuta el archivo .</w:t>
-      </w:r>
-      <w:proofErr w:type="spellStart"/>
-      <w:r>
-        <w:rPr>
-          <w:rFonts w:ascii="Times New Roman" w:eastAsia="sans-serif" w:hAnsi="Times New Roman" w:cs="Times New Roman"/>
-          <w:sz w:val="24"/>
-          <w:szCs w:val="24"/>
-        </w:rPr>
-        <w:t>msi</w:t>
-      </w:r>
-      <w:proofErr w:type="spellEnd"/>
-      <w:r>
-        <w:rPr>
-          <w:rFonts w:ascii="Times New Roman" w:eastAsia="sans-serif" w:hAnsi="Times New Roman" w:cs="Times New Roman"/>
-          <w:sz w:val="24"/>
-          <w:szCs w:val="24"/>
-        </w:rPr>
-        <w:t xml:space="preserve"> descargado y sigue las instrucciones del asistente, asegurándote de configurar los siguientes puntos críticos:</w:t>
+        <w:t>Ejecuta el archivo .msi descargado y sigue las instrucciones del asistente, asegurándote de configurar los siguientes puntos críticos:</w:t>
       </w:r>
     </w:p>
     <w:p>
@@ -10555,25 +9351,7 @@
           <w:sz w:val="24"/>
           <w:szCs w:val="24"/>
         </w:rPr>
-        <w:t xml:space="preserve"> Define una contraseña para el usuario </w:t>
-      </w:r>
-      <w:proofErr w:type="spellStart"/>
-      <w:r>
-        <w:rPr>
-          <w:rFonts w:ascii="Times New Roman" w:eastAsia="sans-serif" w:hAnsi="Times New Roman" w:cs="Times New Roman"/>
-          <w:sz w:val="24"/>
-          <w:szCs w:val="24"/>
-        </w:rPr>
-        <w:t>root</w:t>
-      </w:r>
-      <w:proofErr w:type="spellEnd"/>
-      <w:r>
-        <w:rPr>
-          <w:rFonts w:ascii="Times New Roman" w:eastAsia="sans-serif" w:hAnsi="Times New Roman" w:cs="Times New Roman"/>
-          <w:sz w:val="24"/>
-          <w:szCs w:val="24"/>
-        </w:rPr>
-        <w:t xml:space="preserve"> (o déjala en blanco si se usará estrictamente para desarrollo local).</w:t>
+        <w:t xml:space="preserve"> Define una contraseña para el usuario root (o déjala en blanco si se usará estrictamente para desarrollo local).</w:t>
       </w:r>
     </w:p>
     <w:p>
@@ -10616,51 +9394,7 @@
           <w:sz w:val="24"/>
           <w:szCs w:val="24"/>
         </w:rPr>
-        <w:t xml:space="preserve">"Use UTF8 as default </w:t>
-      </w:r>
-      <w:proofErr w:type="spellStart"/>
-      <w:r>
-        <w:rPr>
-          <w:rFonts w:ascii="Times New Roman" w:eastAsia="sans-serif" w:hAnsi="Times New Roman" w:cs="Times New Roman"/>
-          <w:i/>
-          <w:iCs/>
-          <w:sz w:val="24"/>
-          <w:szCs w:val="24"/>
-        </w:rPr>
-        <w:t>server's</w:t>
-      </w:r>
-      <w:proofErr w:type="spellEnd"/>
-      <w:r>
-        <w:rPr>
-          <w:rFonts w:ascii="Times New Roman" w:eastAsia="sans-serif" w:hAnsi="Times New Roman" w:cs="Times New Roman"/>
-          <w:i/>
-          <w:iCs/>
-          <w:sz w:val="24"/>
-          <w:szCs w:val="24"/>
-        </w:rPr>
-        <w:t xml:space="preserve"> </w:t>
-      </w:r>
-      <w:proofErr w:type="spellStart"/>
-      <w:r>
-        <w:rPr>
-          <w:rFonts w:ascii="Times New Roman" w:eastAsia="sans-serif" w:hAnsi="Times New Roman" w:cs="Times New Roman"/>
-          <w:i/>
-          <w:iCs/>
-          <w:sz w:val="24"/>
-          <w:szCs w:val="24"/>
-        </w:rPr>
-        <w:t>character</w:t>
-      </w:r>
-      <w:proofErr w:type="spellEnd"/>
-      <w:r>
-        <w:rPr>
-          <w:rFonts w:ascii="Times New Roman" w:eastAsia="sans-serif" w:hAnsi="Times New Roman" w:cs="Times New Roman"/>
-          <w:i/>
-          <w:iCs/>
-          <w:sz w:val="24"/>
-          <w:szCs w:val="24"/>
-        </w:rPr>
-        <w:t xml:space="preserve"> set"</w:t>
+        <w:t>"Use UTF8 as default server's character set"</w:t>
       </w:r>
       <w:r>
         <w:rPr>
@@ -10726,55 +9460,15 @@
           <w:sz w:val="24"/>
           <w:szCs w:val="24"/>
         </w:rPr>
-        <w:t xml:space="preserve">Agregar </w:t>
-      </w:r>
-      <w:proofErr w:type="spellStart"/>
+        <w:t>Agregar MariaDB al PATH global:</w:t>
+      </w:r>
       <w:r>
         <w:rPr>
           <w:rFonts w:ascii="Times New Roman" w:eastAsia="sans-serif" w:hAnsi="Times New Roman" w:cs="Times New Roman"/>
-          <w:b/>
-          <w:bCs/>
-          <w:sz w:val="24"/>
-          <w:szCs w:val="24"/>
-        </w:rPr>
-        <w:t>MariaDB</w:t>
-      </w:r>
-      <w:proofErr w:type="spellEnd"/>
-      <w:r>
-        <w:rPr>
-          <w:rFonts w:ascii="Times New Roman" w:eastAsia="sans-serif" w:hAnsi="Times New Roman" w:cs="Times New Roman"/>
-          <w:b/>
-          <w:bCs/>
-          <w:sz w:val="24"/>
-          <w:szCs w:val="24"/>
-        </w:rPr>
-        <w:t xml:space="preserve"> al PATH global:</w:t>
-      </w:r>
-      <w:r>
-        <w:rPr>
-          <w:rFonts w:ascii="Times New Roman" w:eastAsia="sans-serif" w:hAnsi="Times New Roman" w:cs="Times New Roman"/>
-          <w:sz w:val="24"/>
-          <w:szCs w:val="24"/>
-        </w:rPr>
-        <w:t xml:space="preserve"> Para poder invocar el comando </w:t>
-      </w:r>
-      <w:proofErr w:type="spellStart"/>
-      <w:r>
-        <w:rPr>
-          <w:rFonts w:ascii="Times New Roman" w:eastAsia="sans-serif" w:hAnsi="Times New Roman" w:cs="Times New Roman"/>
-          <w:sz w:val="24"/>
-          <w:szCs w:val="24"/>
-        </w:rPr>
-        <w:t>mysql</w:t>
-      </w:r>
-      <w:proofErr w:type="spellEnd"/>
-      <w:r>
-        <w:rPr>
-          <w:rFonts w:ascii="Times New Roman" w:eastAsia="sans-serif" w:hAnsi="Times New Roman" w:cs="Times New Roman"/>
-          <w:sz w:val="24"/>
-          <w:szCs w:val="24"/>
-        </w:rPr>
-        <w:t xml:space="preserve"> desde cualquier directorio de la consola, ejecuta la siguiente línea en tu PowerShell:</w:t>
+          <w:sz w:val="24"/>
+          <w:szCs w:val="24"/>
+        </w:rPr>
+        <w:t xml:space="preserve"> Para poder invocar el comando mysql desde cualquier directorio de la consola, ejecuta la siguiente línea en tu PowerShell:</w:t>
       </w:r>
     </w:p>
     <w:p>
@@ -10818,133 +9512,7 @@
           <w:sz w:val="24"/>
           <w:szCs w:val="24"/>
         </w:rPr>
-        <w:t>[</w:t>
-      </w:r>
-      <w:proofErr w:type="spellStart"/>
-      <w:r>
-        <w:rPr>
-          <w:rFonts w:ascii="Times New Roman" w:eastAsia="sans-serif" w:hAnsi="Times New Roman" w:cs="Times New Roman"/>
-          <w:sz w:val="24"/>
-          <w:szCs w:val="24"/>
-        </w:rPr>
-        <w:t>Environment</w:t>
-      </w:r>
-      <w:proofErr w:type="spellEnd"/>
-      <w:r>
-        <w:rPr>
-          <w:rFonts w:ascii="Times New Roman" w:eastAsia="sans-serif" w:hAnsi="Times New Roman" w:cs="Times New Roman"/>
-          <w:sz w:val="24"/>
-          <w:szCs w:val="24"/>
-        </w:rPr>
-        <w:t>]::</w:t>
-      </w:r>
-      <w:proofErr w:type="spellStart"/>
-      <w:r>
-        <w:rPr>
-          <w:rFonts w:ascii="Times New Roman" w:eastAsia="sans-serif" w:hAnsi="Times New Roman" w:cs="Times New Roman"/>
-          <w:sz w:val="24"/>
-          <w:szCs w:val="24"/>
-        </w:rPr>
-        <w:t>SetEnvironmentVariable</w:t>
-      </w:r>
-      <w:proofErr w:type="spellEnd"/>
-      <w:r>
-        <w:rPr>
-          <w:rFonts w:ascii="Times New Roman" w:eastAsia="sans-serif" w:hAnsi="Times New Roman" w:cs="Times New Roman"/>
-          <w:sz w:val="24"/>
-          <w:szCs w:val="24"/>
-        </w:rPr>
-        <w:t>("Path", $</w:t>
-      </w:r>
-      <w:proofErr w:type="spellStart"/>
-      <w:r>
-        <w:rPr>
-          <w:rFonts w:ascii="Times New Roman" w:eastAsia="sans-serif" w:hAnsi="Times New Roman" w:cs="Times New Roman"/>
-          <w:sz w:val="24"/>
-          <w:szCs w:val="24"/>
-        </w:rPr>
-        <w:t>env:Path</w:t>
-      </w:r>
-      <w:proofErr w:type="spellEnd"/>
-      <w:r>
-        <w:rPr>
-          <w:rFonts w:ascii="Times New Roman" w:eastAsia="sans-serif" w:hAnsi="Times New Roman" w:cs="Times New Roman"/>
-          <w:sz w:val="24"/>
-          <w:szCs w:val="24"/>
-        </w:rPr>
-        <w:t xml:space="preserve"> + ";C:\</w:t>
-      </w:r>
-      <w:proofErr w:type="spellStart"/>
-      <w:r>
-        <w:rPr>
-          <w:rFonts w:ascii="Times New Roman" w:eastAsia="sans-serif" w:hAnsi="Times New Roman" w:cs="Times New Roman"/>
-          <w:sz w:val="24"/>
-          <w:szCs w:val="24"/>
-        </w:rPr>
-        <w:t>Program</w:t>
-      </w:r>
-      <w:proofErr w:type="spellEnd"/>
-      <w:r>
-        <w:rPr>
-          <w:rFonts w:ascii="Times New Roman" w:eastAsia="sans-serif" w:hAnsi="Times New Roman" w:cs="Times New Roman"/>
-          <w:sz w:val="24"/>
-          <w:szCs w:val="24"/>
-        </w:rPr>
-        <w:t xml:space="preserve"> Files\</w:t>
-      </w:r>
-      <w:proofErr w:type="spellStart"/>
-      <w:r>
-        <w:rPr>
-          <w:rFonts w:ascii="Times New Roman" w:eastAsia="sans-serif" w:hAnsi="Times New Roman" w:cs="Times New Roman"/>
-          <w:sz w:val="24"/>
-          <w:szCs w:val="24"/>
-        </w:rPr>
-        <w:t>MariaDB</w:t>
-      </w:r>
-      <w:proofErr w:type="spellEnd"/>
-      <w:r>
-        <w:rPr>
-          <w:rFonts w:ascii="Times New Roman" w:eastAsia="sans-serif" w:hAnsi="Times New Roman" w:cs="Times New Roman"/>
-          <w:sz w:val="24"/>
-          <w:szCs w:val="24"/>
-        </w:rPr>
-        <w:t xml:space="preserve"> 10.11\</w:t>
-      </w:r>
-      <w:proofErr w:type="spellStart"/>
-      <w:r>
-        <w:rPr>
-          <w:rFonts w:ascii="Times New Roman" w:eastAsia="sans-serif" w:hAnsi="Times New Roman" w:cs="Times New Roman"/>
-          <w:sz w:val="24"/>
-          <w:szCs w:val="24"/>
-        </w:rPr>
-        <w:t>bin</w:t>
-      </w:r>
-      <w:proofErr w:type="spellEnd"/>
-      <w:r>
-        <w:rPr>
-          <w:rFonts w:ascii="Times New Roman" w:eastAsia="sans-serif" w:hAnsi="Times New Roman" w:cs="Times New Roman"/>
-          <w:sz w:val="24"/>
-          <w:szCs w:val="24"/>
-        </w:rPr>
-        <w:t>", "</w:t>
-      </w:r>
-      <w:proofErr w:type="spellStart"/>
-      <w:r>
-        <w:rPr>
-          <w:rFonts w:ascii="Times New Roman" w:eastAsia="sans-serif" w:hAnsi="Times New Roman" w:cs="Times New Roman"/>
-          <w:sz w:val="24"/>
-          <w:szCs w:val="24"/>
-        </w:rPr>
-        <w:t>User</w:t>
-      </w:r>
-      <w:proofErr w:type="spellEnd"/>
-      <w:r>
-        <w:rPr>
-          <w:rFonts w:ascii="Times New Roman" w:eastAsia="sans-serif" w:hAnsi="Times New Roman" w:cs="Times New Roman"/>
-          <w:sz w:val="24"/>
-          <w:szCs w:val="24"/>
-        </w:rPr>
-        <w:t>")</w:t>
+        <w:t>[Environment]::SetEnvironmentVariable("Path", $env:Path + ";C:\Program Files\MariaDB 10.11\bin", "User")</w:t>
       </w:r>
     </w:p>
     <w:p>
@@ -11003,7 +9571,7 @@
         <w:pStyle w:val="Ttulo2"/>
         <w:spacing w:before="0"/>
       </w:pPr>
-      <w:bookmarkStart w:id="23" w:name="_Toc233838703"/>
+      <w:bookmarkStart w:id="23" w:name="_Toc233904948"/>
       <w:r>
         <w:rPr>
           <w:rFonts w:ascii="Times New Roman" w:eastAsia="sans-serif" w:hAnsi="Times New Roman" w:cs="Times New Roman"/>
@@ -11035,87 +9603,138 @@
           <w:sz w:val="24"/>
           <w:szCs w:val="24"/>
         </w:rPr>
-        <w:t xml:space="preserve">Conéctate al monitor interactivo de </w:t>
-      </w:r>
-      <w:proofErr w:type="spellStart"/>
-      <w:r>
+        <w:t>Conéctate al monitor interactivo de MariaDB como administrador ejecutando:</w:t>
+      </w:r>
+    </w:p>
+    <w:p>
+      <w:pPr>
+        <w:spacing w:line="279" w:lineRule="auto"/>
         <w:rPr>
           <w:rFonts w:ascii="Times New Roman" w:eastAsia="sans-serif" w:hAnsi="Times New Roman" w:cs="Times New Roman"/>
           <w:sz w:val="24"/>
           <w:szCs w:val="24"/>
         </w:rPr>
-        <w:t>MariaDB</w:t>
-      </w:r>
-      <w:proofErr w:type="spellEnd"/>
+      </w:pPr>
       <w:r>
         <w:rPr>
           <w:rFonts w:ascii="Times New Roman" w:eastAsia="sans-serif" w:hAnsi="Times New Roman" w:cs="Times New Roman"/>
           <w:sz w:val="24"/>
           <w:szCs w:val="24"/>
         </w:rPr>
-        <w:t xml:space="preserve"> como administrador ejecutando:</w:t>
-      </w:r>
-    </w:p>
-    <w:p>
-      <w:pPr>
-        <w:rPr>
-          <w:rFonts w:ascii="Times New Roman" w:hAnsi="Times New Roman" w:cs="Times New Roman"/>
-          <w:sz w:val="24"/>
-          <w:szCs w:val="24"/>
-        </w:rPr>
-      </w:pPr>
-      <w:r>
+        <w:t>NO OLVIDAR CREAR EL .ENV EN LA RAIZ DE LA CARPETA back_ con estos datos:</w:t>
+      </w:r>
+    </w:p>
+    <w:p>
+      <w:pPr>
+        <w:pStyle w:val="Sinespaciado"/>
+        <w:rPr>
+          <w:rFonts w:ascii="Times New Roman" w:hAnsi="Times New Roman" w:cs="Times New Roman"/>
+          <w:sz w:val="24"/>
+          <w:szCs w:val="24"/>
+        </w:rPr>
+      </w:pPr>
+      <w:r>
+        <w:rPr>
+          <w:rFonts w:ascii="Times New Roman" w:hAnsi="Times New Roman" w:cs="Times New Roman"/>
+          <w:sz w:val="24"/>
+          <w:szCs w:val="24"/>
+        </w:rPr>
+        <w:t>BREVO_API_KEY=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</w:t>
+      </w:r>
+    </w:p>
+    <w:p>
+      <w:pPr>
+        <w:pStyle w:val="Sinespaciado"/>
+        <w:rPr>
+          <w:rFonts w:ascii="Times New Roman" w:hAnsi="Times New Roman" w:cs="Times New Roman"/>
+          <w:sz w:val="24"/>
+          <w:szCs w:val="24"/>
+        </w:rPr>
+      </w:pPr>
+      <w:r>
+        <w:rPr>
+          <w:rFonts w:ascii="Times New Roman" w:hAnsi="Times New Roman" w:cs="Times New Roman"/>
+          <w:sz w:val="24"/>
+          <w:szCs w:val="24"/>
+        </w:rPr>
+        <w:t>BREVO_FROM_EMAIL=prueba@wolfhound.cl</w:t>
+      </w:r>
+    </w:p>
+    <w:p>
+      <w:pPr>
+        <w:pStyle w:val="Sinespaciado"/>
+        <w:rPr>
+          <w:rFonts w:ascii="Times New Roman" w:hAnsi="Times New Roman" w:cs="Times New Roman"/>
+          <w:sz w:val="24"/>
+          <w:szCs w:val="24"/>
+        </w:rPr>
+      </w:pPr>
+      <w:r>
+        <w:rPr>
+          <w:rFonts w:ascii="Times New Roman" w:hAnsi="Times New Roman" w:cs="Times New Roman"/>
+          <w:sz w:val="24"/>
+          <w:szCs w:val="24"/>
+        </w:rPr>
+        <w:t>BREVO_FROM_NAME="prueba"</w:t>
+      </w:r>
+    </w:p>
+    <w:p>
+      <w:pPr>
         <w:rPr>
           <w:rFonts w:ascii="Times New Roman" w:eastAsia="sans-serif" w:hAnsi="Times New Roman" w:cs="Times New Roman"/>
           <w:sz w:val="24"/>
           <w:szCs w:val="24"/>
         </w:rPr>
+      </w:pPr>
+    </w:p>
+    <w:p>
+      <w:pPr>
+        <w:rPr>
+          <w:rFonts w:ascii="Times New Roman" w:hAnsi="Times New Roman" w:cs="Times New Roman"/>
+          <w:sz w:val="24"/>
+          <w:szCs w:val="24"/>
+        </w:rPr>
+      </w:pPr>
+      <w:r>
+        <w:rPr>
+          <w:rFonts w:ascii="Times New Roman" w:eastAsia="sans-serif" w:hAnsi="Times New Roman" w:cs="Times New Roman"/>
+          <w:sz w:val="24"/>
+          <w:szCs w:val="24"/>
+        </w:rPr>
         <w:t>PowerShell</w:t>
       </w:r>
-    </w:p>
-    <w:p>
-      <w:pPr>
+      <w:r>
         <w:rPr>
           <w:rFonts w:ascii="Times New Roman" w:eastAsia="sans-serif" w:hAnsi="Times New Roman" w:cs="Times New Roman"/>
           <w:sz w:val="24"/>
           <w:szCs w:val="24"/>
         </w:rPr>
-      </w:pPr>
-      <w:proofErr w:type="spellStart"/>
-      <w:r>
+        <w:t xml:space="preserve"> o mediante carpeta bin de mariadb abriendo una terminal</w:t>
+      </w:r>
+    </w:p>
+    <w:p>
+      <w:pPr>
         <w:rPr>
           <w:rFonts w:ascii="Times New Roman" w:eastAsia="sans-serif" w:hAnsi="Times New Roman" w:cs="Times New Roman"/>
           <w:sz w:val="24"/>
           <w:szCs w:val="24"/>
         </w:rPr>
-        <w:t>mysql</w:t>
-      </w:r>
-      <w:proofErr w:type="spellEnd"/>
+      </w:pPr>
       <w:r>
         <w:rPr>
           <w:rFonts w:ascii="Times New Roman" w:eastAsia="sans-serif" w:hAnsi="Times New Roman" w:cs="Times New Roman"/>
           <w:sz w:val="24"/>
           <w:szCs w:val="24"/>
         </w:rPr>
-        <w:t xml:space="preserve"> -u </w:t>
-      </w:r>
-      <w:proofErr w:type="spellStart"/>
+        <w:t>mysql -u root -p</w:t>
+      </w:r>
       <w:r>
         <w:rPr>
           <w:rFonts w:ascii="Times New Roman" w:eastAsia="sans-serif" w:hAnsi="Times New Roman" w:cs="Times New Roman"/>
           <w:sz w:val="24"/>
           <w:szCs w:val="24"/>
         </w:rPr>
-        <w:t>root</w:t>
-      </w:r>
-      <w:proofErr w:type="spellEnd"/>
-      <w:r>
-        <w:rPr>
-          <w:rFonts w:ascii="Times New Roman" w:eastAsia="sans-serif" w:hAnsi="Times New Roman" w:cs="Times New Roman"/>
-          <w:sz w:val="24"/>
-          <w:szCs w:val="24"/>
-        </w:rPr>
-        <w:t xml:space="preserve"> -p</w:t>
+        <w:t xml:space="preserve">   </w:t>
       </w:r>
       <w:r>
         <w:rPr>
@@ -11165,34 +9784,33 @@
           <w:sz w:val="24"/>
           <w:szCs w:val="24"/>
         </w:rPr>
-        <w:t xml:space="preserve">Copia, pega y ejecuta los siguientes comandos SQL en bloque para inicializar el esquema e inyectar el usuario </w:t>
-      </w:r>
-      <w:proofErr w:type="spellStart"/>
+        <w:t>Copia, pega y ejecuta los siguientes comandos SQL en bloque para inicializar el esquema e inyectar el usuario db_jaime con sus respectivos privilegios directamente en el diccionario interno del motor:</w:t>
+      </w:r>
+    </w:p>
+    <w:p>
+      <w:pPr>
+        <w:rPr>
+          <w:rFonts w:ascii="Times New Roman" w:hAnsi="Times New Roman" w:cs="Times New Roman"/>
+          <w:sz w:val="24"/>
+          <w:szCs w:val="24"/>
+        </w:rPr>
+      </w:pPr>
       <w:r>
         <w:rPr>
           <w:rFonts w:ascii="Times New Roman" w:eastAsia="sans-serif" w:hAnsi="Times New Roman" w:cs="Times New Roman"/>
           <w:sz w:val="24"/>
           <w:szCs w:val="24"/>
         </w:rPr>
-        <w:t>db_jaime</w:t>
-      </w:r>
-      <w:proofErr w:type="spellEnd"/>
-      <w:r>
+        <w:t>SQL</w:t>
+      </w:r>
+    </w:p>
+    <w:p>
+      <w:pPr>
         <w:rPr>
           <w:rFonts w:ascii="Times New Roman" w:eastAsia="sans-serif" w:hAnsi="Times New Roman" w:cs="Times New Roman"/>
           <w:sz w:val="24"/>
           <w:szCs w:val="24"/>
         </w:rPr>
-        <w:t xml:space="preserve"> con sus respectivos privilegios directamente en el diccionario interno del motor:</w:t>
-      </w:r>
-    </w:p>
-    <w:p>
-      <w:pPr>
-        <w:rPr>
-          <w:rFonts w:ascii="Times New Roman" w:hAnsi="Times New Roman" w:cs="Times New Roman"/>
-          <w:sz w:val="24"/>
-          <w:szCs w:val="24"/>
-        </w:rPr>
       </w:pPr>
       <w:r>
         <w:rPr>
@@ -11200,31 +9818,277 @@
           <w:sz w:val="24"/>
           <w:szCs w:val="24"/>
         </w:rPr>
-        <w:t>SQL</w:t>
-      </w:r>
-    </w:p>
-    <w:p>
-      <w:pPr>
+        <w:t>-- 1. Crear la base de datos del proyecto si no existe</w:t>
+      </w:r>
+      <w:r>
+        <w:rPr>
+          <w:rFonts w:ascii="Times New Roman" w:hAnsi="Times New Roman" w:cs="Times New Roman"/>
+          <w:sz w:val="24"/>
+          <w:szCs w:val="24"/>
+        </w:rPr>
+        <w:br/>
+      </w:r>
+      <w:r>
         <w:rPr>
           <w:rFonts w:ascii="Times New Roman" w:eastAsia="sans-serif" w:hAnsi="Times New Roman" w:cs="Times New Roman"/>
           <w:sz w:val="24"/>
           <w:szCs w:val="24"/>
         </w:rPr>
-      </w:pPr>
-      <w:r>
+        <w:t>CREATE DATABASE IF NOT EXISTS db;</w:t>
+      </w:r>
+    </w:p>
+    <w:p>
+      <w:pPr>
         <w:rPr>
           <w:rFonts w:ascii="Times New Roman" w:eastAsia="sans-serif" w:hAnsi="Times New Roman" w:cs="Times New Roman"/>
           <w:sz w:val="24"/>
           <w:szCs w:val="24"/>
         </w:rPr>
-        <w:t>-- 1. Crear la base de datos del proyecto si no existe</w:t>
-      </w:r>
-      <w:r>
-        <w:rPr>
-          <w:rFonts w:ascii="Times New Roman" w:hAnsi="Times New Roman" w:cs="Times New Roman"/>
-          <w:sz w:val="24"/>
-          <w:szCs w:val="24"/>
-        </w:rPr>
+      </w:pPr>
+      <w:r>
+        <w:rPr>
+          <w:rFonts w:ascii="Times New Roman" w:eastAsia="sans-serif" w:hAnsi="Times New Roman" w:cs="Times New Roman"/>
+          <w:sz w:val="24"/>
+          <w:szCs w:val="24"/>
+        </w:rPr>
+        <w:t>Use db;</w:t>
+      </w:r>
+    </w:p>
+    <w:p>
+      <w:pPr>
+        <w:rPr>
+          <w:rFonts w:ascii="Times New Roman" w:eastAsia="sans-serif" w:hAnsi="Times New Roman" w:cs="Times New Roman"/>
+          <w:sz w:val="24"/>
+          <w:szCs w:val="24"/>
+        </w:rPr>
+      </w:pPr>
+      <w:r>
+        <w:rPr>
+          <w:rFonts w:ascii="Times New Roman" w:eastAsia="sans-serif" w:hAnsi="Times New Roman" w:cs="Times New Roman"/>
+          <w:sz w:val="24"/>
+          <w:szCs w:val="24"/>
+        </w:rPr>
+        <w:t>--2 Crear tabla usuarios</w:t>
+      </w:r>
+    </w:p>
+    <w:p>
+      <w:pPr>
+        <w:pStyle w:val="Sinespaciado"/>
+        <w:rPr>
+          <w:rFonts w:ascii="Times New Roman" w:hAnsi="Times New Roman" w:cs="Times New Roman"/>
+          <w:sz w:val="24"/>
+          <w:szCs w:val="24"/>
+        </w:rPr>
+      </w:pPr>
+      <w:r>
+        <w:rPr>
+          <w:rFonts w:ascii="Times New Roman" w:hAnsi="Times New Roman" w:cs="Times New Roman"/>
+          <w:sz w:val="24"/>
+          <w:szCs w:val="24"/>
+        </w:rPr>
+        <w:t>CREATE TABLE usuarios (</w:t>
+      </w:r>
+    </w:p>
+    <w:p>
+      <w:pPr>
+        <w:pStyle w:val="Sinespaciado"/>
+        <w:rPr>
+          <w:rFonts w:ascii="Times New Roman" w:hAnsi="Times New Roman" w:cs="Times New Roman"/>
+          <w:sz w:val="24"/>
+          <w:szCs w:val="24"/>
+        </w:rPr>
+      </w:pPr>
+      <w:r>
+        <w:rPr>
+          <w:rFonts w:ascii="Times New Roman" w:hAnsi="Times New Roman" w:cs="Times New Roman"/>
+          <w:sz w:val="24"/>
+          <w:szCs w:val="24"/>
+        </w:rPr>
+        <w:t>     id UUID PRIMARY KEY DEFAULT UUID(),</w:t>
+      </w:r>
+    </w:p>
+    <w:p>
+      <w:pPr>
+        <w:pStyle w:val="Sinespaciado"/>
+        <w:rPr>
+          <w:rFonts w:ascii="Times New Roman" w:hAnsi="Times New Roman" w:cs="Times New Roman"/>
+          <w:sz w:val="24"/>
+          <w:szCs w:val="24"/>
+        </w:rPr>
+      </w:pPr>
+      <w:r>
+        <w:rPr>
+          <w:rFonts w:ascii="Times New Roman" w:hAnsi="Times New Roman" w:cs="Times New Roman"/>
+          <w:sz w:val="24"/>
+          <w:szCs w:val="24"/>
+        </w:rPr>
+        <w:t>     nombre VARCHAR(100) NOT NULL UNIQUE,</w:t>
+      </w:r>
+    </w:p>
+    <w:p>
+      <w:pPr>
+        <w:pStyle w:val="Sinespaciado"/>
+        <w:rPr>
+          <w:rFonts w:ascii="Times New Roman" w:hAnsi="Times New Roman" w:cs="Times New Roman"/>
+          <w:sz w:val="24"/>
+          <w:szCs w:val="24"/>
+        </w:rPr>
+      </w:pPr>
+      <w:r>
+        <w:rPr>
+          <w:rFonts w:ascii="Times New Roman" w:hAnsi="Times New Roman" w:cs="Times New Roman"/>
+          <w:sz w:val="24"/>
+          <w:szCs w:val="24"/>
+        </w:rPr>
+        <w:t>     correo VARCHAR(150) NOT NULL UNIQUE,</w:t>
+      </w:r>
+    </w:p>
+    <w:p>
+      <w:pPr>
+        <w:pStyle w:val="Sinespaciado"/>
+        <w:rPr>
+          <w:rFonts w:ascii="Times New Roman" w:hAnsi="Times New Roman" w:cs="Times New Roman"/>
+          <w:sz w:val="24"/>
+          <w:szCs w:val="24"/>
+        </w:rPr>
+      </w:pPr>
+      <w:r>
+        <w:rPr>
+          <w:rFonts w:ascii="Times New Roman" w:hAnsi="Times New Roman" w:cs="Times New Roman"/>
+          <w:sz w:val="24"/>
+          <w:szCs w:val="24"/>
+        </w:rPr>
+        <w:t>     contrasena VARCHAR(255) NOT NULL,</w:t>
+      </w:r>
+    </w:p>
+    <w:p>
+      <w:pPr>
+        <w:pStyle w:val="Sinespaciado"/>
+        <w:rPr>
+          <w:rFonts w:ascii="Times New Roman" w:hAnsi="Times New Roman" w:cs="Times New Roman"/>
+          <w:sz w:val="24"/>
+          <w:szCs w:val="24"/>
+        </w:rPr>
+      </w:pPr>
+      <w:r>
+        <w:rPr>
+          <w:rFonts w:ascii="Times New Roman" w:hAnsi="Times New Roman" w:cs="Times New Roman"/>
+          <w:sz w:val="24"/>
+          <w:szCs w:val="24"/>
+        </w:rPr>
+        <w:t>     tiene_permisos BOOLEAN NOT NULL DEFAULT FALSE</w:t>
+      </w:r>
+    </w:p>
+    <w:p>
+      <w:pPr>
+        <w:pStyle w:val="Sinespaciado"/>
+        <w:rPr>
+          <w:rFonts w:ascii="Times New Roman" w:hAnsi="Times New Roman" w:cs="Times New Roman"/>
+          <w:sz w:val="24"/>
+          <w:szCs w:val="24"/>
+        </w:rPr>
+      </w:pPr>
+      <w:r>
+        <w:rPr>
+          <w:rFonts w:ascii="Times New Roman" w:hAnsi="Times New Roman" w:cs="Times New Roman"/>
+          <w:sz w:val="24"/>
+          <w:szCs w:val="24"/>
+        </w:rPr>
+        <w:t>);</w:t>
+      </w:r>
+    </w:p>
+    <w:p>
+      <w:pPr>
+        <w:pStyle w:val="Sinespaciado"/>
+      </w:pPr>
+    </w:p>
+    <w:p>
+      <w:pPr>
+        <w:pStyle w:val="Sinespaciado"/>
+        <w:rPr>
+          <w:rFonts w:ascii="Times New Roman" w:hAnsi="Times New Roman" w:cs="Times New Roman"/>
+          <w:sz w:val="24"/>
+          <w:szCs w:val="24"/>
+        </w:rPr>
+      </w:pPr>
+      <w:r>
+        <w:rPr>
+          <w:rFonts w:ascii="Times New Roman" w:hAnsi="Times New Roman" w:cs="Times New Roman"/>
+          <w:sz w:val="24"/>
+          <w:szCs w:val="24"/>
+        </w:rPr>
+        <w:t>--3 Insertar usuario</w:t>
+      </w:r>
+    </w:p>
+    <w:p>
+      <w:pPr>
+        <w:pStyle w:val="Sinespaciado"/>
+        <w:rPr>
+          <w:rFonts w:ascii="Times New Roman" w:hAnsi="Times New Roman" w:cs="Times New Roman"/>
+          <w:sz w:val="24"/>
+          <w:szCs w:val="24"/>
+        </w:rPr>
+      </w:pPr>
+      <w:r>
+        <w:rPr>
+          <w:rFonts w:ascii="Times New Roman" w:hAnsi="Times New Roman" w:cs="Times New Roman"/>
+          <w:sz w:val="24"/>
+          <w:szCs w:val="24"/>
+        </w:rPr>
+        <w:t>INSERT INTO usuarios (nombre, correo, contrasena, tiene_permisos)</w:t>
+      </w:r>
+    </w:p>
+    <w:p>
+      <w:pPr>
+        <w:pStyle w:val="Sinespaciado"/>
+        <w:rPr>
+          <w:rFonts w:ascii="Times New Roman" w:hAnsi="Times New Roman" w:cs="Times New Roman"/>
+          <w:sz w:val="24"/>
+          <w:szCs w:val="24"/>
+        </w:rPr>
+      </w:pPr>
+      <w:r>
+        <w:rPr>
+          <w:rFonts w:ascii="Times New Roman" w:hAnsi="Times New Roman" w:cs="Times New Roman"/>
+          <w:sz w:val="24"/>
+          <w:szCs w:val="24"/>
+        </w:rPr>
+        <w:t>VALUES ('Jaime', 'nachomatamala@gmail.com', 'nacho', true);</w:t>
+      </w:r>
+    </w:p>
+    <w:p>
+      <w:pPr>
+        <w:rPr>
+          <w:rFonts w:ascii="Times New Roman" w:hAnsi="Times New Roman" w:cs="Times New Roman"/>
+          <w:sz w:val="24"/>
+          <w:szCs w:val="24"/>
+        </w:rPr>
+      </w:pPr>
+    </w:p>
+    <w:p>
+      <w:pPr>
+        <w:rPr>
+          <w:rFonts w:ascii="Times New Roman" w:hAnsi="Times New Roman" w:cs="Times New Roman"/>
+          <w:sz w:val="24"/>
+          <w:szCs w:val="24"/>
+        </w:rPr>
+      </w:pPr>
+    </w:p>
+    <w:p>
+      <w:pPr>
+        <w:rPr>
+          <w:rFonts w:ascii="Times New Roman" w:hAnsi="Times New Roman" w:cs="Times New Roman"/>
+          <w:sz w:val="24"/>
+          <w:szCs w:val="24"/>
+        </w:rPr>
+      </w:pPr>
+      <w:r>
+        <w:rPr>
+          <w:rFonts w:ascii="Times New Roman" w:hAnsi="Times New Roman" w:cs="Times New Roman"/>
+          <w:sz w:val="24"/>
+          <w:szCs w:val="24"/>
+        </w:rPr>
+        <w:lastRenderedPageBreak/>
         <w:br/>
       </w:r>
       <w:r>
@@ -11233,25 +10097,23 @@
           <w:sz w:val="24"/>
           <w:szCs w:val="24"/>
         </w:rPr>
-        <w:t xml:space="preserve">CREATE DATABASE IF NOT EXISTS </w:t>
-      </w:r>
-      <w:proofErr w:type="spellStart"/>
+        <w:t xml:space="preserve">-- </w:t>
+      </w:r>
       <w:r>
         <w:rPr>
           <w:rFonts w:ascii="Times New Roman" w:eastAsia="sans-serif" w:hAnsi="Times New Roman" w:cs="Times New Roman"/>
           <w:sz w:val="24"/>
           <w:szCs w:val="24"/>
         </w:rPr>
-        <w:t>db</w:t>
-      </w:r>
-      <w:proofErr w:type="spellEnd"/>
+        <w:t>4</w:t>
+      </w:r>
       <w:r>
         <w:rPr>
           <w:rFonts w:ascii="Times New Roman" w:eastAsia="sans-serif" w:hAnsi="Times New Roman" w:cs="Times New Roman"/>
           <w:sz w:val="24"/>
           <w:szCs w:val="24"/>
         </w:rPr>
-        <w:t>;</w:t>
+        <w:t>. Insertar el usuario en la tabla global de privilegios</w:t>
       </w:r>
       <w:r>
         <w:rPr>
@@ -11263,6 +10125,14 @@
       </w:r>
       <w:r>
         <w:rPr>
+          <w:rFonts w:ascii="Times New Roman" w:eastAsia="sans-serif" w:hAnsi="Times New Roman" w:cs="Times New Roman"/>
+          <w:sz w:val="24"/>
+          <w:szCs w:val="24"/>
+        </w:rPr>
+        <w:t>INSERT INTO mysql.global_priv (Host, User, Priv)</w:t>
+      </w:r>
+      <w:r>
+        <w:rPr>
           <w:rFonts w:ascii="Times New Roman" w:hAnsi="Times New Roman" w:cs="Times New Roman"/>
           <w:sz w:val="24"/>
           <w:szCs w:val="24"/>
@@ -11275,7 +10145,7 @@
           <w:sz w:val="24"/>
           <w:szCs w:val="24"/>
         </w:rPr>
-        <w:t>-- 2. Insertar el usuario en la tabla global de privilegios</w:t>
+        <w:t>VALUES ('localhost', 'db_jaime', '{"access":0,"plugin":"mysql_native_password","authentication_string":""}');</w:t>
       </w:r>
       <w:r>
         <w:rPr>
@@ -11287,65 +10157,115 @@
       </w:r>
       <w:r>
         <w:rPr>
+          <w:rFonts w:ascii="Times New Roman" w:hAnsi="Times New Roman" w:cs="Times New Roman"/>
+          <w:sz w:val="24"/>
+          <w:szCs w:val="24"/>
+        </w:rPr>
+        <w:br/>
+      </w:r>
+      <w:r>
+        <w:rPr>
           <w:rFonts w:ascii="Times New Roman" w:eastAsia="sans-serif" w:hAnsi="Times New Roman" w:cs="Times New Roman"/>
           <w:sz w:val="24"/>
           <w:szCs w:val="24"/>
         </w:rPr>
-        <w:t xml:space="preserve">INSERT INTO </w:t>
-      </w:r>
-      <w:proofErr w:type="spellStart"/>
+        <w:t>FLUSH PRIVILEGES;</w:t>
+      </w:r>
+      <w:r>
+        <w:rPr>
+          <w:rFonts w:ascii="Times New Roman" w:hAnsi="Times New Roman" w:cs="Times New Roman"/>
+          <w:sz w:val="24"/>
+          <w:szCs w:val="24"/>
+        </w:rPr>
+        <w:br/>
+      </w:r>
+      <w:r>
+        <w:rPr>
+          <w:rFonts w:ascii="Times New Roman" w:hAnsi="Times New Roman" w:cs="Times New Roman"/>
+          <w:sz w:val="24"/>
+          <w:szCs w:val="24"/>
+        </w:rPr>
+        <w:br/>
+      </w:r>
       <w:r>
         <w:rPr>
           <w:rFonts w:ascii="Times New Roman" w:eastAsia="sans-serif" w:hAnsi="Times New Roman" w:cs="Times New Roman"/>
           <w:sz w:val="24"/>
           <w:szCs w:val="24"/>
         </w:rPr>
-        <w:t>mysql.global_priv</w:t>
-      </w:r>
-      <w:proofErr w:type="spellEnd"/>
+        <w:t xml:space="preserve">-- </w:t>
+      </w:r>
       <w:r>
         <w:rPr>
           <w:rFonts w:ascii="Times New Roman" w:eastAsia="sans-serif" w:hAnsi="Times New Roman" w:cs="Times New Roman"/>
           <w:sz w:val="24"/>
           <w:szCs w:val="24"/>
         </w:rPr>
-        <w:t xml:space="preserve"> (Host, </w:t>
-      </w:r>
-      <w:proofErr w:type="spellStart"/>
+        <w:t>5</w:t>
+      </w:r>
       <w:r>
         <w:rPr>
           <w:rFonts w:ascii="Times New Roman" w:eastAsia="sans-serif" w:hAnsi="Times New Roman" w:cs="Times New Roman"/>
           <w:sz w:val="24"/>
           <w:szCs w:val="24"/>
         </w:rPr>
-        <w:t>User</w:t>
-      </w:r>
-      <w:proofErr w:type="spellEnd"/>
+        <w:t>. Asignar los privilegios específicos sobre la base de datos 'db'</w:t>
+      </w:r>
+      <w:r>
+        <w:rPr>
+          <w:rFonts w:ascii="Times New Roman" w:hAnsi="Times New Roman" w:cs="Times New Roman"/>
+          <w:sz w:val="24"/>
+          <w:szCs w:val="24"/>
+        </w:rPr>
+        <w:br/>
+      </w:r>
       <w:r>
         <w:rPr>
           <w:rFonts w:ascii="Times New Roman" w:eastAsia="sans-serif" w:hAnsi="Times New Roman" w:cs="Times New Roman"/>
           <w:sz w:val="24"/>
           <w:szCs w:val="24"/>
         </w:rPr>
-        <w:t xml:space="preserve">, </w:t>
-      </w:r>
-      <w:proofErr w:type="spellStart"/>
+        <w:t>INSERT INTO mysql.db (Host, Db, User, Select_priv, Insert_priv, Update_priv, Delete_priv, Create_priv, Drop_priv, Index_priv, Alter_priv)</w:t>
+      </w:r>
+      <w:r>
+        <w:rPr>
+          <w:rFonts w:ascii="Times New Roman" w:hAnsi="Times New Roman" w:cs="Times New Roman"/>
+          <w:sz w:val="24"/>
+          <w:szCs w:val="24"/>
+        </w:rPr>
+        <w:br/>
+      </w:r>
       <w:r>
         <w:rPr>
           <w:rFonts w:ascii="Times New Roman" w:eastAsia="sans-serif" w:hAnsi="Times New Roman" w:cs="Times New Roman"/>
           <w:sz w:val="24"/>
           <w:szCs w:val="24"/>
         </w:rPr>
-        <w:t>Priv</w:t>
-      </w:r>
-      <w:proofErr w:type="spellEnd"/>
+        <w:t>VALUES ('localhost', 'db', 'db_jaime', 'Y', 'Y', 'Y', 'Y', 'Y', 'Y', 'Y', 'Y');</w:t>
+      </w:r>
+      <w:r>
+        <w:rPr>
+          <w:rFonts w:ascii="Times New Roman" w:hAnsi="Times New Roman" w:cs="Times New Roman"/>
+          <w:sz w:val="24"/>
+          <w:szCs w:val="24"/>
+        </w:rPr>
+        <w:br/>
+      </w:r>
+      <w:r>
+        <w:rPr>
+          <w:rFonts w:ascii="Times New Roman" w:hAnsi="Times New Roman" w:cs="Times New Roman"/>
+          <w:sz w:val="24"/>
+          <w:szCs w:val="24"/>
+        </w:rPr>
+        <w:br/>
+      </w:r>
       <w:r>
         <w:rPr>
           <w:rFonts w:ascii="Times New Roman" w:eastAsia="sans-serif" w:hAnsi="Times New Roman" w:cs="Times New Roman"/>
           <w:sz w:val="24"/>
           <w:szCs w:val="24"/>
         </w:rPr>
-        <w:t>)</w:t>
+        <w:t>FLUSH PRIVILEGES;</w:t>
       </w:r>
       <w:r>
         <w:rPr>
@@ -11357,29 +10277,35 @@
       </w:r>
       <w:r>
         <w:rPr>
+          <w:rFonts w:ascii="Times New Roman" w:hAnsi="Times New Roman" w:cs="Times New Roman"/>
+          <w:sz w:val="24"/>
+          <w:szCs w:val="24"/>
+        </w:rPr>
+        <w:br/>
+      </w:r>
+      <w:r>
+        <w:rPr>
           <w:rFonts w:ascii="Times New Roman" w:eastAsia="sans-serif" w:hAnsi="Times New Roman" w:cs="Times New Roman"/>
           <w:sz w:val="24"/>
           <w:szCs w:val="24"/>
         </w:rPr>
-        <w:t>VALUES ('localhost', '</w:t>
-      </w:r>
-      <w:proofErr w:type="spellStart"/>
+        <w:t xml:space="preserve">-- </w:t>
+      </w:r>
       <w:r>
         <w:rPr>
           <w:rFonts w:ascii="Times New Roman" w:eastAsia="sans-serif" w:hAnsi="Times New Roman" w:cs="Times New Roman"/>
           <w:sz w:val="24"/>
           <w:szCs w:val="24"/>
         </w:rPr>
-        <w:t>db_jaime</w:t>
-      </w:r>
-      <w:proofErr w:type="spellEnd"/>
+        <w:t>6</w:t>
+      </w:r>
       <w:r>
         <w:rPr>
           <w:rFonts w:ascii="Times New Roman" w:eastAsia="sans-serif" w:hAnsi="Times New Roman" w:cs="Times New Roman"/>
           <w:sz w:val="24"/>
           <w:szCs w:val="24"/>
         </w:rPr>
-        <w:t>', '{"access":0,"plugin":"mysql_native_password","authentication_string":""}');</w:t>
+        <w:t>. Salir del monitor de MariaDB</w:t>
       </w:r>
       <w:r>
         <w:rPr>
@@ -11391,416 +10317,21 @@
       </w:r>
       <w:r>
         <w:rPr>
+          <w:rFonts w:ascii="Times New Roman" w:eastAsia="sans-serif" w:hAnsi="Times New Roman" w:cs="Times New Roman"/>
+          <w:sz w:val="24"/>
+          <w:szCs w:val="24"/>
+        </w:rPr>
+        <w:t>EXIT;</w:t>
+      </w:r>
+      <w:r>
+        <w:rPr>
           <w:rFonts w:ascii="Times New Roman" w:hAnsi="Times New Roman" w:cs="Times New Roman"/>
           <w:sz w:val="24"/>
           <w:szCs w:val="24"/>
         </w:rPr>
         <w:br/>
       </w:r>
-      <w:r>
-        <w:rPr>
-          <w:rFonts w:ascii="Times New Roman" w:eastAsia="sans-serif" w:hAnsi="Times New Roman" w:cs="Times New Roman"/>
-          <w:sz w:val="24"/>
-          <w:szCs w:val="24"/>
-        </w:rPr>
-        <w:t>FLUSH PRIVILEGES;</w:t>
-      </w:r>
-      <w:r>
-        <w:rPr>
-          <w:rFonts w:ascii="Times New Roman" w:hAnsi="Times New Roman" w:cs="Times New Roman"/>
-          <w:sz w:val="24"/>
-          <w:szCs w:val="24"/>
-        </w:rPr>
-        <w:br/>
-      </w:r>
-      <w:r>
-        <w:rPr>
-          <w:rFonts w:ascii="Times New Roman" w:hAnsi="Times New Roman" w:cs="Times New Roman"/>
-          <w:sz w:val="24"/>
-          <w:szCs w:val="24"/>
-        </w:rPr>
-        <w:br/>
-      </w:r>
-      <w:r>
-        <w:rPr>
-          <w:rFonts w:ascii="Times New Roman" w:eastAsia="sans-serif" w:hAnsi="Times New Roman" w:cs="Times New Roman"/>
-          <w:sz w:val="24"/>
-          <w:szCs w:val="24"/>
-        </w:rPr>
-        <w:t>-- 3. Asignar los privilegios específicos sobre la base de datos '</w:t>
-      </w:r>
-      <w:proofErr w:type="spellStart"/>
-      <w:r>
-        <w:rPr>
-          <w:rFonts w:ascii="Times New Roman" w:eastAsia="sans-serif" w:hAnsi="Times New Roman" w:cs="Times New Roman"/>
-          <w:sz w:val="24"/>
-          <w:szCs w:val="24"/>
-        </w:rPr>
-        <w:t>db</w:t>
-      </w:r>
-      <w:proofErr w:type="spellEnd"/>
-      <w:r>
-        <w:rPr>
-          <w:rFonts w:ascii="Times New Roman" w:eastAsia="sans-serif" w:hAnsi="Times New Roman" w:cs="Times New Roman"/>
-          <w:sz w:val="24"/>
-          <w:szCs w:val="24"/>
-        </w:rPr>
-        <w:t>'</w:t>
-      </w:r>
-      <w:r>
-        <w:rPr>
-          <w:rFonts w:ascii="Times New Roman" w:hAnsi="Times New Roman" w:cs="Times New Roman"/>
-          <w:sz w:val="24"/>
-          <w:szCs w:val="24"/>
-        </w:rPr>
-        <w:br/>
-      </w:r>
-      <w:r>
-        <w:rPr>
-          <w:rFonts w:ascii="Times New Roman" w:eastAsia="sans-serif" w:hAnsi="Times New Roman" w:cs="Times New Roman"/>
-          <w:sz w:val="24"/>
-          <w:szCs w:val="24"/>
-        </w:rPr>
-        <w:t xml:space="preserve">INSERT INTO </w:t>
-      </w:r>
-      <w:proofErr w:type="spellStart"/>
-      <w:r>
-        <w:rPr>
-          <w:rFonts w:ascii="Times New Roman" w:eastAsia="sans-serif" w:hAnsi="Times New Roman" w:cs="Times New Roman"/>
-          <w:sz w:val="24"/>
-          <w:szCs w:val="24"/>
-        </w:rPr>
-        <w:t>mysql.db</w:t>
-      </w:r>
-      <w:proofErr w:type="spellEnd"/>
-      <w:r>
-        <w:rPr>
-          <w:rFonts w:ascii="Times New Roman" w:eastAsia="sans-serif" w:hAnsi="Times New Roman" w:cs="Times New Roman"/>
-          <w:sz w:val="24"/>
-          <w:szCs w:val="24"/>
-        </w:rPr>
-        <w:t xml:space="preserve"> (Host, </w:t>
-      </w:r>
-      <w:proofErr w:type="spellStart"/>
-      <w:r>
-        <w:rPr>
-          <w:rFonts w:ascii="Times New Roman" w:eastAsia="sans-serif" w:hAnsi="Times New Roman" w:cs="Times New Roman"/>
-          <w:sz w:val="24"/>
-          <w:szCs w:val="24"/>
-        </w:rPr>
-        <w:t>Db</w:t>
-      </w:r>
-      <w:proofErr w:type="spellEnd"/>
-      <w:r>
-        <w:rPr>
-          <w:rFonts w:ascii="Times New Roman" w:eastAsia="sans-serif" w:hAnsi="Times New Roman" w:cs="Times New Roman"/>
-          <w:sz w:val="24"/>
-          <w:szCs w:val="24"/>
-        </w:rPr>
-        <w:t xml:space="preserve">, </w:t>
-      </w:r>
-      <w:proofErr w:type="spellStart"/>
-      <w:r>
-        <w:rPr>
-          <w:rFonts w:ascii="Times New Roman" w:eastAsia="sans-serif" w:hAnsi="Times New Roman" w:cs="Times New Roman"/>
-          <w:sz w:val="24"/>
-          <w:szCs w:val="24"/>
-        </w:rPr>
-        <w:t>User</w:t>
-      </w:r>
-      <w:proofErr w:type="spellEnd"/>
-      <w:r>
-        <w:rPr>
-          <w:rFonts w:ascii="Times New Roman" w:eastAsia="sans-serif" w:hAnsi="Times New Roman" w:cs="Times New Roman"/>
-          <w:sz w:val="24"/>
-          <w:szCs w:val="24"/>
-        </w:rPr>
-        <w:t xml:space="preserve">, </w:t>
-      </w:r>
-      <w:proofErr w:type="spellStart"/>
-      <w:r>
-        <w:rPr>
-          <w:rFonts w:ascii="Times New Roman" w:eastAsia="sans-serif" w:hAnsi="Times New Roman" w:cs="Times New Roman"/>
-          <w:sz w:val="24"/>
-          <w:szCs w:val="24"/>
-        </w:rPr>
-        <w:t>Select_priv</w:t>
-      </w:r>
-      <w:proofErr w:type="spellEnd"/>
-      <w:r>
-        <w:rPr>
-          <w:rFonts w:ascii="Times New Roman" w:eastAsia="sans-serif" w:hAnsi="Times New Roman" w:cs="Times New Roman"/>
-          <w:sz w:val="24"/>
-          <w:szCs w:val="24"/>
-        </w:rPr>
-        <w:t xml:space="preserve">, </w:t>
-      </w:r>
-      <w:proofErr w:type="spellStart"/>
-      <w:r>
-        <w:rPr>
-          <w:rFonts w:ascii="Times New Roman" w:eastAsia="sans-serif" w:hAnsi="Times New Roman" w:cs="Times New Roman"/>
-          <w:sz w:val="24"/>
-          <w:szCs w:val="24"/>
-        </w:rPr>
-        <w:t>Insert_priv</w:t>
-      </w:r>
-      <w:proofErr w:type="spellEnd"/>
-      <w:r>
-        <w:rPr>
-          <w:rFonts w:ascii="Times New Roman" w:eastAsia="sans-serif" w:hAnsi="Times New Roman" w:cs="Times New Roman"/>
-          <w:sz w:val="24"/>
-          <w:szCs w:val="24"/>
-        </w:rPr>
-        <w:t xml:space="preserve">, </w:t>
-      </w:r>
-      <w:proofErr w:type="spellStart"/>
-      <w:r>
-        <w:rPr>
-          <w:rFonts w:ascii="Times New Roman" w:eastAsia="sans-serif" w:hAnsi="Times New Roman" w:cs="Times New Roman"/>
-          <w:sz w:val="24"/>
-          <w:szCs w:val="24"/>
-        </w:rPr>
-        <w:t>Update_priv</w:t>
-      </w:r>
-      <w:proofErr w:type="spellEnd"/>
-      <w:r>
-        <w:rPr>
-          <w:rFonts w:ascii="Times New Roman" w:eastAsia="sans-serif" w:hAnsi="Times New Roman" w:cs="Times New Roman"/>
-          <w:sz w:val="24"/>
-          <w:szCs w:val="24"/>
-        </w:rPr>
-        <w:t xml:space="preserve">, </w:t>
-      </w:r>
-      <w:proofErr w:type="spellStart"/>
-      <w:r>
-        <w:rPr>
-          <w:rFonts w:ascii="Times New Roman" w:eastAsia="sans-serif" w:hAnsi="Times New Roman" w:cs="Times New Roman"/>
-          <w:sz w:val="24"/>
-          <w:szCs w:val="24"/>
-        </w:rPr>
-        <w:t>Delete_priv</w:t>
-      </w:r>
-      <w:proofErr w:type="spellEnd"/>
-      <w:r>
-        <w:rPr>
-          <w:rFonts w:ascii="Times New Roman" w:eastAsia="sans-serif" w:hAnsi="Times New Roman" w:cs="Times New Roman"/>
-          <w:sz w:val="24"/>
-          <w:szCs w:val="24"/>
-        </w:rPr>
-        <w:t xml:space="preserve">, </w:t>
-      </w:r>
-      <w:proofErr w:type="spellStart"/>
-      <w:r>
-        <w:rPr>
-          <w:rFonts w:ascii="Times New Roman" w:eastAsia="sans-serif" w:hAnsi="Times New Roman" w:cs="Times New Roman"/>
-          <w:sz w:val="24"/>
-          <w:szCs w:val="24"/>
-        </w:rPr>
-        <w:t>Create_priv</w:t>
-      </w:r>
-      <w:proofErr w:type="spellEnd"/>
-      <w:r>
-        <w:rPr>
-          <w:rFonts w:ascii="Times New Roman" w:eastAsia="sans-serif" w:hAnsi="Times New Roman" w:cs="Times New Roman"/>
-          <w:sz w:val="24"/>
-          <w:szCs w:val="24"/>
-        </w:rPr>
-        <w:t xml:space="preserve">, </w:t>
-      </w:r>
-      <w:proofErr w:type="spellStart"/>
-      <w:r>
-        <w:rPr>
-          <w:rFonts w:ascii="Times New Roman" w:eastAsia="sans-serif" w:hAnsi="Times New Roman" w:cs="Times New Roman"/>
-          <w:sz w:val="24"/>
-          <w:szCs w:val="24"/>
-        </w:rPr>
-        <w:t>Drop_priv</w:t>
-      </w:r>
-      <w:proofErr w:type="spellEnd"/>
-      <w:r>
-        <w:rPr>
-          <w:rFonts w:ascii="Times New Roman" w:eastAsia="sans-serif" w:hAnsi="Times New Roman" w:cs="Times New Roman"/>
-          <w:sz w:val="24"/>
-          <w:szCs w:val="24"/>
-        </w:rPr>
-        <w:t xml:space="preserve">, </w:t>
-      </w:r>
-      <w:proofErr w:type="spellStart"/>
-      <w:r>
-        <w:rPr>
-          <w:rFonts w:ascii="Times New Roman" w:eastAsia="sans-serif" w:hAnsi="Times New Roman" w:cs="Times New Roman"/>
-          <w:sz w:val="24"/>
-          <w:szCs w:val="24"/>
-        </w:rPr>
-        <w:t>Index_priv</w:t>
-      </w:r>
-      <w:proofErr w:type="spellEnd"/>
-      <w:r>
-        <w:rPr>
-          <w:rFonts w:ascii="Times New Roman" w:eastAsia="sans-serif" w:hAnsi="Times New Roman" w:cs="Times New Roman"/>
-          <w:sz w:val="24"/>
-          <w:szCs w:val="24"/>
-        </w:rPr>
-        <w:t xml:space="preserve">, </w:t>
-      </w:r>
-      <w:proofErr w:type="spellStart"/>
-      <w:r>
-        <w:rPr>
-          <w:rFonts w:ascii="Times New Roman" w:eastAsia="sans-serif" w:hAnsi="Times New Roman" w:cs="Times New Roman"/>
-          <w:sz w:val="24"/>
-          <w:szCs w:val="24"/>
-        </w:rPr>
-        <w:t>Alter_priv</w:t>
-      </w:r>
-      <w:proofErr w:type="spellEnd"/>
-      <w:r>
-        <w:rPr>
-          <w:rFonts w:ascii="Times New Roman" w:eastAsia="sans-serif" w:hAnsi="Times New Roman" w:cs="Times New Roman"/>
-          <w:sz w:val="24"/>
-          <w:szCs w:val="24"/>
-        </w:rPr>
-        <w:t>)</w:t>
-      </w:r>
-      <w:r>
-        <w:rPr>
-          <w:rFonts w:ascii="Times New Roman" w:hAnsi="Times New Roman" w:cs="Times New Roman"/>
-          <w:sz w:val="24"/>
-          <w:szCs w:val="24"/>
-        </w:rPr>
-        <w:br/>
-      </w:r>
-      <w:r>
-        <w:rPr>
-          <w:rFonts w:ascii="Times New Roman" w:eastAsia="sans-serif" w:hAnsi="Times New Roman" w:cs="Times New Roman"/>
-          <w:sz w:val="24"/>
-          <w:szCs w:val="24"/>
-        </w:rPr>
-        <w:t>VALUES ('localhost', '</w:t>
-      </w:r>
-      <w:proofErr w:type="spellStart"/>
-      <w:r>
-        <w:rPr>
-          <w:rFonts w:ascii="Times New Roman" w:eastAsia="sans-serif" w:hAnsi="Times New Roman" w:cs="Times New Roman"/>
-          <w:sz w:val="24"/>
-          <w:szCs w:val="24"/>
-        </w:rPr>
-        <w:t>db</w:t>
-      </w:r>
-      <w:proofErr w:type="spellEnd"/>
-      <w:r>
-        <w:rPr>
-          <w:rFonts w:ascii="Times New Roman" w:eastAsia="sans-serif" w:hAnsi="Times New Roman" w:cs="Times New Roman"/>
-          <w:sz w:val="24"/>
-          <w:szCs w:val="24"/>
-        </w:rPr>
-        <w:t>', '</w:t>
-      </w:r>
-      <w:proofErr w:type="spellStart"/>
-      <w:r>
-        <w:rPr>
-          <w:rFonts w:ascii="Times New Roman" w:eastAsia="sans-serif" w:hAnsi="Times New Roman" w:cs="Times New Roman"/>
-          <w:sz w:val="24"/>
-          <w:szCs w:val="24"/>
-        </w:rPr>
-        <w:t>db_jaime</w:t>
-      </w:r>
-      <w:proofErr w:type="spellEnd"/>
-      <w:r>
-        <w:rPr>
-          <w:rFonts w:ascii="Times New Roman" w:eastAsia="sans-serif" w:hAnsi="Times New Roman" w:cs="Times New Roman"/>
-          <w:sz w:val="24"/>
-          <w:szCs w:val="24"/>
-        </w:rPr>
-        <w:t>', 'Y', 'Y', 'Y', 'Y', 'Y', 'Y', 'Y', 'Y');</w:t>
-      </w:r>
-      <w:r>
-        <w:rPr>
-          <w:rFonts w:ascii="Times New Roman" w:hAnsi="Times New Roman" w:cs="Times New Roman"/>
-          <w:sz w:val="24"/>
-          <w:szCs w:val="24"/>
-        </w:rPr>
-        <w:br/>
-      </w:r>
-      <w:r>
-        <w:rPr>
-          <w:rFonts w:ascii="Times New Roman" w:hAnsi="Times New Roman" w:cs="Times New Roman"/>
-          <w:sz w:val="24"/>
-          <w:szCs w:val="24"/>
-        </w:rPr>
-        <w:br/>
-      </w:r>
-      <w:r>
-        <w:rPr>
-          <w:rFonts w:ascii="Times New Roman" w:eastAsia="sans-serif" w:hAnsi="Times New Roman" w:cs="Times New Roman"/>
-          <w:sz w:val="24"/>
-          <w:szCs w:val="24"/>
-        </w:rPr>
-        <w:t>FLUSH PRIVILEGES;</w:t>
-      </w:r>
-      <w:r>
-        <w:rPr>
-          <w:rFonts w:ascii="Times New Roman" w:hAnsi="Times New Roman" w:cs="Times New Roman"/>
-          <w:sz w:val="24"/>
-          <w:szCs w:val="24"/>
-        </w:rPr>
-        <w:br/>
-      </w:r>
-      <w:r>
-        <w:rPr>
-          <w:rFonts w:ascii="Times New Roman" w:hAnsi="Times New Roman" w:cs="Times New Roman"/>
-          <w:sz w:val="24"/>
-          <w:szCs w:val="24"/>
-        </w:rPr>
-        <w:br/>
-      </w:r>
-      <w:r>
-        <w:rPr>
-          <w:rFonts w:ascii="Times New Roman" w:eastAsia="sans-serif" w:hAnsi="Times New Roman" w:cs="Times New Roman"/>
-          <w:sz w:val="24"/>
-          <w:szCs w:val="24"/>
-        </w:rPr>
-        <w:t xml:space="preserve">-- 4. Salir del monitor de </w:t>
-      </w:r>
-      <w:proofErr w:type="spellStart"/>
-      <w:r>
-        <w:rPr>
-          <w:rFonts w:ascii="Times New Roman" w:eastAsia="sans-serif" w:hAnsi="Times New Roman" w:cs="Times New Roman"/>
-          <w:sz w:val="24"/>
-          <w:szCs w:val="24"/>
-        </w:rPr>
-        <w:t>MariaDB</w:t>
-      </w:r>
-      <w:proofErr w:type="spellEnd"/>
-      <w:r>
-        <w:rPr>
-          <w:rFonts w:ascii="Times New Roman" w:hAnsi="Times New Roman" w:cs="Times New Roman"/>
-          <w:sz w:val="24"/>
-          <w:szCs w:val="24"/>
-        </w:rPr>
-        <w:br/>
-      </w:r>
-      <w:r>
-        <w:rPr>
-          <w:rFonts w:ascii="Times New Roman" w:eastAsia="sans-serif" w:hAnsi="Times New Roman" w:cs="Times New Roman"/>
-          <w:sz w:val="24"/>
-          <w:szCs w:val="24"/>
-        </w:rPr>
-        <w:t>EXIT;</w:t>
-      </w:r>
-      <w:r>
-        <w:rPr>
-          <w:rFonts w:ascii="Times New Roman" w:hAnsi="Times New Roman" w:cs="Times New Roman"/>
-          <w:sz w:val="24"/>
-          <w:szCs w:val="24"/>
-        </w:rPr>
-        <w:br/>
-      </w:r>
-    </w:p>
-    <w:p/>
-    <w:p/>
-    <w:p/>
-    <w:p/>
-    <w:p/>
+    </w:p>
     <w:p>
       <w:pPr>
         <w:pStyle w:val="Ttulo2"/>
@@ -11812,7 +10343,7 @@
           <w:szCs w:val="24"/>
         </w:rPr>
       </w:pPr>
-      <w:bookmarkStart w:id="24" w:name="_Toc233838704"/>
+      <w:bookmarkStart w:id="24" w:name="_Toc233904949"/>
       <w:r>
         <w:rPr>
           <w:rFonts w:ascii="sans-serif" w:eastAsia="sans-serif" w:hAnsi="sans-serif" w:cs="sans-serif"/>
@@ -11936,52 +10467,58 @@
           <w:sz w:val="24"/>
           <w:szCs w:val="24"/>
         </w:rPr>
-        <w:t xml:space="preserve">Lanza el </w:t>
-      </w:r>
-      <w:proofErr w:type="spellStart"/>
+        <w:t>Lanza el backend ejecutando el comando estándar de Deno con sus respectivos flags de seguridad:</w:t>
+      </w:r>
+    </w:p>
+    <w:p>
+      <w:pPr>
+        <w:rPr>
+          <w:rFonts w:ascii="Times New Roman" w:hAnsi="Times New Roman" w:cs="Times New Roman"/>
+          <w:sz w:val="24"/>
+          <w:szCs w:val="24"/>
+        </w:rPr>
+      </w:pPr>
       <w:r>
         <w:rPr>
           <w:rFonts w:ascii="Times New Roman" w:eastAsia="sans-serif" w:hAnsi="Times New Roman" w:cs="Times New Roman"/>
           <w:sz w:val="24"/>
           <w:szCs w:val="24"/>
         </w:rPr>
-        <w:t>backend</w:t>
-      </w:r>
-      <w:proofErr w:type="spellEnd"/>
-      <w:r>
+        <w:t>PowerShell</w:t>
+      </w:r>
+    </w:p>
+    <w:p>
+      <w:pPr>
         <w:rPr>
           <w:rFonts w:ascii="Times New Roman" w:eastAsia="sans-serif" w:hAnsi="Times New Roman" w:cs="Times New Roman"/>
           <w:sz w:val="24"/>
           <w:szCs w:val="24"/>
         </w:rPr>
-        <w:t xml:space="preserve"> ejecutando el comando estándar de Deno con sus respectivos </w:t>
-      </w:r>
-      <w:proofErr w:type="spellStart"/>
+      </w:pPr>
       <w:r>
         <w:rPr>
           <w:rFonts w:ascii="Times New Roman" w:eastAsia="sans-serif" w:hAnsi="Times New Roman" w:cs="Times New Roman"/>
           <w:sz w:val="24"/>
           <w:szCs w:val="24"/>
         </w:rPr>
-        <w:t>flags</w:t>
-      </w:r>
-      <w:proofErr w:type="spellEnd"/>
-      <w:r>
+        <w:t>deno run --allow-net --allow-env --allow-read --allow-sys main.js</w:t>
+      </w:r>
+      <w:r>
+        <w:rPr>
+          <w:rFonts w:ascii="Times New Roman" w:hAnsi="Times New Roman" w:cs="Times New Roman"/>
+          <w:sz w:val="24"/>
+          <w:szCs w:val="24"/>
+        </w:rPr>
+        <w:br/>
+      </w:r>
+    </w:p>
+    <w:p>
+      <w:pPr>
         <w:rPr>
           <w:rFonts w:ascii="Times New Roman" w:eastAsia="sans-serif" w:hAnsi="Times New Roman" w:cs="Times New Roman"/>
           <w:sz w:val="24"/>
           <w:szCs w:val="24"/>
         </w:rPr>
-        <w:t xml:space="preserve"> de seguridad:</w:t>
-      </w:r>
-    </w:p>
-    <w:p>
-      <w:pPr>
-        <w:rPr>
-          <w:rFonts w:ascii="Times New Roman" w:hAnsi="Times New Roman" w:cs="Times New Roman"/>
-          <w:sz w:val="24"/>
-          <w:szCs w:val="24"/>
-        </w:rPr>
       </w:pPr>
       <w:r>
         <w:rPr>
@@ -11989,7 +10526,7 @@
           <w:sz w:val="24"/>
           <w:szCs w:val="24"/>
         </w:rPr>
-        <w:t>PowerShell</w:t>
+        <w:t>*SI no funciona, abrir carpeta del back_ abrir terminal e insertar comando anterior</w:t>
       </w:r>
     </w:p>
     <w:p>
@@ -12000,104 +10537,42 @@
           <w:szCs w:val="24"/>
         </w:rPr>
       </w:pPr>
-      <w:proofErr w:type="spellStart"/>
-      <w:r>
+    </w:p>
+    <w:p>
+      <w:pPr>
         <w:rPr>
           <w:rFonts w:ascii="Times New Roman" w:eastAsia="sans-serif" w:hAnsi="Times New Roman" w:cs="Times New Roman"/>
           <w:sz w:val="24"/>
           <w:szCs w:val="24"/>
         </w:rPr>
-        <w:t>deno</w:t>
-      </w:r>
-      <w:proofErr w:type="spellEnd"/>
-      <w:r>
+      </w:pPr>
+    </w:p>
+    <w:p>
+      <w:pPr>
         <w:rPr>
           <w:rFonts w:ascii="Times New Roman" w:eastAsia="sans-serif" w:hAnsi="Times New Roman" w:cs="Times New Roman"/>
           <w:sz w:val="24"/>
           <w:szCs w:val="24"/>
         </w:rPr>
-        <w:t xml:space="preserve"> run --</w:t>
-      </w:r>
-      <w:proofErr w:type="spellStart"/>
-      <w:r>
+      </w:pPr>
+    </w:p>
+    <w:p>
+      <w:pPr>
         <w:rPr>
           <w:rFonts w:ascii="Times New Roman" w:eastAsia="sans-serif" w:hAnsi="Times New Roman" w:cs="Times New Roman"/>
           <w:sz w:val="24"/>
           <w:szCs w:val="24"/>
         </w:rPr>
-        <w:t>allow</w:t>
-      </w:r>
-      <w:proofErr w:type="spellEnd"/>
-      <w:r>
+      </w:pPr>
+    </w:p>
+    <w:p>
+      <w:pPr>
         <w:rPr>
           <w:rFonts w:ascii="Times New Roman" w:eastAsia="sans-serif" w:hAnsi="Times New Roman" w:cs="Times New Roman"/>
           <w:sz w:val="24"/>
           <w:szCs w:val="24"/>
         </w:rPr>
-        <w:t>-net --</w:t>
-      </w:r>
-      <w:proofErr w:type="spellStart"/>
-      <w:r>
-        <w:rPr>
-          <w:rFonts w:ascii="Times New Roman" w:eastAsia="sans-serif" w:hAnsi="Times New Roman" w:cs="Times New Roman"/>
-          <w:sz w:val="24"/>
-          <w:szCs w:val="24"/>
-        </w:rPr>
-        <w:t>allow-env</w:t>
-      </w:r>
-      <w:proofErr w:type="spellEnd"/>
-      <w:r>
-        <w:rPr>
-          <w:rFonts w:ascii="Times New Roman" w:eastAsia="sans-serif" w:hAnsi="Times New Roman" w:cs="Times New Roman"/>
-          <w:sz w:val="24"/>
-          <w:szCs w:val="24"/>
-        </w:rPr>
-        <w:t xml:space="preserve"> --</w:t>
-      </w:r>
-      <w:proofErr w:type="spellStart"/>
-      <w:r>
-        <w:rPr>
-          <w:rFonts w:ascii="Times New Roman" w:eastAsia="sans-serif" w:hAnsi="Times New Roman" w:cs="Times New Roman"/>
-          <w:sz w:val="24"/>
-          <w:szCs w:val="24"/>
-        </w:rPr>
-        <w:t>allow-read</w:t>
-      </w:r>
-      <w:proofErr w:type="spellEnd"/>
-      <w:r>
-        <w:rPr>
-          <w:rFonts w:ascii="Times New Roman" w:eastAsia="sans-serif" w:hAnsi="Times New Roman" w:cs="Times New Roman"/>
-          <w:sz w:val="24"/>
-          <w:szCs w:val="24"/>
-        </w:rPr>
-        <w:t xml:space="preserve"> --</w:t>
-      </w:r>
-      <w:proofErr w:type="spellStart"/>
-      <w:r>
-        <w:rPr>
-          <w:rFonts w:ascii="Times New Roman" w:eastAsia="sans-serif" w:hAnsi="Times New Roman" w:cs="Times New Roman"/>
-          <w:sz w:val="24"/>
-          <w:szCs w:val="24"/>
-        </w:rPr>
-        <w:t>allow-sys</w:t>
-      </w:r>
-      <w:proofErr w:type="spellEnd"/>
-      <w:r>
-        <w:rPr>
-          <w:rFonts w:ascii="Times New Roman" w:eastAsia="sans-serif" w:hAnsi="Times New Roman" w:cs="Times New Roman"/>
-          <w:sz w:val="24"/>
-          <w:szCs w:val="24"/>
-        </w:rPr>
-        <w:t xml:space="preserve"> main.js</w:t>
-      </w:r>
-      <w:r>
-        <w:rPr>
-          <w:rFonts w:ascii="Times New Roman" w:hAnsi="Times New Roman" w:cs="Times New Roman"/>
-          <w:sz w:val="24"/>
-          <w:szCs w:val="24"/>
-        </w:rPr>
-        <w:br/>
-      </w:r>
+      </w:pPr>
     </w:p>
     <w:p>
       <w:pPr>
@@ -12110,7 +10585,7 @@
           <w:szCs w:val="24"/>
         </w:rPr>
       </w:pPr>
-      <w:bookmarkStart w:id="25" w:name="_Toc233838705"/>
+      <w:bookmarkStart w:id="25" w:name="_Toc233904950"/>
       <w:r>
         <w:rPr>
           <w:rFonts w:ascii="Times New Roman" w:eastAsia="sans-serif" w:hAnsi="Times New Roman" w:cs="Times New Roman"/>
@@ -12142,61 +10617,7 @@
           <w:sz w:val="24"/>
           <w:szCs w:val="24"/>
         </w:rPr>
-        <w:t>--</w:t>
-      </w:r>
-      <w:proofErr w:type="spellStart"/>
-      <w:r>
-        <w:rPr>
-          <w:rFonts w:ascii="Times New Roman" w:eastAsia="sans-serif" w:hAnsi="Times New Roman" w:cs="Times New Roman"/>
-          <w:sz w:val="24"/>
-          <w:szCs w:val="24"/>
-        </w:rPr>
-        <w:t>allow</w:t>
-      </w:r>
-      <w:proofErr w:type="spellEnd"/>
-      <w:r>
-        <w:rPr>
-          <w:rFonts w:ascii="Times New Roman" w:eastAsia="sans-serif" w:hAnsi="Times New Roman" w:cs="Times New Roman"/>
-          <w:sz w:val="24"/>
-          <w:szCs w:val="24"/>
-        </w:rPr>
-        <w:t xml:space="preserve">-net: Otorga permisos para levantar el servidor Express (puerto 3000) y abrir sockets de comunicación hacia la base de datos </w:t>
-      </w:r>
-      <w:proofErr w:type="spellStart"/>
-      <w:r>
-        <w:rPr>
-          <w:rFonts w:ascii="Times New Roman" w:eastAsia="sans-serif" w:hAnsi="Times New Roman" w:cs="Times New Roman"/>
-          <w:sz w:val="24"/>
-          <w:szCs w:val="24"/>
-        </w:rPr>
-        <w:t>MariaDB</w:t>
-      </w:r>
-      <w:proofErr w:type="spellEnd"/>
-      <w:r>
-        <w:rPr>
-          <w:rFonts w:ascii="Times New Roman" w:eastAsia="sans-serif" w:hAnsi="Times New Roman" w:cs="Times New Roman"/>
-          <w:sz w:val="24"/>
-          <w:szCs w:val="24"/>
-        </w:rPr>
-        <w:t xml:space="preserve"> y las </w:t>
-      </w:r>
-      <w:proofErr w:type="spellStart"/>
-      <w:r>
-        <w:rPr>
-          <w:rFonts w:ascii="Times New Roman" w:eastAsia="sans-serif" w:hAnsi="Times New Roman" w:cs="Times New Roman"/>
-          <w:sz w:val="24"/>
-          <w:szCs w:val="24"/>
-        </w:rPr>
-        <w:t>APIs</w:t>
-      </w:r>
-      <w:proofErr w:type="spellEnd"/>
-      <w:r>
-        <w:rPr>
-          <w:rFonts w:ascii="Times New Roman" w:eastAsia="sans-serif" w:hAnsi="Times New Roman" w:cs="Times New Roman"/>
-          <w:sz w:val="24"/>
-          <w:szCs w:val="24"/>
-        </w:rPr>
-        <w:t xml:space="preserve"> externas de correo electrónico.</w:t>
+        <w:t>--allow-net: Otorga permisos para levantar el servidor Express (puerto 3000) y abrir sockets de comunicación hacia la base de datos MariaDB y las APIs externas de correo electrónico.</w:t>
       </w:r>
     </w:p>
     <w:p>
@@ -12219,43 +10640,7 @@
           <w:sz w:val="24"/>
           <w:szCs w:val="24"/>
         </w:rPr>
-        <w:t>--</w:t>
-      </w:r>
-      <w:proofErr w:type="spellStart"/>
-      <w:r>
-        <w:rPr>
-          <w:rFonts w:ascii="Times New Roman" w:eastAsia="sans-serif" w:hAnsi="Times New Roman" w:cs="Times New Roman"/>
-          <w:sz w:val="24"/>
-          <w:szCs w:val="24"/>
-        </w:rPr>
-        <w:t>allow-env</w:t>
-      </w:r>
-      <w:proofErr w:type="spellEnd"/>
-      <w:r>
-        <w:rPr>
-          <w:rFonts w:ascii="Times New Roman" w:eastAsia="sans-serif" w:hAnsi="Times New Roman" w:cs="Times New Roman"/>
-          <w:sz w:val="24"/>
-          <w:szCs w:val="24"/>
-        </w:rPr>
-        <w:t>: Permite el acceso y lectura de las variables de entorno configuradas localmente en el archivo .</w:t>
-      </w:r>
-      <w:proofErr w:type="spellStart"/>
-      <w:r>
-        <w:rPr>
-          <w:rFonts w:ascii="Times New Roman" w:eastAsia="sans-serif" w:hAnsi="Times New Roman" w:cs="Times New Roman"/>
-          <w:sz w:val="24"/>
-          <w:szCs w:val="24"/>
-        </w:rPr>
-        <w:t>env</w:t>
-      </w:r>
-      <w:proofErr w:type="spellEnd"/>
-      <w:r>
-        <w:rPr>
-          <w:rFonts w:ascii="Times New Roman" w:eastAsia="sans-serif" w:hAnsi="Times New Roman" w:cs="Times New Roman"/>
-          <w:sz w:val="24"/>
-          <w:szCs w:val="24"/>
-        </w:rPr>
-        <w:t>.</w:t>
+        <w:t>--allow-env: Permite el acceso y lectura de las variables de entorno configuradas localmente en el archivo .env.</w:t>
       </w:r>
     </w:p>
     <w:p>
@@ -12278,25 +10663,7 @@
           <w:sz w:val="24"/>
           <w:szCs w:val="24"/>
         </w:rPr>
-        <w:t>--</w:t>
-      </w:r>
-      <w:proofErr w:type="spellStart"/>
-      <w:r>
-        <w:rPr>
-          <w:rFonts w:ascii="Times New Roman" w:eastAsia="sans-serif" w:hAnsi="Times New Roman" w:cs="Times New Roman"/>
-          <w:sz w:val="24"/>
-          <w:szCs w:val="24"/>
-        </w:rPr>
-        <w:t>allow-read</w:t>
-      </w:r>
-      <w:proofErr w:type="spellEnd"/>
-      <w:r>
-        <w:rPr>
-          <w:rFonts w:ascii="Times New Roman" w:eastAsia="sans-serif" w:hAnsi="Times New Roman" w:cs="Times New Roman"/>
-          <w:sz w:val="24"/>
-          <w:szCs w:val="24"/>
-        </w:rPr>
-        <w:t>: Habilita la lectura de los archivos del proyecto y la carga dinámica de módulos de dependencias.</w:t>
+        <w:t>--allow-read: Habilita la lectura de los archivos del proyecto y la carga dinámica de módulos de dependencias.</w:t>
       </w:r>
     </w:p>
     <w:p>
@@ -12319,43 +10686,7 @@
           <w:sz w:val="24"/>
           <w:szCs w:val="24"/>
         </w:rPr>
-        <w:t>--</w:t>
-      </w:r>
-      <w:proofErr w:type="spellStart"/>
-      <w:r>
-        <w:rPr>
-          <w:rFonts w:ascii="Times New Roman" w:eastAsia="sans-serif" w:hAnsi="Times New Roman" w:cs="Times New Roman"/>
-          <w:sz w:val="24"/>
-          <w:szCs w:val="24"/>
-        </w:rPr>
-        <w:t>allow-sys</w:t>
-      </w:r>
-      <w:proofErr w:type="spellEnd"/>
-      <w:r>
-        <w:rPr>
-          <w:rFonts w:ascii="Times New Roman" w:eastAsia="sans-serif" w:hAnsi="Times New Roman" w:cs="Times New Roman"/>
-          <w:sz w:val="24"/>
-          <w:szCs w:val="24"/>
-        </w:rPr>
-        <w:t xml:space="preserve">: Otorga facultades al </w:t>
-      </w:r>
-      <w:proofErr w:type="spellStart"/>
-      <w:r>
-        <w:rPr>
-          <w:rFonts w:ascii="Times New Roman" w:eastAsia="sans-serif" w:hAnsi="Times New Roman" w:cs="Times New Roman"/>
-          <w:sz w:val="24"/>
-          <w:szCs w:val="24"/>
-        </w:rPr>
-        <w:t>runtime</w:t>
-      </w:r>
-      <w:proofErr w:type="spellEnd"/>
-      <w:r>
-        <w:rPr>
-          <w:rFonts w:ascii="Times New Roman" w:eastAsia="sans-serif" w:hAnsi="Times New Roman" w:cs="Times New Roman"/>
-          <w:sz w:val="24"/>
-          <w:szCs w:val="24"/>
-        </w:rPr>
-        <w:t xml:space="preserve"> para interactuar con llamadas del sistema operativo, optimizando el rendimiento de las conexiones de red locales.</w:t>
+        <w:t>--allow-sys: Otorga facultades al runtime para interactuar con llamadas del sistema operativo, optimizando el rendimiento de las conexiones de red locales.</w:t>
       </w:r>
     </w:p>
     <w:p/>
@@ -16223,6 +14554,119 @@
     </w:lvl>
   </w:abstractNum>
   <w:abstractNum w:abstractNumId="32" w15:restartNumberingAfterBreak="0">
+    <w:nsid w:val="5D2A5099"/>
+    <w:multiLevelType w:val="hybridMultilevel"/>
+    <w:tmpl w:val="C4B60126"/>
+    <w:lvl w:ilvl="0" w:tplc="E188B63C">
+      <w:start w:val="7"/>
+      <w:numFmt w:val="bullet"/>
+      <w:lvlText w:val=""/>
+      <w:lvlJc w:val="left"/>
+      <w:pPr>
+        <w:ind w:left="720" w:hanging="360"/>
+      </w:pPr>
+      <w:rPr>
+        <w:rFonts w:ascii="Wingdings" w:eastAsia="sans-serif" w:hAnsi="Wingdings" w:cs="Times New Roman" w:hint="default"/>
+      </w:rPr>
+    </w:lvl>
+    <w:lvl w:ilvl="1" w:tplc="340A0003" w:tentative="1">
+      <w:start w:val="1"/>
+      <w:numFmt w:val="bullet"/>
+      <w:lvlText w:val="o"/>
+      <w:lvlJc w:val="left"/>
+      <w:pPr>
+        <w:ind w:left="1440" w:hanging="360"/>
+      </w:pPr>
+      <w:rPr>
+        <w:rFonts w:ascii="Courier New" w:hAnsi="Courier New" w:cs="Courier New" w:hint="default"/>
+      </w:rPr>
+    </w:lvl>
+    <w:lvl w:ilvl="2" w:tplc="340A0005" w:tentative="1">
+      <w:start w:val="1"/>
+      <w:numFmt w:val="bullet"/>
+      <w:lvlText w:val=""/>
+      <w:lvlJc w:val="left"/>
+      <w:pPr>
+        <w:ind w:left="2160" w:hanging="360"/>
+      </w:pPr>
+      <w:rPr>
+        <w:rFonts w:ascii="Wingdings" w:hAnsi="Wingdings" w:hint="default"/>
+      </w:rPr>
+    </w:lvl>
+    <w:lvl w:ilvl="3" w:tplc="340A0001" w:tentative="1">
+      <w:start w:val="1"/>
+      <w:numFmt w:val="bullet"/>
+      <w:lvlText w:val=""/>
+      <w:lvlJc w:val="left"/>
+      <w:pPr>
+        <w:ind w:left="2880" w:hanging="360"/>
+      </w:pPr>
+      <w:rPr>
+        <w:rFonts w:ascii="Symbol" w:hAnsi="Symbol" w:hint="default"/>
+      </w:rPr>
+    </w:lvl>
+    <w:lvl w:ilvl="4" w:tplc="340A0003" w:tentative="1">
+      <w:start w:val="1"/>
+      <w:numFmt w:val="bullet"/>
+      <w:lvlText w:val="o"/>
+      <w:lvlJc w:val="left"/>
+      <w:pPr>
+        <w:ind w:left="3600" w:hanging="360"/>
+      </w:pPr>
+      <w:rPr>
+        <w:rFonts w:ascii="Courier New" w:hAnsi="Courier New" w:cs="Courier New" w:hint="default"/>
+      </w:rPr>
+    </w:lvl>
+    <w:lvl w:ilvl="5" w:tplc="340A0005" w:tentative="1">
+      <w:start w:val="1"/>
+      <w:numFmt w:val="bullet"/>
+      <w:lvlText w:val=""/>
+      <w:lvlJc w:val="left"/>
+      <w:pPr>
+        <w:ind w:left="4320" w:hanging="360"/>
+      </w:pPr>
+      <w:rPr>
+        <w:rFonts w:ascii="Wingdings" w:hAnsi="Wingdings" w:hint="default"/>
+      </w:rPr>
+    </w:lvl>
+    <w:lvl w:ilvl="6" w:tplc="340A0001" w:tentative="1">
+      <w:start w:val="1"/>
+      <w:numFmt w:val="bullet"/>
+      <w:lvlText w:val=""/>
+      <w:lvlJc w:val="left"/>
+      <w:pPr>
+        <w:ind w:left="5040" w:hanging="360"/>
+      </w:pPr>
+      <w:rPr>
+        <w:rFonts w:ascii="Symbol" w:hAnsi="Symbol" w:hint="default"/>
+      </w:rPr>
+    </w:lvl>
+    <w:lvl w:ilvl="7" w:tplc="340A0003" w:tentative="1">
+      <w:start w:val="1"/>
+      <w:numFmt w:val="bullet"/>
+      <w:lvlText w:val="o"/>
+      <w:lvlJc w:val="left"/>
+      <w:pPr>
+        <w:ind w:left="5760" w:hanging="360"/>
+      </w:pPr>
+      <w:rPr>
+        <w:rFonts w:ascii="Courier New" w:hAnsi="Courier New" w:cs="Courier New" w:hint="default"/>
+      </w:rPr>
+    </w:lvl>
+    <w:lvl w:ilvl="8" w:tplc="340A0005" w:tentative="1">
+      <w:start w:val="1"/>
+      <w:numFmt w:val="bullet"/>
+      <w:lvlText w:val=""/>
+      <w:lvlJc w:val="left"/>
+      <w:pPr>
+        <w:ind w:left="6480" w:hanging="360"/>
+      </w:pPr>
+      <w:rPr>
+        <w:rFonts w:ascii="Wingdings" w:hAnsi="Wingdings" w:hint="default"/>
+      </w:rPr>
+    </w:lvl>
+  </w:abstractNum>
+  <w:abstractNum w:abstractNumId="33" w15:restartNumberingAfterBreak="0">
     <w:nsid w:val="5ED679DF"/>
     <w:multiLevelType w:val="multilevel"/>
     <w:tmpl w:val="700866BE"/>
@@ -16371,7 +14815,7 @@
       </w:rPr>
     </w:lvl>
   </w:abstractNum>
-  <w:abstractNum w:abstractNumId="33" w15:restartNumberingAfterBreak="0">
+  <w:abstractNum w:abstractNumId="34" w15:restartNumberingAfterBreak="0">
     <w:nsid w:val="60A43E8A"/>
     <w:multiLevelType w:val="multilevel"/>
     <w:tmpl w:val="D84EC994"/>
@@ -16520,7 +14964,7 @@
       </w:rPr>
     </w:lvl>
   </w:abstractNum>
-  <w:abstractNum w:abstractNumId="34" w15:restartNumberingAfterBreak="0">
+  <w:abstractNum w:abstractNumId="35" w15:restartNumberingAfterBreak="0">
     <w:nsid w:val="68524FF7"/>
     <w:multiLevelType w:val="multilevel"/>
     <w:tmpl w:val="008A00BA"/>
@@ -16669,7 +15113,7 @@
       </w:rPr>
     </w:lvl>
   </w:abstractNum>
-  <w:abstractNum w:abstractNumId="35" w15:restartNumberingAfterBreak="0">
+  <w:abstractNum w:abstractNumId="36" w15:restartNumberingAfterBreak="0">
     <w:nsid w:val="6BA031AA"/>
     <w:multiLevelType w:val="multilevel"/>
     <w:tmpl w:val="F5A2DB9E"/>
@@ -16818,7 +15262,7 @@
       </w:rPr>
     </w:lvl>
   </w:abstractNum>
-  <w:abstractNum w:abstractNumId="36" w15:restartNumberingAfterBreak="0">
+  <w:abstractNum w:abstractNumId="37" w15:restartNumberingAfterBreak="0">
     <w:nsid w:val="6CE37A2B"/>
     <w:multiLevelType w:val="hybridMultilevel"/>
     <w:tmpl w:val="5524D448"/>
@@ -16931,7 +15375,7 @@
       </w:rPr>
     </w:lvl>
   </w:abstractNum>
-  <w:abstractNum w:abstractNumId="37" w15:restartNumberingAfterBreak="0">
+  <w:abstractNum w:abstractNumId="38" w15:restartNumberingAfterBreak="0">
     <w:nsid w:val="6D453698"/>
     <w:multiLevelType w:val="hybridMultilevel"/>
     <w:tmpl w:val="0E6A5802"/>
@@ -17044,7 +15488,7 @@
       </w:rPr>
     </w:lvl>
   </w:abstractNum>
-  <w:abstractNum w:abstractNumId="38" w15:restartNumberingAfterBreak="0">
+  <w:abstractNum w:abstractNumId="39" w15:restartNumberingAfterBreak="0">
     <w:nsid w:val="70E55A0A"/>
     <w:multiLevelType w:val="multilevel"/>
     <w:tmpl w:val="F2DA3330"/>
@@ -17193,7 +15637,7 @@
       </w:rPr>
     </w:lvl>
   </w:abstractNum>
-  <w:abstractNum w:abstractNumId="39" w15:restartNumberingAfterBreak="0">
+  <w:abstractNum w:abstractNumId="40" w15:restartNumberingAfterBreak="0">
     <w:nsid w:val="71912755"/>
     <w:multiLevelType w:val="hybridMultilevel"/>
     <w:tmpl w:val="3F7E401A"/>
@@ -17283,7 +15727,7 @@
       </w:pPr>
     </w:lvl>
   </w:abstractNum>
-  <w:abstractNum w:abstractNumId="40" w15:restartNumberingAfterBreak="0">
+  <w:abstractNum w:abstractNumId="41" w15:restartNumberingAfterBreak="0">
     <w:nsid w:val="72587701"/>
     <w:multiLevelType w:val="multilevel"/>
     <w:tmpl w:val="5AF496E0"/>
@@ -17432,7 +15876,7 @@
       </w:rPr>
     </w:lvl>
   </w:abstractNum>
-  <w:abstractNum w:abstractNumId="41" w15:restartNumberingAfterBreak="0">
+  <w:abstractNum w:abstractNumId="42" w15:restartNumberingAfterBreak="0">
     <w:nsid w:val="73443F42"/>
     <w:multiLevelType w:val="hybridMultilevel"/>
     <w:tmpl w:val="A9521B40"/>
@@ -17521,7 +15965,7 @@
       </w:pPr>
     </w:lvl>
   </w:abstractNum>
-  <w:abstractNum w:abstractNumId="42" w15:restartNumberingAfterBreak="0">
+  <w:abstractNum w:abstractNumId="43" w15:restartNumberingAfterBreak="0">
     <w:nsid w:val="7AB10F7F"/>
     <w:multiLevelType w:val="hybridMultilevel"/>
     <w:tmpl w:val="F272BA6A"/>
@@ -17610,7 +16054,7 @@
       </w:pPr>
     </w:lvl>
   </w:abstractNum>
-  <w:abstractNum w:abstractNumId="43" w15:restartNumberingAfterBreak="0">
+  <w:abstractNum w:abstractNumId="44" w15:restartNumberingAfterBreak="0">
     <w:nsid w:val="7C510837"/>
     <w:multiLevelType w:val="multilevel"/>
     <w:tmpl w:val="9B708270"/>
@@ -17759,7 +16203,7 @@
       </w:rPr>
     </w:lvl>
   </w:abstractNum>
-  <w:abstractNum w:abstractNumId="44" w15:restartNumberingAfterBreak="0">
+  <w:abstractNum w:abstractNumId="45" w15:restartNumberingAfterBreak="0">
     <w:nsid w:val="7D3657F5"/>
     <w:multiLevelType w:val="multilevel"/>
     <w:tmpl w:val="359281DE"/>
@@ -17908,7 +16352,7 @@
       </w:rPr>
     </w:lvl>
   </w:abstractNum>
-  <w:abstractNum w:abstractNumId="45" w15:restartNumberingAfterBreak="0">
+  <w:abstractNum w:abstractNumId="46" w15:restartNumberingAfterBreak="0">
     <w:nsid w:val="7EE324C3"/>
     <w:multiLevelType w:val="hybridMultilevel"/>
     <w:tmpl w:val="0936AE0E"/>
@@ -18021,7 +16465,7 @@
       </w:rPr>
     </w:lvl>
   </w:abstractNum>
-  <w:abstractNum w:abstractNumId="46" w15:restartNumberingAfterBreak="0">
+  <w:abstractNum w:abstractNumId="47" w15:restartNumberingAfterBreak="0">
     <w:nsid w:val="7FC50229"/>
     <w:multiLevelType w:val="hybridMultilevel"/>
     <w:tmpl w:val="BE16F9C2"/>
@@ -18135,7 +16579,7 @@
     </w:lvl>
   </w:abstractNum>
   <w:num w:numId="1" w16cid:durableId="941835708">
-    <w:abstractNumId w:val="37"/>
+    <w:abstractNumId w:val="38"/>
   </w:num>
   <w:num w:numId="2" w16cid:durableId="829366375">
     <w:abstractNumId w:val="20"/>
@@ -18153,7 +16597,7 @@
     <w:abstractNumId w:val="23"/>
   </w:num>
   <w:num w:numId="7" w16cid:durableId="120421541">
-    <w:abstractNumId w:val="32"/>
+    <w:abstractNumId w:val="33"/>
   </w:num>
   <w:num w:numId="8" w16cid:durableId="724261491">
     <w:abstractNumId w:val="6"/>
@@ -18165,7 +16609,7 @@
     <w:abstractNumId w:val="15"/>
   </w:num>
   <w:num w:numId="11" w16cid:durableId="1851484430">
-    <w:abstractNumId w:val="45"/>
+    <w:abstractNumId w:val="46"/>
   </w:num>
   <w:num w:numId="12" w16cid:durableId="1363440318">
     <w:abstractNumId w:val="16"/>
@@ -18180,16 +16624,16 @@
     <w:abstractNumId w:val="25"/>
   </w:num>
   <w:num w:numId="16" w16cid:durableId="520705037">
-    <w:abstractNumId w:val="34"/>
+    <w:abstractNumId w:val="35"/>
   </w:num>
   <w:num w:numId="17" w16cid:durableId="20013845">
-    <w:abstractNumId w:val="46"/>
+    <w:abstractNumId w:val="47"/>
   </w:num>
   <w:num w:numId="18" w16cid:durableId="2012676178">
     <w:abstractNumId w:val="22"/>
   </w:num>
   <w:num w:numId="19" w16cid:durableId="1906985577">
-    <w:abstractNumId w:val="33"/>
+    <w:abstractNumId w:val="34"/>
   </w:num>
   <w:num w:numId="20" w16cid:durableId="319966056">
     <w:abstractNumId w:val="30"/>
@@ -18198,13 +16642,13 @@
     <w:abstractNumId w:val="3"/>
   </w:num>
   <w:num w:numId="22" w16cid:durableId="1505632671">
-    <w:abstractNumId w:val="40"/>
+    <w:abstractNumId w:val="41"/>
   </w:num>
   <w:num w:numId="23" w16cid:durableId="1345479976">
-    <w:abstractNumId w:val="44"/>
+    <w:abstractNumId w:val="45"/>
   </w:num>
   <w:num w:numId="24" w16cid:durableId="1722249824">
-    <w:abstractNumId w:val="35"/>
+    <w:abstractNumId w:val="36"/>
   </w:num>
   <w:num w:numId="25" w16cid:durableId="2052877469">
     <w:abstractNumId w:val="9"/>
@@ -18213,13 +16657,13 @@
     <w:abstractNumId w:val="4"/>
   </w:num>
   <w:num w:numId="27" w16cid:durableId="1052770822">
-    <w:abstractNumId w:val="43"/>
+    <w:abstractNumId w:val="44"/>
   </w:num>
   <w:num w:numId="28" w16cid:durableId="482426087">
     <w:abstractNumId w:val="27"/>
   </w:num>
   <w:num w:numId="29" w16cid:durableId="2146072540">
-    <w:abstractNumId w:val="38"/>
+    <w:abstractNumId w:val="39"/>
   </w:num>
   <w:num w:numId="30" w16cid:durableId="142356773">
     <w:abstractNumId w:val="17"/>
@@ -18234,7 +16678,7 @@
     <w:abstractNumId w:val="8"/>
   </w:num>
   <w:num w:numId="33" w16cid:durableId="1729109739">
-    <w:abstractNumId w:val="41"/>
+    <w:abstractNumId w:val="42"/>
   </w:num>
   <w:num w:numId="34" w16cid:durableId="1797985903">
     <w:abstractNumId w:val="18"/>
@@ -18243,7 +16687,7 @@
     <w:abstractNumId w:val="0"/>
   </w:num>
   <w:num w:numId="36" w16cid:durableId="2022122792">
-    <w:abstractNumId w:val="42"/>
+    <w:abstractNumId w:val="43"/>
   </w:num>
   <w:num w:numId="37" w16cid:durableId="872814408">
     <w:abstractNumId w:val="2"/>
@@ -18255,7 +16699,7 @@
     <w:abstractNumId w:val="28"/>
   </w:num>
   <w:num w:numId="40" w16cid:durableId="606279558">
-    <w:abstractNumId w:val="39"/>
+    <w:abstractNumId w:val="40"/>
   </w:num>
   <w:num w:numId="41" w16cid:durableId="18048055">
     <w:abstractNumId w:val="29"/>
@@ -18273,10 +16717,13 @@
     <w:abstractNumId w:val="21"/>
   </w:num>
   <w:num w:numId="46" w16cid:durableId="923300178">
-    <w:abstractNumId w:val="36"/>
+    <w:abstractNumId w:val="37"/>
   </w:num>
   <w:num w:numId="47" w16cid:durableId="819882901">
     <w:abstractNumId w:val="11"/>
+  </w:num>
+  <w:num w:numId="48" w16cid:durableId="1089958768">
+    <w:abstractNumId w:val="32"/>
   </w:num>
 </w:numbering>
 </file>
@@ -18882,7 +17329,6 @@
   <w:style w:type="character" w:default="1" w:styleId="Fuentedeprrafopredeter">
     <w:name w:val="Default Paragraph Font"/>
     <w:uiPriority w:val="1"/>
-    <w:semiHidden/>
     <w:unhideWhenUsed/>
   </w:style>
   <w:style w:type="table" w:default="1" w:styleId="Tablanormal">
